--- a/plugin/skills/docx-footnotes/assets/sablon-casa.docx
+++ b/plugin/skills/docx-footnotes/assets/sablon-casa.docx
@@ -1,14 +1,14 @@
 
 <file path=word/document.xml><?xml version="1.0" encoding="utf-8"?>
-<w:document xmlns:ns1="http://schemas.openxmlformats.org/markup-compatibility/2006" xmlns:ns2="http://schemas.openxmlformats.org/officeDocument/2006/relationships" xmlns:w="http://schemas.openxmlformats.org/wordprocessingml/2006/main" ns1:Ignorable="w14 w15 w16se w16cid w16 w16cex w16sdtdh wp14">
+<w:document xmlns:ns1="http://schemas.openxmlformats.org/markup-compatibility/2006" xmlns:ns2="http://schemas.openxmlformats.org/officeDocument/2006/relationships" xmlns:w="http://schemas.openxmlformats.org/wordprocessingml/2006/main" ns1:Ignorable="w14 w15 w16se w16cid w16 w16cex w16sdtdh w16sdtfl w16du wp14">
   <w:body>
     <w:p/>
     <w:sectPr>
-      <w:footerReference w:type="default" ns2:id="rId12"/>
-      <w:headerReference w:type="first" ns2:id="rId13"/>
-      <w:footerReference w:type="first" ns2:id="rId14"/>
+      <w:footerReference w:type="default" ns2:id="rId9"/>
+      <w:headerReference w:type="first" ns2:id="rId10"/>
+      <w:footerReference w:type="first" ns2:id="rId11"/>
       <w:pgSz w:w="11907" w:h="16839" w:code="9"/>
-      <w:pgMar w:top="1134" w:right="851" w:bottom="403" w:left="1985" w:header="1584" w:footer="432" w:gutter="0"/>
+      <w:pgMar w:top="1134" w:right="851" w:bottom="403" w:left="1985" w:header="1440" w:footer="0" w:gutter="0"/>
       <w:cols w:space="720"/>
       <w:titlePg/>
       <w:docGrid w:linePitch="360"/>
@@ -18,7 +18,7 @@
 </file>
 
 <file path=word/endnotes.xml><?xml version="1.0" encoding="utf-8"?>
-<w:endnotes xmlns:wpc="http://schemas.microsoft.com/office/word/2010/wordprocessingCanvas" xmlns:cx="http://schemas.microsoft.com/office/drawing/2014/chartex" xmlns:cx1="http://schemas.microsoft.com/office/drawing/2015/9/8/chartex" xmlns:cx2="http://schemas.microsoft.com/office/drawing/2015/10/21/chartex" xmlns:cx3="http://schemas.microsoft.com/office/drawing/2016/5/9/chartex" xmlns:cx4="http://schemas.microsoft.com/office/drawing/2016/5/10/chartex" xmlns:cx5="http://schemas.microsoft.com/office/drawing/2016/5/11/chartex" xmlns:cx6="http://schemas.microsoft.com/office/drawing/2016/5/12/chartex" xmlns:cx7="http://schemas.microsoft.com/office/drawing/2016/5/13/chartex" xmlns:cx8="http://schemas.microsoft.com/office/drawing/2016/5/14/chartex" xmlns:mc="http://schemas.openxmlformats.org/markup-compatibility/2006" xmlns:aink="http://schemas.microsoft.com/office/drawing/2016/ink" xmlns:am3d="http://schemas.microsoft.com/office/drawing/2017/model3d" xmlns:o="urn:schemas-microsoft-com:office:office" xmlns:oel="http://schemas.microsoft.com/office/2019/extlst" xmlns:r="http://schemas.openxmlformats.org/officeDocument/2006/relationships" xmlns:m="http://schemas.openxmlformats.org/officeDocument/2006/math" xmlns:v="urn:schemas-microsoft-com:vml" xmlns:wp14="http://schemas.microsoft.com/office/word/2010/wordprocessingDrawing" xmlns:wp="http://schemas.openxmlformats.org/drawingml/2006/wordprocessingDrawing" xmlns:w10="urn:schemas-microsoft-com:office:word" xmlns:w="http://schemas.openxmlformats.org/wordprocessingml/2006/main" xmlns:w14="http://schemas.microsoft.com/office/word/2010/wordml" xmlns:w15="http://schemas.microsoft.com/office/word/2012/wordml" xmlns:w16cex="http://schemas.microsoft.com/office/word/2018/wordml/cex" xmlns:w16cid="http://schemas.microsoft.com/office/word/2016/wordml/cid" xmlns:w16="http://schemas.microsoft.com/office/word/2018/wordml" xmlns:w16du="http://schemas.microsoft.com/office/word/2023/wordml/word16du" xmlns:w16sdtdh="http://schemas.microsoft.com/office/word/2020/wordml/sdtdatahash" xmlns:w16se="http://schemas.microsoft.com/office/word/2015/wordml/symex" xmlns:wpg="http://schemas.microsoft.com/office/word/2010/wordprocessingGroup" xmlns:wpi="http://schemas.microsoft.com/office/word/2010/wordprocessingInk" xmlns:wne="http://schemas.microsoft.com/office/word/2006/wordml" xmlns:wps="http://schemas.microsoft.com/office/word/2010/wordprocessingShape" mc:Ignorable="w14 w15 w16se w16cid w16 w16cex w16sdtdh wp14">
+<w:endnotes xmlns:wpc="http://schemas.microsoft.com/office/word/2010/wordprocessingCanvas" xmlns:cx="http://schemas.microsoft.com/office/drawing/2014/chartex" xmlns:cx1="http://schemas.microsoft.com/office/drawing/2015/9/8/chartex" xmlns:cx2="http://schemas.microsoft.com/office/drawing/2015/10/21/chartex" xmlns:cx3="http://schemas.microsoft.com/office/drawing/2016/5/9/chartex" xmlns:cx4="http://schemas.microsoft.com/office/drawing/2016/5/10/chartex" xmlns:cx5="http://schemas.microsoft.com/office/drawing/2016/5/11/chartex" xmlns:cx6="http://schemas.microsoft.com/office/drawing/2016/5/12/chartex" xmlns:cx7="http://schemas.microsoft.com/office/drawing/2016/5/13/chartex" xmlns:cx8="http://schemas.microsoft.com/office/drawing/2016/5/14/chartex" xmlns:mc="http://schemas.openxmlformats.org/markup-compatibility/2006" xmlns:aink="http://schemas.microsoft.com/office/drawing/2016/ink" xmlns:am3d="http://schemas.microsoft.com/office/drawing/2017/model3d" xmlns:o="urn:schemas-microsoft-com:office:office" xmlns:oel="http://schemas.microsoft.com/office/2019/extlst" xmlns:r="http://schemas.openxmlformats.org/officeDocument/2006/relationships" xmlns:m="http://schemas.openxmlformats.org/officeDocument/2006/math" xmlns:v="urn:schemas-microsoft-com:vml" xmlns:wp14="http://schemas.microsoft.com/office/word/2010/wordprocessingDrawing" xmlns:wp="http://schemas.openxmlformats.org/drawingml/2006/wordprocessingDrawing" xmlns:w10="urn:schemas-microsoft-com:office:word" xmlns:w="http://schemas.openxmlformats.org/wordprocessingml/2006/main" xmlns:w14="http://schemas.microsoft.com/office/word/2010/wordml" xmlns:w15="http://schemas.microsoft.com/office/word/2012/wordml" xmlns:w16cex="http://schemas.microsoft.com/office/word/2018/wordml/cex" xmlns:w16cid="http://schemas.microsoft.com/office/word/2016/wordml/cid" xmlns:w16="http://schemas.microsoft.com/office/word/2018/wordml" xmlns:w16du="http://schemas.microsoft.com/office/word/2023/wordml/word16du" xmlns:w16sdtdh="http://schemas.microsoft.com/office/word/2020/wordml/sdtdatahash" xmlns:w16sdtfl="http://schemas.microsoft.com/office/word/2024/wordml/sdtformatlock" xmlns:w16se="http://schemas.microsoft.com/office/word/2015/wordml/symex" xmlns:wpg="http://schemas.microsoft.com/office/word/2010/wordprocessingGroup" xmlns:wpi="http://schemas.microsoft.com/office/word/2010/wordprocessingInk" xmlns:wne="http://schemas.microsoft.com/office/word/2006/wordml" xmlns:wps="http://schemas.microsoft.com/office/word/2010/wordprocessingShape" mc:Ignorable="w14 w15 w16se w16cid w16 w16cex w16sdtdh w16sdtfl w16du wp14">
   <w:endnote w:type="separator" w:id="-1">
     <w:p>
       <w:r>
@@ -37,11 +37,11 @@
 </file>
 
 <file path=word/footer1.xml><?xml version="1.0" encoding="utf-8"?>
-<w:ftr xmlns:wpc="http://schemas.microsoft.com/office/word/2010/wordprocessingCanvas" xmlns:cx="http://schemas.microsoft.com/office/drawing/2014/chartex" xmlns:cx1="http://schemas.microsoft.com/office/drawing/2015/9/8/chartex" xmlns:cx2="http://schemas.microsoft.com/office/drawing/2015/10/21/chartex" xmlns:cx3="http://schemas.microsoft.com/office/drawing/2016/5/9/chartex" xmlns:cx4="http://schemas.microsoft.com/office/drawing/2016/5/10/chartex" xmlns:cx5="http://schemas.microsoft.com/office/drawing/2016/5/11/chartex" xmlns:cx6="http://schemas.microsoft.com/office/drawing/2016/5/12/chartex" xmlns:cx7="http://schemas.microsoft.com/office/drawing/2016/5/13/chartex" xmlns:cx8="http://schemas.microsoft.com/office/drawing/2016/5/14/chartex" xmlns:mc="http://schemas.openxmlformats.org/markup-compatibility/2006" xmlns:aink="http://schemas.microsoft.com/office/drawing/2016/ink" xmlns:am3d="http://schemas.microsoft.com/office/drawing/2017/model3d" xmlns:o="urn:schemas-microsoft-com:office:office" xmlns:oel="http://schemas.microsoft.com/office/2019/extlst" xmlns:r="http://schemas.openxmlformats.org/officeDocument/2006/relationships" xmlns:m="http://schemas.openxmlformats.org/officeDocument/2006/math" xmlns:v="urn:schemas-microsoft-com:vml" xmlns:wp14="http://schemas.microsoft.com/office/word/2010/wordprocessingDrawing" xmlns:wp="http://schemas.openxmlformats.org/drawingml/2006/wordprocessingDrawing" xmlns:w10="urn:schemas-microsoft-com:office:word" xmlns:w="http://schemas.openxmlformats.org/wordprocessingml/2006/main" xmlns:w14="http://schemas.microsoft.com/office/word/2010/wordml" xmlns:w15="http://schemas.microsoft.com/office/word/2012/wordml" xmlns:w16cex="http://schemas.microsoft.com/office/word/2018/wordml/cex" xmlns:w16cid="http://schemas.microsoft.com/office/word/2016/wordml/cid" xmlns:w16="http://schemas.microsoft.com/office/word/2018/wordml" xmlns:w16du="http://schemas.microsoft.com/office/word/2023/wordml/word16du" xmlns:w16sdtdh="http://schemas.microsoft.com/office/word/2020/wordml/sdtdatahash" xmlns:w16se="http://schemas.microsoft.com/office/word/2015/wordml/symex" xmlns:wpg="http://schemas.microsoft.com/office/word/2010/wordprocessingGroup" xmlns:wpi="http://schemas.microsoft.com/office/word/2010/wordprocessingInk" xmlns:wne="http://schemas.microsoft.com/office/word/2006/wordml" xmlns:wps="http://schemas.microsoft.com/office/word/2010/wordprocessingShape" mc:Ignorable="w14 w15 w16se w16cid w16 w16cex w16sdtdh wp14">
+<w:ftr xmlns:wpc="http://schemas.microsoft.com/office/word/2010/wordprocessingCanvas" xmlns:cx="http://schemas.microsoft.com/office/drawing/2014/chartex" xmlns:cx1="http://schemas.microsoft.com/office/drawing/2015/9/8/chartex" xmlns:cx2="http://schemas.microsoft.com/office/drawing/2015/10/21/chartex" xmlns:cx3="http://schemas.microsoft.com/office/drawing/2016/5/9/chartex" xmlns:cx4="http://schemas.microsoft.com/office/drawing/2016/5/10/chartex" xmlns:cx5="http://schemas.microsoft.com/office/drawing/2016/5/11/chartex" xmlns:cx6="http://schemas.microsoft.com/office/drawing/2016/5/12/chartex" xmlns:cx7="http://schemas.microsoft.com/office/drawing/2016/5/13/chartex" xmlns:cx8="http://schemas.microsoft.com/office/drawing/2016/5/14/chartex" xmlns:mc="http://schemas.openxmlformats.org/markup-compatibility/2006" xmlns:aink="http://schemas.microsoft.com/office/drawing/2016/ink" xmlns:am3d="http://schemas.microsoft.com/office/drawing/2017/model3d" xmlns:o="urn:schemas-microsoft-com:office:office" xmlns:oel="http://schemas.microsoft.com/office/2019/extlst" xmlns:r="http://schemas.openxmlformats.org/officeDocument/2006/relationships" xmlns:m="http://schemas.openxmlformats.org/officeDocument/2006/math" xmlns:v="urn:schemas-microsoft-com:vml" xmlns:wp14="http://schemas.microsoft.com/office/word/2010/wordprocessingDrawing" xmlns:wp="http://schemas.openxmlformats.org/drawingml/2006/wordprocessingDrawing" xmlns:w10="urn:schemas-microsoft-com:office:word" xmlns:w="http://schemas.openxmlformats.org/wordprocessingml/2006/main" xmlns:w14="http://schemas.microsoft.com/office/word/2010/wordml" xmlns:w15="http://schemas.microsoft.com/office/word/2012/wordml" xmlns:w16cex="http://schemas.microsoft.com/office/word/2018/wordml/cex" xmlns:w16cid="http://schemas.microsoft.com/office/word/2016/wordml/cid" xmlns:w16="http://schemas.microsoft.com/office/word/2018/wordml" xmlns:w16du="http://schemas.microsoft.com/office/word/2023/wordml/word16du" xmlns:w16sdtdh="http://schemas.microsoft.com/office/word/2020/wordml/sdtdatahash" xmlns:w16sdtfl="http://schemas.microsoft.com/office/word/2024/wordml/sdtformatlock" xmlns:w16se="http://schemas.microsoft.com/office/word/2015/wordml/symex" xmlns:wpg="http://schemas.microsoft.com/office/word/2010/wordprocessingGroup" xmlns:wpi="http://schemas.microsoft.com/office/word/2010/wordprocessingInk" xmlns:wne="http://schemas.microsoft.com/office/word/2006/wordml" xmlns:wps="http://schemas.microsoft.com/office/word/2010/wordprocessingShape" mc:Ignorable="w14 w15 w16se w16cid w16 w16cex w16sdtdh w16sdtfl w16du wp14">
   <w:tbl>
     <w:tblPr>
-      <w:tblW w:w="3934" w:type="dxa"/>
-      <w:tblInd w:w="6007" w:type="dxa"/>
+      <w:tblW w:w="7597" w:type="dxa"/>
+      <w:tblInd w:w="2005" w:type="dxa"/>
       <w:tblCellMar>
         <w:left w:w="0" w:type="dxa"/>
         <w:right w:w="0" w:type="dxa"/>
@@ -51,6 +51,10 @@
     <w:tblGrid>
       <w:gridCol w:w="1800"/>
       <w:gridCol w:w="2134"/>
+      <w:gridCol w:w="1200"/>
+      <w:gridCol w:w="1200"/>
+      <w:gridCol w:w="1200"/>
+      <w:gridCol w:w="63"/>
     </w:tblGrid>
     <w:tr>
       <w:trPr>
@@ -131,6 +135,46 @@
           </w:r>
         </w:p>
       </w:tc>
+      <w:tc>
+        <w:tcPr>
+          <w:tcW w:w="1200" w:type="dxa"/>
+        </w:tcPr>
+        <w:p>
+          <w:pPr>
+            <w:pStyle w:val="Reporttableright"/>
+          </w:pPr>
+        </w:p>
+      </w:tc>
+      <w:tc>
+        <w:tcPr>
+          <w:tcW w:w="1200" w:type="dxa"/>
+        </w:tcPr>
+        <w:p>
+          <w:pPr>
+            <w:pStyle w:val="Reporttableleft"/>
+          </w:pPr>
+        </w:p>
+      </w:tc>
+      <w:tc>
+        <w:tcPr>
+          <w:tcW w:w="1200" w:type="dxa"/>
+        </w:tcPr>
+        <w:p>
+          <w:pPr>
+            <w:pStyle w:val="Reporttableright"/>
+          </w:pPr>
+        </w:p>
+      </w:tc>
+      <w:tc>
+        <w:tcPr>
+          <w:tcW w:w="63" w:type="dxa"/>
+        </w:tcPr>
+        <w:p>
+          <w:pPr>
+            <w:pStyle w:val="Reporttableleft"/>
+          </w:pPr>
+        </w:p>
+      </w:tc>
     </w:tr>
   </w:tbl>
   <w:p/>
@@ -138,11 +182,11 @@
 </file>
 
 <file path=word/footer2.xml><?xml version="1.0" encoding="utf-8"?>
-<w:ftr xmlns:wpc="http://schemas.microsoft.com/office/word/2010/wordprocessingCanvas" xmlns:cx="http://schemas.microsoft.com/office/drawing/2014/chartex" xmlns:cx1="http://schemas.microsoft.com/office/drawing/2015/9/8/chartex" xmlns:cx2="http://schemas.microsoft.com/office/drawing/2015/10/21/chartex" xmlns:cx3="http://schemas.microsoft.com/office/drawing/2016/5/9/chartex" xmlns:cx4="http://schemas.microsoft.com/office/drawing/2016/5/10/chartex" xmlns:cx5="http://schemas.microsoft.com/office/drawing/2016/5/11/chartex" xmlns:cx6="http://schemas.microsoft.com/office/drawing/2016/5/12/chartex" xmlns:cx7="http://schemas.microsoft.com/office/drawing/2016/5/13/chartex" xmlns:cx8="http://schemas.microsoft.com/office/drawing/2016/5/14/chartex" xmlns:mc="http://schemas.openxmlformats.org/markup-compatibility/2006" xmlns:aink="http://schemas.microsoft.com/office/drawing/2016/ink" xmlns:am3d="http://schemas.microsoft.com/office/drawing/2017/model3d" xmlns:o="urn:schemas-microsoft-com:office:office" xmlns:oel="http://schemas.microsoft.com/office/2019/extlst" xmlns:r="http://schemas.openxmlformats.org/officeDocument/2006/relationships" xmlns:m="http://schemas.openxmlformats.org/officeDocument/2006/math" xmlns:v="urn:schemas-microsoft-com:vml" xmlns:wp14="http://schemas.microsoft.com/office/word/2010/wordprocessingDrawing" xmlns:wp="http://schemas.openxmlformats.org/drawingml/2006/wordprocessingDrawing" xmlns:w10="urn:schemas-microsoft-com:office:word" xmlns:w="http://schemas.openxmlformats.org/wordprocessingml/2006/main" xmlns:w14="http://schemas.microsoft.com/office/word/2010/wordml" xmlns:w15="http://schemas.microsoft.com/office/word/2012/wordml" xmlns:w16cex="http://schemas.microsoft.com/office/word/2018/wordml/cex" xmlns:w16cid="http://schemas.microsoft.com/office/word/2016/wordml/cid" xmlns:w16="http://schemas.microsoft.com/office/word/2018/wordml" xmlns:w16du="http://schemas.microsoft.com/office/word/2023/wordml/word16du" xmlns:w16sdtdh="http://schemas.microsoft.com/office/word/2020/wordml/sdtdatahash" xmlns:w16se="http://schemas.microsoft.com/office/word/2015/wordml/symex" xmlns:wpg="http://schemas.microsoft.com/office/word/2010/wordprocessingGroup" xmlns:wpi="http://schemas.microsoft.com/office/word/2010/wordprocessingInk" xmlns:wne="http://schemas.microsoft.com/office/word/2006/wordml" xmlns:wps="http://schemas.microsoft.com/office/word/2010/wordprocessingShape" mc:Ignorable="w14 w15 w16se w16cid w16 w16cex w16sdtdh wp14">
+<w:ftr xmlns:wpc="http://schemas.microsoft.com/office/word/2010/wordprocessingCanvas" xmlns:cx="http://schemas.microsoft.com/office/drawing/2014/chartex" xmlns:cx1="http://schemas.microsoft.com/office/drawing/2015/9/8/chartex" xmlns:cx2="http://schemas.microsoft.com/office/drawing/2015/10/21/chartex" xmlns:cx3="http://schemas.microsoft.com/office/drawing/2016/5/9/chartex" xmlns:cx4="http://schemas.microsoft.com/office/drawing/2016/5/10/chartex" xmlns:cx5="http://schemas.microsoft.com/office/drawing/2016/5/11/chartex" xmlns:cx6="http://schemas.microsoft.com/office/drawing/2016/5/12/chartex" xmlns:cx7="http://schemas.microsoft.com/office/drawing/2016/5/13/chartex" xmlns:cx8="http://schemas.microsoft.com/office/drawing/2016/5/14/chartex" xmlns:mc="http://schemas.openxmlformats.org/markup-compatibility/2006" xmlns:aink="http://schemas.microsoft.com/office/drawing/2016/ink" xmlns:am3d="http://schemas.microsoft.com/office/drawing/2017/model3d" xmlns:o="urn:schemas-microsoft-com:office:office" xmlns:oel="http://schemas.microsoft.com/office/2019/extlst" xmlns:r="http://schemas.openxmlformats.org/officeDocument/2006/relationships" xmlns:m="http://schemas.openxmlformats.org/officeDocument/2006/math" xmlns:v="urn:schemas-microsoft-com:vml" xmlns:wp14="http://schemas.microsoft.com/office/word/2010/wordprocessingDrawing" xmlns:wp="http://schemas.openxmlformats.org/drawingml/2006/wordprocessingDrawing" xmlns:w10="urn:schemas-microsoft-com:office:word" xmlns:w="http://schemas.openxmlformats.org/wordprocessingml/2006/main" xmlns:w14="http://schemas.microsoft.com/office/word/2010/wordml" xmlns:w15="http://schemas.microsoft.com/office/word/2012/wordml" xmlns:w16cex="http://schemas.microsoft.com/office/word/2018/wordml/cex" xmlns:w16cid="http://schemas.microsoft.com/office/word/2016/wordml/cid" xmlns:w16="http://schemas.microsoft.com/office/word/2018/wordml" xmlns:w16du="http://schemas.microsoft.com/office/word/2023/wordml/word16du" xmlns:w16sdtdh="http://schemas.microsoft.com/office/word/2020/wordml/sdtdatahash" xmlns:w16sdtfl="http://schemas.microsoft.com/office/word/2024/wordml/sdtformatlock" xmlns:w16se="http://schemas.microsoft.com/office/word/2015/wordml/symex" xmlns:wpg="http://schemas.microsoft.com/office/word/2010/wordprocessingGroup" xmlns:wpi="http://schemas.microsoft.com/office/word/2010/wordprocessingInk" xmlns:wne="http://schemas.microsoft.com/office/word/2006/wordml" xmlns:wps="http://schemas.microsoft.com/office/word/2010/wordprocessingShape" mc:Ignorable="w14 w15 w16se w16cid w16 w16cex w16sdtdh w16sdtfl w16du wp14">
   <w:tbl>
     <w:tblPr>
-      <w:tblW w:w="3934" w:type="dxa"/>
-      <w:tblInd w:w="6007" w:type="dxa"/>
+      <w:tblW w:w="7595" w:type="dxa"/>
+      <w:tblInd w:w="1990" w:type="dxa"/>
       <w:tblCellMar>
         <w:left w:w="0" w:type="dxa"/>
         <w:right w:w="0" w:type="dxa"/>
@@ -152,6 +196,10 @@
     <w:tblGrid>
       <w:gridCol w:w="1800"/>
       <w:gridCol w:w="2134"/>
+      <w:gridCol w:w="1200"/>
+      <w:gridCol w:w="1200"/>
+      <w:gridCol w:w="1200"/>
+      <w:gridCol w:w="61"/>
     </w:tblGrid>
     <w:tr>
       <w:trPr>
@@ -201,7 +249,10 @@
             <w:fldChar w:fldCharType="end"/>
           </w:r>
           <w:r>
-            <w:t xml:space="preserve"> din </w:t>
+            <w:t xml:space="preserve"> din</w:t>
+          </w:r>
+          <w:r>
+            <w:t xml:space="preserve"> </w:t>
           </w:r>
           <w:r>
             <w:rPr>
@@ -235,6 +286,46 @@
           </w:r>
         </w:p>
       </w:tc>
+      <w:tc>
+        <w:tcPr>
+          <w:tcW w:w="1200" w:type="dxa"/>
+        </w:tcPr>
+        <w:p>
+          <w:pPr>
+            <w:pStyle w:val="Reporttableright"/>
+          </w:pPr>
+        </w:p>
+      </w:tc>
+      <w:tc>
+        <w:tcPr>
+          <w:tcW w:w="1200" w:type="dxa"/>
+        </w:tcPr>
+        <w:p>
+          <w:pPr>
+            <w:pStyle w:val="Reporttableleft"/>
+          </w:pPr>
+        </w:p>
+      </w:tc>
+      <w:tc>
+        <w:tcPr>
+          <w:tcW w:w="1200" w:type="dxa"/>
+        </w:tcPr>
+        <w:p>
+          <w:pPr>
+            <w:pStyle w:val="Reporttableright"/>
+          </w:pPr>
+        </w:p>
+      </w:tc>
+      <w:tc>
+        <w:tcPr>
+          <w:tcW w:w="61" w:type="dxa"/>
+        </w:tcPr>
+        <w:p>
+          <w:pPr>
+            <w:pStyle w:val="Reporttableleft"/>
+          </w:pPr>
+        </w:p>
+      </w:tc>
     </w:tr>
   </w:tbl>
   <w:p>
@@ -246,7 +337,7 @@
 </file>
 
 <file path=word/footnotes.xml><?xml version="1.0" encoding="utf-8"?>
-<w:footnotes xmlns:wpc="http://schemas.microsoft.com/office/word/2010/wordprocessingCanvas" xmlns:cx="http://schemas.microsoft.com/office/drawing/2014/chartex" xmlns:cx1="http://schemas.microsoft.com/office/drawing/2015/9/8/chartex" xmlns:cx2="http://schemas.microsoft.com/office/drawing/2015/10/21/chartex" xmlns:cx3="http://schemas.microsoft.com/office/drawing/2016/5/9/chartex" xmlns:cx4="http://schemas.microsoft.com/office/drawing/2016/5/10/chartex" xmlns:cx5="http://schemas.microsoft.com/office/drawing/2016/5/11/chartex" xmlns:cx6="http://schemas.microsoft.com/office/drawing/2016/5/12/chartex" xmlns:cx7="http://schemas.microsoft.com/office/drawing/2016/5/13/chartex" xmlns:cx8="http://schemas.microsoft.com/office/drawing/2016/5/14/chartex" xmlns:mc="http://schemas.openxmlformats.org/markup-compatibility/2006" xmlns:aink="http://schemas.microsoft.com/office/drawing/2016/ink" xmlns:am3d="http://schemas.microsoft.com/office/drawing/2017/model3d" xmlns:o="urn:schemas-microsoft-com:office:office" xmlns:oel="http://schemas.microsoft.com/office/2019/extlst" xmlns:r="http://schemas.openxmlformats.org/officeDocument/2006/relationships" xmlns:m="http://schemas.openxmlformats.org/officeDocument/2006/math" xmlns:v="urn:schemas-microsoft-com:vml" xmlns:wp14="http://schemas.microsoft.com/office/word/2010/wordprocessingDrawing" xmlns:wp="http://schemas.openxmlformats.org/drawingml/2006/wordprocessingDrawing" xmlns:w10="urn:schemas-microsoft-com:office:word" xmlns:w="http://schemas.openxmlformats.org/wordprocessingml/2006/main" xmlns:w14="http://schemas.microsoft.com/office/word/2010/wordml" xmlns:w15="http://schemas.microsoft.com/office/word/2012/wordml" xmlns:w16cex="http://schemas.microsoft.com/office/word/2018/wordml/cex" xmlns:w16cid="http://schemas.microsoft.com/office/word/2016/wordml/cid" xmlns:w16="http://schemas.microsoft.com/office/word/2018/wordml" xmlns:w16du="http://schemas.microsoft.com/office/word/2023/wordml/word16du" xmlns:w16sdtdh="http://schemas.microsoft.com/office/word/2020/wordml/sdtdatahash" xmlns:w16se="http://schemas.microsoft.com/office/word/2015/wordml/symex" xmlns:wpg="http://schemas.microsoft.com/office/word/2010/wordprocessingGroup" xmlns:wpi="http://schemas.microsoft.com/office/word/2010/wordprocessingInk" xmlns:wne="http://schemas.microsoft.com/office/word/2006/wordml" xmlns:wps="http://schemas.microsoft.com/office/word/2010/wordprocessingShape" mc:Ignorable="w14 w15 w16se w16cid w16 w16cex w16sdtdh wp14">
+<w:footnotes xmlns:wpc="http://schemas.microsoft.com/office/word/2010/wordprocessingCanvas" xmlns:cx="http://schemas.microsoft.com/office/drawing/2014/chartex" xmlns:cx1="http://schemas.microsoft.com/office/drawing/2015/9/8/chartex" xmlns:cx2="http://schemas.microsoft.com/office/drawing/2015/10/21/chartex" xmlns:cx3="http://schemas.microsoft.com/office/drawing/2016/5/9/chartex" xmlns:cx4="http://schemas.microsoft.com/office/drawing/2016/5/10/chartex" xmlns:cx5="http://schemas.microsoft.com/office/drawing/2016/5/11/chartex" xmlns:cx6="http://schemas.microsoft.com/office/drawing/2016/5/12/chartex" xmlns:cx7="http://schemas.microsoft.com/office/drawing/2016/5/13/chartex" xmlns:cx8="http://schemas.microsoft.com/office/drawing/2016/5/14/chartex" xmlns:mc="http://schemas.openxmlformats.org/markup-compatibility/2006" xmlns:aink="http://schemas.microsoft.com/office/drawing/2016/ink" xmlns:am3d="http://schemas.microsoft.com/office/drawing/2017/model3d" xmlns:o="urn:schemas-microsoft-com:office:office" xmlns:oel="http://schemas.microsoft.com/office/2019/extlst" xmlns:r="http://schemas.openxmlformats.org/officeDocument/2006/relationships" xmlns:m="http://schemas.openxmlformats.org/officeDocument/2006/math" xmlns:v="urn:schemas-microsoft-com:vml" xmlns:wp14="http://schemas.microsoft.com/office/word/2010/wordprocessingDrawing" xmlns:wp="http://schemas.openxmlformats.org/drawingml/2006/wordprocessingDrawing" xmlns:w10="urn:schemas-microsoft-com:office:word" xmlns:w="http://schemas.openxmlformats.org/wordprocessingml/2006/main" xmlns:w14="http://schemas.microsoft.com/office/word/2010/wordml" xmlns:w15="http://schemas.microsoft.com/office/word/2012/wordml" xmlns:w16cex="http://schemas.microsoft.com/office/word/2018/wordml/cex" xmlns:w16cid="http://schemas.microsoft.com/office/word/2016/wordml/cid" xmlns:w16="http://schemas.microsoft.com/office/word/2018/wordml" xmlns:w16du="http://schemas.microsoft.com/office/word/2023/wordml/word16du" xmlns:w16sdtdh="http://schemas.microsoft.com/office/word/2020/wordml/sdtdatahash" xmlns:w16sdtfl="http://schemas.microsoft.com/office/word/2024/wordml/sdtformatlock" xmlns:w16se="http://schemas.microsoft.com/office/word/2015/wordml/symex" xmlns:wpg="http://schemas.microsoft.com/office/word/2010/wordprocessingGroup" xmlns:wpi="http://schemas.microsoft.com/office/word/2010/wordprocessingInk" xmlns:wne="http://schemas.microsoft.com/office/word/2006/wordml" xmlns:wps="http://schemas.microsoft.com/office/word/2010/wordprocessingShape" mc:Ignorable="w14 w15 w16se w16cid w16 w16cex w16sdtdh w16sdtfl w16du wp14">
   <w:footnote w:type="separator" w:id="-1">
     <w:p>
       <w:r>
@@ -265,7 +356,7 @@
 </file>
 
 <file path=word/header1.xml><?xml version="1.0" encoding="utf-8"?>
-<w:hdr xmlns:wpc="http://schemas.microsoft.com/office/word/2010/wordprocessingCanvas" xmlns:cx="http://schemas.microsoft.com/office/drawing/2014/chartex" xmlns:cx1="http://schemas.microsoft.com/office/drawing/2015/9/8/chartex" xmlns:cx2="http://schemas.microsoft.com/office/drawing/2015/10/21/chartex" xmlns:cx3="http://schemas.microsoft.com/office/drawing/2016/5/9/chartex" xmlns:cx4="http://schemas.microsoft.com/office/drawing/2016/5/10/chartex" xmlns:cx5="http://schemas.microsoft.com/office/drawing/2016/5/11/chartex" xmlns:cx6="http://schemas.microsoft.com/office/drawing/2016/5/12/chartex" xmlns:cx7="http://schemas.microsoft.com/office/drawing/2016/5/13/chartex" xmlns:cx8="http://schemas.microsoft.com/office/drawing/2016/5/14/chartex" xmlns:mc="http://schemas.openxmlformats.org/markup-compatibility/2006" xmlns:aink="http://schemas.microsoft.com/office/drawing/2016/ink" xmlns:am3d="http://schemas.microsoft.com/office/drawing/2017/model3d" xmlns:o="urn:schemas-microsoft-com:office:office" xmlns:oel="http://schemas.microsoft.com/office/2019/extlst" xmlns:r="http://schemas.openxmlformats.org/officeDocument/2006/relationships" xmlns:m="http://schemas.openxmlformats.org/officeDocument/2006/math" xmlns:v="urn:schemas-microsoft-com:vml" xmlns:wp14="http://schemas.microsoft.com/office/word/2010/wordprocessingDrawing" xmlns:wp="http://schemas.openxmlformats.org/drawingml/2006/wordprocessingDrawing" xmlns:w10="urn:schemas-microsoft-com:office:word" xmlns:w="http://schemas.openxmlformats.org/wordprocessingml/2006/main" xmlns:w14="http://schemas.microsoft.com/office/word/2010/wordml" xmlns:w15="http://schemas.microsoft.com/office/word/2012/wordml" xmlns:w16cex="http://schemas.microsoft.com/office/word/2018/wordml/cex" xmlns:w16cid="http://schemas.microsoft.com/office/word/2016/wordml/cid" xmlns:w16="http://schemas.microsoft.com/office/word/2018/wordml" xmlns:w16du="http://schemas.microsoft.com/office/word/2023/wordml/word16du" xmlns:w16sdtdh="http://schemas.microsoft.com/office/word/2020/wordml/sdtdatahash" xmlns:w16se="http://schemas.microsoft.com/office/word/2015/wordml/symex" xmlns:wpg="http://schemas.microsoft.com/office/word/2010/wordprocessingGroup" xmlns:wpi="http://schemas.microsoft.com/office/word/2010/wordprocessingInk" xmlns:wne="http://schemas.microsoft.com/office/word/2006/wordml" xmlns:wps="http://schemas.microsoft.com/office/word/2010/wordprocessingShape" mc:Ignorable="w14 w15 w16se w16cid w16 w16cex w16sdtdh wp14">
+<w:hdr xmlns:wpc="http://schemas.microsoft.com/office/word/2010/wordprocessingCanvas" xmlns:cx="http://schemas.microsoft.com/office/drawing/2014/chartex" xmlns:cx1="http://schemas.microsoft.com/office/drawing/2015/9/8/chartex" xmlns:cx2="http://schemas.microsoft.com/office/drawing/2015/10/21/chartex" xmlns:cx3="http://schemas.microsoft.com/office/drawing/2016/5/9/chartex" xmlns:cx4="http://schemas.microsoft.com/office/drawing/2016/5/10/chartex" xmlns:cx5="http://schemas.microsoft.com/office/drawing/2016/5/11/chartex" xmlns:cx6="http://schemas.microsoft.com/office/drawing/2016/5/12/chartex" xmlns:cx7="http://schemas.microsoft.com/office/drawing/2016/5/13/chartex" xmlns:cx8="http://schemas.microsoft.com/office/drawing/2016/5/14/chartex" xmlns:mc="http://schemas.openxmlformats.org/markup-compatibility/2006" xmlns:aink="http://schemas.microsoft.com/office/drawing/2016/ink" xmlns:am3d="http://schemas.microsoft.com/office/drawing/2017/model3d" xmlns:o="urn:schemas-microsoft-com:office:office" xmlns:oel="http://schemas.microsoft.com/office/2019/extlst" xmlns:r="http://schemas.openxmlformats.org/officeDocument/2006/relationships" xmlns:m="http://schemas.openxmlformats.org/officeDocument/2006/math" xmlns:v="urn:schemas-microsoft-com:vml" xmlns:wp14="http://schemas.microsoft.com/office/word/2010/wordprocessingDrawing" xmlns:wp="http://schemas.openxmlformats.org/drawingml/2006/wordprocessingDrawing" xmlns:w10="urn:schemas-microsoft-com:office:word" xmlns:w="http://schemas.openxmlformats.org/wordprocessingml/2006/main" xmlns:w14="http://schemas.microsoft.com/office/word/2010/wordml" xmlns:w15="http://schemas.microsoft.com/office/word/2012/wordml" xmlns:w16cex="http://schemas.microsoft.com/office/word/2018/wordml/cex" xmlns:w16cid="http://schemas.microsoft.com/office/word/2016/wordml/cid" xmlns:w16="http://schemas.microsoft.com/office/word/2018/wordml" xmlns:w16du="http://schemas.microsoft.com/office/word/2023/wordml/word16du" xmlns:w16sdtdh="http://schemas.microsoft.com/office/word/2020/wordml/sdtdatahash" xmlns:w16sdtfl="http://schemas.microsoft.com/office/word/2024/wordml/sdtformatlock" xmlns:w16se="http://schemas.microsoft.com/office/word/2015/wordml/symex" xmlns:wpg="http://schemas.microsoft.com/office/word/2010/wordprocessingGroup" xmlns:wpi="http://schemas.microsoft.com/office/word/2010/wordprocessingInk" xmlns:wne="http://schemas.microsoft.com/office/word/2006/wordml" xmlns:wps="http://schemas.microsoft.com/office/word/2010/wordprocessingShape" mc:Ignorable="w14 w15 w16se w16cid w16 w16cex w16sdtdh w16sdtfl w16du wp14">
   <w:p>
     <w:pPr>
       <w:pStyle w:val="Header"/>
@@ -276,18 +367,18 @@
         <w:noProof/>
       </w:rPr>
       <w:drawing>
-        <wp:anchor distT="0" distB="0" distL="114300" distR="114300" simplePos="0" relativeHeight="251658240" behindDoc="0" locked="0" layoutInCell="1" allowOverlap="1" wp14:anchorId="53139266" wp14:editId="39051DD1">
+        <wp:anchor distT="0" distB="0" distL="114300" distR="114300" simplePos="0" relativeHeight="251659264" behindDoc="0" locked="0" layoutInCell="1" allowOverlap="1" wp14:anchorId="582FD325" wp14:editId="1610B594">
           <wp:simplePos x="0" y="0"/>
           <wp:positionH relativeFrom="margin">
-            <wp:align>right</wp:align>
+            <wp:posOffset>0</wp:posOffset>
           </wp:positionH>
           <wp:positionV relativeFrom="paragraph">
-            <wp:posOffset>-829559</wp:posOffset>
+            <wp:posOffset>-762000</wp:posOffset>
           </wp:positionV>
           <wp:extent cx="5745480" cy="859155"/>
           <wp:effectExtent l="0" t="0" r="7620" b="0"/>
           <wp:wrapNone/>
-          <wp:docPr id="1" name="Picture 1" descr="A picture containing logo&#10;&#10;Description automatically generated"/>
+          <wp:docPr id="1379144985" name="Picture 1" descr="A picture containing logo&#10;&#10;Description automatically generated"/>
           <wp:cNvGraphicFramePr>
             <a:graphicFrameLocks xmlns:a="http://schemas.openxmlformats.org/drawingml/2006/main" noChangeAspect="1"/>
           </wp:cNvGraphicFramePr>
@@ -338,102 +429,55 @@
         </wp:anchor>
       </w:drawing>
     </w:r>
+    <w:r>
+      <w:object w:dxaOrig="1399" w:dyaOrig="905" w14:anchorId="715B05AB">
+        <v:shapetype id="_x0000_t75" coordsize="21600,21600" o:spt="75" o:preferrelative="t" path="m@4@5l@4@11@9@11@9@5xe" filled="f" stroked="f">
+          <v:stroke joinstyle="miter"/>
+          <v:formulas>
+            <v:f eqn="if lineDrawn pixelLineWidth 0"/>
+            <v:f eqn="sum @0 1 0"/>
+            <v:f eqn="sum 0 0 @1"/>
+            <v:f eqn="prod @2 1 2"/>
+            <v:f eqn="prod @3 21600 pixelWidth"/>
+            <v:f eqn="prod @3 21600 pixelHeight"/>
+            <v:f eqn="sum @0 0 1"/>
+            <v:f eqn="prod @6 1 2"/>
+            <v:f eqn="prod @7 21600 pixelWidth"/>
+            <v:f eqn="sum @8 21600 0"/>
+            <v:f eqn="prod @7 21600 pixelHeight"/>
+            <v:f eqn="sum @10 21600 0"/>
+          </v:formulas>
+          <v:path o:extrusionok="f" gradientshapeok="t" o:connecttype="rect"/>
+          <o:lock v:ext="edit" aspectratio="t"/>
+        </v:shapetype>
+        <v:shape id="_x0000_i1025" type="#_x0000_t75" style="width:70.5pt;height:45.75pt">
+          <v:imagedata r:id="rId2" o:title=""/>
+        </v:shape>
+        <o:OLEObject Type="Embed" ProgID="Word.Document.12" ShapeID="_x0000_i1025" DrawAspect="Icon" ObjectID="_1841312039" r:id="rId3">
+          <o:FieldCodes>\s</o:FieldCodes>
+        </o:OLEObject>
+      </w:object>
+    </w:r>
+    <w:r>
+      <w:t xml:space="preserve"> </w:t>
+    </w:r>
+    <w:r>
+      <w:object w:dxaOrig="1399" w:dyaOrig="905" w14:anchorId="1881449B">
+        <v:shape id="_x0000_i1026" type="#_x0000_t75" style="width:70.5pt;height:45.75pt">
+          <v:imagedata r:id="rId4" o:title=""/>
+        </v:shape>
+        <o:OLEObject Type="Embed" ProgID="Word.Document.12" ShapeID="_x0000_i1026" DrawAspect="Icon" ObjectID="_1841312040" r:id="rId5">
+          <o:FieldCodes>\s</o:FieldCodes>
+        </o:OLEObject>
+      </w:object>
+    </w:r>
   </w:p>
 </w:hdr>
 </file>
 
 <file path=word/numbering.xml><?xml version="1.0" encoding="utf-8"?>
-<w:numbering xmlns:wpc="http://schemas.microsoft.com/office/word/2010/wordprocessingCanvas" xmlns:cx="http://schemas.microsoft.com/office/drawing/2014/chartex" xmlns:cx1="http://schemas.microsoft.com/office/drawing/2015/9/8/chartex" xmlns:cx2="http://schemas.microsoft.com/office/drawing/2015/10/21/chartex" xmlns:cx3="http://schemas.microsoft.com/office/drawing/2016/5/9/chartex" xmlns:cx4="http://schemas.microsoft.com/office/drawing/2016/5/10/chartex" xmlns:cx5="http://schemas.microsoft.com/office/drawing/2016/5/11/chartex" xmlns:cx6="http://schemas.microsoft.com/office/drawing/2016/5/12/chartex" xmlns:cx7="http://schemas.microsoft.com/office/drawing/2016/5/13/chartex" xmlns:cx8="http://schemas.microsoft.com/office/drawing/2016/5/14/chartex" xmlns:mc="http://schemas.openxmlformats.org/markup-compatibility/2006" xmlns:aink="http://schemas.microsoft.com/office/drawing/2016/ink" xmlns:am3d="http://schemas.microsoft.com/office/drawing/2017/model3d" xmlns:o="urn:schemas-microsoft-com:office:office" xmlns:oel="http://schemas.microsoft.com/office/2019/extlst" xmlns:r="http://schemas.openxmlformats.org/officeDocument/2006/relationships" xmlns:m="http://schemas.openxmlformats.org/officeDocument/2006/math" xmlns:v="urn:schemas-microsoft-com:vml" xmlns:wp14="http://schemas.microsoft.com/office/word/2010/wordprocessingDrawing" xmlns:wp="http://schemas.openxmlformats.org/drawingml/2006/wordprocessingDrawing" xmlns:w10="urn:schemas-microsoft-com:office:word" xmlns:w="http://schemas.openxmlformats.org/wordprocessingml/2006/main" xmlns:w14="http://schemas.microsoft.com/office/word/2010/wordml" xmlns:w15="http://schemas.microsoft.com/office/word/2012/wordml" xmlns:w16cex="http://schemas.microsoft.com/office/word/2018/wordml/cex" xmlns:w16cid="http://schemas.microsoft.com/office/word/2016/wordml/cid" xmlns:w16="http://schemas.microsoft.com/office/word/2018/wordml" xmlns:w16du="http://schemas.microsoft.com/office/word/2023/wordml/word16du" xmlns:w16sdtdh="http://schemas.microsoft.com/office/word/2020/wordml/sdtdatahash" xmlns:w16se="http://schemas.microsoft.com/office/word/2015/wordml/symex" xmlns:wpg="http://schemas.microsoft.com/office/word/2010/wordprocessingGroup" xmlns:wpi="http://schemas.microsoft.com/office/word/2010/wordprocessingInk" xmlns:wne="http://schemas.microsoft.com/office/word/2006/wordml" xmlns:wps="http://schemas.microsoft.com/office/word/2010/wordprocessingShape" mc:Ignorable="w14 w15 w16se w16cid w16 w16cex w16sdtdh wp14">
+<w:numbering xmlns:wpc="http://schemas.microsoft.com/office/word/2010/wordprocessingCanvas" xmlns:cx="http://schemas.microsoft.com/office/drawing/2014/chartex" xmlns:cx1="http://schemas.microsoft.com/office/drawing/2015/9/8/chartex" xmlns:cx2="http://schemas.microsoft.com/office/drawing/2015/10/21/chartex" xmlns:cx3="http://schemas.microsoft.com/office/drawing/2016/5/9/chartex" xmlns:cx4="http://schemas.microsoft.com/office/drawing/2016/5/10/chartex" xmlns:cx5="http://schemas.microsoft.com/office/drawing/2016/5/11/chartex" xmlns:cx6="http://schemas.microsoft.com/office/drawing/2016/5/12/chartex" xmlns:cx7="http://schemas.microsoft.com/office/drawing/2016/5/13/chartex" xmlns:cx8="http://schemas.microsoft.com/office/drawing/2016/5/14/chartex" xmlns:mc="http://schemas.openxmlformats.org/markup-compatibility/2006" xmlns:aink="http://schemas.microsoft.com/office/drawing/2016/ink" xmlns:am3d="http://schemas.microsoft.com/office/drawing/2017/model3d" xmlns:o="urn:schemas-microsoft-com:office:office" xmlns:oel="http://schemas.microsoft.com/office/2019/extlst" xmlns:r="http://schemas.openxmlformats.org/officeDocument/2006/relationships" xmlns:m="http://schemas.openxmlformats.org/officeDocument/2006/math" xmlns:v="urn:schemas-microsoft-com:vml" xmlns:wp14="http://schemas.microsoft.com/office/word/2010/wordprocessingDrawing" xmlns:wp="http://schemas.openxmlformats.org/drawingml/2006/wordprocessingDrawing" xmlns:w10="urn:schemas-microsoft-com:office:word" xmlns:w="http://schemas.openxmlformats.org/wordprocessingml/2006/main" xmlns:w14="http://schemas.microsoft.com/office/word/2010/wordml" xmlns:w15="http://schemas.microsoft.com/office/word/2012/wordml" xmlns:w16cex="http://schemas.microsoft.com/office/word/2018/wordml/cex" xmlns:w16cid="http://schemas.microsoft.com/office/word/2016/wordml/cid" xmlns:w16="http://schemas.microsoft.com/office/word/2018/wordml" xmlns:w16du="http://schemas.microsoft.com/office/word/2023/wordml/word16du" xmlns:w16sdtdh="http://schemas.microsoft.com/office/word/2020/wordml/sdtdatahash" xmlns:w16sdtfl="http://schemas.microsoft.com/office/word/2024/wordml/sdtformatlock" xmlns:w16se="http://schemas.microsoft.com/office/word/2015/wordml/symex" xmlns:wpg="http://schemas.microsoft.com/office/word/2010/wordprocessingGroup" xmlns:wpi="http://schemas.microsoft.com/office/word/2010/wordprocessingInk" xmlns:wne="http://schemas.microsoft.com/office/word/2006/wordml" xmlns:wps="http://schemas.microsoft.com/office/word/2010/wordprocessingShape" mc:Ignorable="w14 w15 w16se w16cid w16 w16cex w16sdtdh w16sdtfl w16du wp14">
   <w:abstractNum w:abstractNumId="0" w15:restartNumberingAfterBreak="0">
-    <w:nsid w:val="0018401E"/>
-    <w:multiLevelType w:val="hybridMultilevel"/>
-    <w:tmpl w:val="E748708A"/>
-    <w:lvl w:ilvl="0" w:tplc="A300A002">
-      <w:start w:val="1"/>
-      <w:numFmt w:val="decimal"/>
-      <w:lvlText w:val="%1."/>
-      <w:lvlJc w:val="left"/>
-      <w:pPr>
-        <w:ind w:left="720" w:hanging="360"/>
-      </w:pPr>
-      <w:rPr>
-        <w:rFonts w:hint="default"/>
-      </w:rPr>
-    </w:lvl>
-    <w:lvl w:ilvl="1" w:tplc="04180019" w:tentative="1">
-      <w:start w:val="1"/>
-      <w:numFmt w:val="lowerLetter"/>
-      <w:lvlText w:val="%2."/>
-      <w:lvlJc w:val="left"/>
-      <w:pPr>
-        <w:ind w:left="1440" w:hanging="360"/>
-      </w:pPr>
-    </w:lvl>
-    <w:lvl w:ilvl="2" w:tplc="0418001B" w:tentative="1">
-      <w:start w:val="1"/>
-      <w:numFmt w:val="lowerRoman"/>
-      <w:lvlText w:val="%3."/>
-      <w:lvlJc w:val="right"/>
-      <w:pPr>
-        <w:ind w:left="2160" w:hanging="180"/>
-      </w:pPr>
-    </w:lvl>
-    <w:lvl w:ilvl="3" w:tplc="0418000F" w:tentative="1">
-      <w:start w:val="1"/>
-      <w:numFmt w:val="decimal"/>
-      <w:lvlText w:val="%4."/>
-      <w:lvlJc w:val="left"/>
-      <w:pPr>
-        <w:ind w:left="2880" w:hanging="360"/>
-      </w:pPr>
-    </w:lvl>
-    <w:lvl w:ilvl="4" w:tplc="04180019" w:tentative="1">
-      <w:start w:val="1"/>
-      <w:numFmt w:val="lowerLetter"/>
-      <w:lvlText w:val="%5."/>
-      <w:lvlJc w:val="left"/>
-      <w:pPr>
-        <w:ind w:left="3600" w:hanging="360"/>
-      </w:pPr>
-    </w:lvl>
-    <w:lvl w:ilvl="5" w:tplc="0418001B" w:tentative="1">
-      <w:start w:val="1"/>
-      <w:numFmt w:val="lowerRoman"/>
-      <w:lvlText w:val="%6."/>
-      <w:lvlJc w:val="right"/>
-      <w:pPr>
-        <w:ind w:left="4320" w:hanging="180"/>
-      </w:pPr>
-    </w:lvl>
-    <w:lvl w:ilvl="6" w:tplc="0418000F" w:tentative="1">
-      <w:start w:val="1"/>
-      <w:numFmt w:val="decimal"/>
-      <w:lvlText w:val="%7."/>
-      <w:lvlJc w:val="left"/>
-      <w:pPr>
-        <w:ind w:left="5040" w:hanging="360"/>
-      </w:pPr>
-    </w:lvl>
-    <w:lvl w:ilvl="7" w:tplc="04180019" w:tentative="1">
-      <w:start w:val="1"/>
-      <w:numFmt w:val="lowerLetter"/>
-      <w:lvlText w:val="%8."/>
-      <w:lvlJc w:val="left"/>
-      <w:pPr>
-        <w:ind w:left="5760" w:hanging="360"/>
-      </w:pPr>
-    </w:lvl>
-    <w:lvl w:ilvl="8" w:tplc="0418001B" w:tentative="1">
-      <w:start w:val="1"/>
-      <w:numFmt w:val="lowerRoman"/>
-      <w:lvlText w:val="%9."/>
-      <w:lvlJc w:val="right"/>
-      <w:pPr>
-        <w:ind w:left="6480" w:hanging="180"/>
-      </w:pPr>
-    </w:lvl>
-  </w:abstractNum>
-  <w:abstractNum w:abstractNumId="1" w15:restartNumberingAfterBreak="0">
     <w:nsid w:val="00377701"/>
     <w:multiLevelType w:val="multilevel"/>
     <w:tmpl w:val="69AA31E6"/>
@@ -558,96 +602,7 @@
       </w:rPr>
     </w:lvl>
   </w:abstractNum>
-  <w:abstractNum w:abstractNumId="2" w15:restartNumberingAfterBreak="0">
-    <w:nsid w:val="0124736A"/>
-    <w:multiLevelType w:val="hybridMultilevel"/>
-    <w:tmpl w:val="52B43770"/>
-    <w:lvl w:ilvl="0" w:tplc="0B6A3DA6">
-      <w:start w:val="1"/>
-      <w:numFmt w:val="lowerRoman"/>
-      <w:lvlText w:val="(%1)"/>
-      <w:lvlJc w:val="left"/>
-      <w:pPr>
-        <w:ind w:left="1980" w:hanging="720"/>
-      </w:pPr>
-      <w:rPr>
-        <w:rFonts w:hint="default"/>
-      </w:rPr>
-    </w:lvl>
-    <w:lvl w:ilvl="1" w:tplc="04180019" w:tentative="1">
-      <w:start w:val="1"/>
-      <w:numFmt w:val="lowerLetter"/>
-      <w:lvlText w:val="%2."/>
-      <w:lvlJc w:val="left"/>
-      <w:pPr>
-        <w:ind w:left="2340" w:hanging="360"/>
-      </w:pPr>
-    </w:lvl>
-    <w:lvl w:ilvl="2" w:tplc="0418001B" w:tentative="1">
-      <w:start w:val="1"/>
-      <w:numFmt w:val="lowerRoman"/>
-      <w:lvlText w:val="%3."/>
-      <w:lvlJc w:val="right"/>
-      <w:pPr>
-        <w:ind w:left="3060" w:hanging="180"/>
-      </w:pPr>
-    </w:lvl>
-    <w:lvl w:ilvl="3" w:tplc="0418000F" w:tentative="1">
-      <w:start w:val="1"/>
-      <w:numFmt w:val="decimal"/>
-      <w:lvlText w:val="%4."/>
-      <w:lvlJc w:val="left"/>
-      <w:pPr>
-        <w:ind w:left="3780" w:hanging="360"/>
-      </w:pPr>
-    </w:lvl>
-    <w:lvl w:ilvl="4" w:tplc="04180019" w:tentative="1">
-      <w:start w:val="1"/>
-      <w:numFmt w:val="lowerLetter"/>
-      <w:lvlText w:val="%5."/>
-      <w:lvlJc w:val="left"/>
-      <w:pPr>
-        <w:ind w:left="4500" w:hanging="360"/>
-      </w:pPr>
-    </w:lvl>
-    <w:lvl w:ilvl="5" w:tplc="0418001B" w:tentative="1">
-      <w:start w:val="1"/>
-      <w:numFmt w:val="lowerRoman"/>
-      <w:lvlText w:val="%6."/>
-      <w:lvlJc w:val="right"/>
-      <w:pPr>
-        <w:ind w:left="5220" w:hanging="180"/>
-      </w:pPr>
-    </w:lvl>
-    <w:lvl w:ilvl="6" w:tplc="0418000F" w:tentative="1">
-      <w:start w:val="1"/>
-      <w:numFmt w:val="decimal"/>
-      <w:lvlText w:val="%7."/>
-      <w:lvlJc w:val="left"/>
-      <w:pPr>
-        <w:ind w:left="5940" w:hanging="360"/>
-      </w:pPr>
-    </w:lvl>
-    <w:lvl w:ilvl="7" w:tplc="04180019" w:tentative="1">
-      <w:start w:val="1"/>
-      <w:numFmt w:val="lowerLetter"/>
-      <w:lvlText w:val="%8."/>
-      <w:lvlJc w:val="left"/>
-      <w:pPr>
-        <w:ind w:left="6660" w:hanging="360"/>
-      </w:pPr>
-    </w:lvl>
-    <w:lvl w:ilvl="8" w:tplc="0418001B" w:tentative="1">
-      <w:start w:val="1"/>
-      <w:numFmt w:val="lowerRoman"/>
-      <w:lvlText w:val="%9."/>
-      <w:lvlJc w:val="right"/>
-      <w:pPr>
-        <w:ind w:left="7380" w:hanging="180"/>
-      </w:pPr>
-    </w:lvl>
-  </w:abstractNum>
-  <w:abstractNum w:abstractNumId="3" w15:restartNumberingAfterBreak="0">
+  <w:abstractNum w:abstractNumId="1" w15:restartNumberingAfterBreak="0">
     <w:nsid w:val="04706187"/>
     <w:multiLevelType w:val="hybridMultilevel"/>
     <w:tmpl w:val="73DAE82E"/>
@@ -736,7 +691,7 @@
       </w:pPr>
     </w:lvl>
   </w:abstractNum>
-  <w:abstractNum w:abstractNumId="4" w15:restartNumberingAfterBreak="0">
+  <w:abstractNum w:abstractNumId="2" w15:restartNumberingAfterBreak="0">
     <w:nsid w:val="07BB4560"/>
     <w:multiLevelType w:val="hybridMultilevel"/>
     <w:tmpl w:val="39E0B8BA"/>
@@ -856,7 +811,7 @@
       </w:pPr>
     </w:lvl>
   </w:abstractNum>
-  <w:abstractNum w:abstractNumId="5" w15:restartNumberingAfterBreak="0">
+  <w:abstractNum w:abstractNumId="3" w15:restartNumberingAfterBreak="0">
     <w:nsid w:val="0979173E"/>
     <w:multiLevelType w:val="singleLevel"/>
     <w:tmpl w:val="20D26F3E"/>
@@ -874,6 +829,236 @@
       </w:pPr>
       <w:rPr>
         <w:rFonts w:ascii="Symbol" w:hAnsi="Symbol" w:hint="default"/>
+      </w:rPr>
+    </w:lvl>
+  </w:abstractNum>
+  <w:abstractNum w:abstractNumId="4" w15:restartNumberingAfterBreak="0">
+    <w:nsid w:val="0FBA112B"/>
+    <w:multiLevelType w:val="hybridMultilevel"/>
+    <w:tmpl w:val="6D245780"/>
+    <w:lvl w:ilvl="0" w:tplc="35FC6E4A">
+      <w:start w:val="5"/>
+      <w:numFmt w:val="bullet"/>
+      <w:lvlText w:val="-"/>
+      <w:lvlJc w:val="left"/>
+      <w:pPr>
+        <w:ind w:left="720" w:hanging="360"/>
+      </w:pPr>
+      <w:rPr>
+        <w:rFonts w:ascii="Georgia" w:eastAsia="Times New Roman" w:hAnsi="Georgia" w:cs="Times New Roman" w:hint="default"/>
+      </w:rPr>
+    </w:lvl>
+    <w:lvl w:ilvl="1" w:tplc="08090003" w:tentative="1">
+      <w:start w:val="1"/>
+      <w:numFmt w:val="bullet"/>
+      <w:lvlText w:val="o"/>
+      <w:lvlJc w:val="left"/>
+      <w:pPr>
+        <w:ind w:left="1440" w:hanging="360"/>
+      </w:pPr>
+      <w:rPr>
+        <w:rFonts w:ascii="Courier New" w:hAnsi="Courier New" w:cs="Courier New" w:hint="default"/>
+      </w:rPr>
+    </w:lvl>
+    <w:lvl w:ilvl="2" w:tplc="08090005" w:tentative="1">
+      <w:start w:val="1"/>
+      <w:numFmt w:val="bullet"/>
+      <w:lvlText w:val=""/>
+      <w:lvlJc w:val="left"/>
+      <w:pPr>
+        <w:ind w:left="2160" w:hanging="360"/>
+      </w:pPr>
+      <w:rPr>
+        <w:rFonts w:ascii="Wingdings" w:hAnsi="Wingdings" w:hint="default"/>
+      </w:rPr>
+    </w:lvl>
+    <w:lvl w:ilvl="3" w:tplc="08090001" w:tentative="1">
+      <w:start w:val="1"/>
+      <w:numFmt w:val="bullet"/>
+      <w:lvlText w:val=""/>
+      <w:lvlJc w:val="left"/>
+      <w:pPr>
+        <w:ind w:left="2880" w:hanging="360"/>
+      </w:pPr>
+      <w:rPr>
+        <w:rFonts w:ascii="Symbol" w:hAnsi="Symbol" w:hint="default"/>
+      </w:rPr>
+    </w:lvl>
+    <w:lvl w:ilvl="4" w:tplc="08090003" w:tentative="1">
+      <w:start w:val="1"/>
+      <w:numFmt w:val="bullet"/>
+      <w:lvlText w:val="o"/>
+      <w:lvlJc w:val="left"/>
+      <w:pPr>
+        <w:ind w:left="3600" w:hanging="360"/>
+      </w:pPr>
+      <w:rPr>
+        <w:rFonts w:ascii="Courier New" w:hAnsi="Courier New" w:cs="Courier New" w:hint="default"/>
+      </w:rPr>
+    </w:lvl>
+    <w:lvl w:ilvl="5" w:tplc="08090005" w:tentative="1">
+      <w:start w:val="1"/>
+      <w:numFmt w:val="bullet"/>
+      <w:lvlText w:val=""/>
+      <w:lvlJc w:val="left"/>
+      <w:pPr>
+        <w:ind w:left="4320" w:hanging="360"/>
+      </w:pPr>
+      <w:rPr>
+        <w:rFonts w:ascii="Wingdings" w:hAnsi="Wingdings" w:hint="default"/>
+      </w:rPr>
+    </w:lvl>
+    <w:lvl w:ilvl="6" w:tplc="08090001" w:tentative="1">
+      <w:start w:val="1"/>
+      <w:numFmt w:val="bullet"/>
+      <w:lvlText w:val=""/>
+      <w:lvlJc w:val="left"/>
+      <w:pPr>
+        <w:ind w:left="5040" w:hanging="360"/>
+      </w:pPr>
+      <w:rPr>
+        <w:rFonts w:ascii="Symbol" w:hAnsi="Symbol" w:hint="default"/>
+      </w:rPr>
+    </w:lvl>
+    <w:lvl w:ilvl="7" w:tplc="08090003" w:tentative="1">
+      <w:start w:val="1"/>
+      <w:numFmt w:val="bullet"/>
+      <w:lvlText w:val="o"/>
+      <w:lvlJc w:val="left"/>
+      <w:pPr>
+        <w:ind w:left="5760" w:hanging="360"/>
+      </w:pPr>
+      <w:rPr>
+        <w:rFonts w:ascii="Courier New" w:hAnsi="Courier New" w:cs="Courier New" w:hint="default"/>
+      </w:rPr>
+    </w:lvl>
+    <w:lvl w:ilvl="8" w:tplc="08090005" w:tentative="1">
+      <w:start w:val="1"/>
+      <w:numFmt w:val="bullet"/>
+      <w:lvlText w:val=""/>
+      <w:lvlJc w:val="left"/>
+      <w:pPr>
+        <w:ind w:left="6480" w:hanging="360"/>
+      </w:pPr>
+      <w:rPr>
+        <w:rFonts w:ascii="Wingdings" w:hAnsi="Wingdings" w:hint="default"/>
+      </w:rPr>
+    </w:lvl>
+  </w:abstractNum>
+  <w:abstractNum w:abstractNumId="5" w15:restartNumberingAfterBreak="0">
+    <w:nsid w:val="0FEC1340"/>
+    <w:multiLevelType w:val="multilevel"/>
+    <w:tmpl w:val="322C40F8"/>
+    <w:lvl w:ilvl="0">
+      <w:start w:val="11"/>
+      <w:numFmt w:val="decimal"/>
+      <w:lvlText w:val="[%1]"/>
+      <w:lvlJc w:val="left"/>
+      <w:pPr>
+        <w:ind w:left="360" w:hanging="360"/>
+      </w:pPr>
+      <w:rPr>
+        <w:rFonts w:ascii="Georgia" w:hAnsi="Georgia" w:hint="default"/>
+        <w:b w:val="0"/>
+        <w:i w:val="0"/>
+        <w:color w:val="auto"/>
+        <w:sz w:val="16"/>
+      </w:rPr>
+    </w:lvl>
+    <w:lvl w:ilvl="1">
+      <w:start w:val="1"/>
+      <w:numFmt w:val="lowerLetter"/>
+      <w:lvlText w:val="%2."/>
+      <w:lvlJc w:val="left"/>
+      <w:pPr>
+        <w:ind w:left="733" w:hanging="360"/>
+      </w:pPr>
+      <w:rPr>
+        <w:rFonts w:hint="default"/>
+      </w:rPr>
+    </w:lvl>
+    <w:lvl w:ilvl="2">
+      <w:start w:val="1"/>
+      <w:numFmt w:val="lowerRoman"/>
+      <w:lvlText w:val="%3."/>
+      <w:lvlJc w:val="right"/>
+      <w:pPr>
+        <w:ind w:left="1453" w:hanging="180"/>
+      </w:pPr>
+      <w:rPr>
+        <w:rFonts w:hint="default"/>
+      </w:rPr>
+    </w:lvl>
+    <w:lvl w:ilvl="3">
+      <w:start w:val="2"/>
+      <w:numFmt w:val="decimal"/>
+      <w:lvlText w:val="%4."/>
+      <w:lvlJc w:val="left"/>
+      <w:pPr>
+        <w:ind w:left="644" w:hanging="360"/>
+      </w:pPr>
+      <w:rPr>
+        <w:rFonts w:hint="default"/>
+      </w:rPr>
+    </w:lvl>
+    <w:lvl w:ilvl="4">
+      <w:start w:val="1"/>
+      <w:numFmt w:val="lowerLetter"/>
+      <w:lvlText w:val="%5."/>
+      <w:lvlJc w:val="left"/>
+      <w:pPr>
+        <w:ind w:left="2893" w:hanging="360"/>
+      </w:pPr>
+      <w:rPr>
+        <w:rFonts w:hint="default"/>
+      </w:rPr>
+    </w:lvl>
+    <w:lvl w:ilvl="5">
+      <w:start w:val="1"/>
+      <w:numFmt w:val="lowerRoman"/>
+      <w:lvlText w:val="%6."/>
+      <w:lvlJc w:val="right"/>
+      <w:pPr>
+        <w:ind w:left="3613" w:hanging="180"/>
+      </w:pPr>
+      <w:rPr>
+        <w:rFonts w:hint="default"/>
+      </w:rPr>
+    </w:lvl>
+    <w:lvl w:ilvl="6">
+      <w:start w:val="1"/>
+      <w:numFmt w:val="decimal"/>
+      <w:lvlText w:val="%7."/>
+      <w:lvlJc w:val="left"/>
+      <w:pPr>
+        <w:ind w:left="4333" w:hanging="360"/>
+      </w:pPr>
+      <w:rPr>
+        <w:rFonts w:hint="default"/>
+      </w:rPr>
+    </w:lvl>
+    <w:lvl w:ilvl="7">
+      <w:start w:val="1"/>
+      <w:numFmt w:val="lowerLetter"/>
+      <w:lvlText w:val="%8."/>
+      <w:lvlJc w:val="left"/>
+      <w:pPr>
+        <w:ind w:left="5053" w:hanging="360"/>
+      </w:pPr>
+      <w:rPr>
+        <w:rFonts w:hint="default"/>
+      </w:rPr>
+    </w:lvl>
+    <w:lvl w:ilvl="8">
+      <w:start w:val="1"/>
+      <w:numFmt w:val="lowerRoman"/>
+      <w:lvlText w:val="%9."/>
+      <w:lvlJc w:val="right"/>
+      <w:pPr>
+        <w:ind w:left="5773" w:hanging="180"/>
+      </w:pPr>
+      <w:rPr>
+        <w:rFonts w:hint="default"/>
       </w:rPr>
     </w:lvl>
   </w:abstractNum>
@@ -927,7 +1112,7 @@
       <w:lvlText w:val="%4."/>
       <w:lvlJc w:val="left"/>
       <w:pPr>
-        <w:ind w:left="2173" w:hanging="360"/>
+        <w:ind w:left="644" w:hanging="360"/>
       </w:pPr>
       <w:rPr>
         <w:rFonts w:hint="default"/>
@@ -1157,6 +1342,123 @@
     </w:lvl>
   </w:abstractNum>
   <w:abstractNum w:abstractNumId="8" w15:restartNumberingAfterBreak="0">
+    <w:nsid w:val="159E05CB"/>
+    <w:multiLevelType w:val="multilevel"/>
+    <w:tmpl w:val="40C06692"/>
+    <w:lvl w:ilvl="0">
+      <w:start w:val="1"/>
+      <w:numFmt w:val="decimal"/>
+      <w:lvlText w:val="[%1]"/>
+      <w:lvlJc w:val="left"/>
+      <w:pPr>
+        <w:ind w:left="360" w:hanging="360"/>
+      </w:pPr>
+      <w:rPr>
+        <w:rFonts w:ascii="Georgia" w:hAnsi="Georgia" w:hint="default"/>
+        <w:b w:val="0"/>
+        <w:i w:val="0"/>
+        <w:color w:val="auto"/>
+        <w:sz w:val="16"/>
+      </w:rPr>
+    </w:lvl>
+    <w:lvl w:ilvl="1">
+      <w:start w:val="1"/>
+      <w:numFmt w:val="lowerLetter"/>
+      <w:lvlText w:val="%2."/>
+      <w:lvlJc w:val="left"/>
+      <w:pPr>
+        <w:ind w:left="733" w:hanging="360"/>
+      </w:pPr>
+      <w:rPr>
+        <w:rFonts w:hint="default"/>
+      </w:rPr>
+    </w:lvl>
+    <w:lvl w:ilvl="2">
+      <w:start w:val="1"/>
+      <w:numFmt w:val="lowerRoman"/>
+      <w:lvlText w:val="%3."/>
+      <w:lvlJc w:val="right"/>
+      <w:pPr>
+        <w:ind w:left="1453" w:hanging="180"/>
+      </w:pPr>
+      <w:rPr>
+        <w:rFonts w:hint="default"/>
+      </w:rPr>
+    </w:lvl>
+    <w:lvl w:ilvl="3">
+      <w:start w:val="1"/>
+      <w:numFmt w:val="decimal"/>
+      <w:lvlText w:val="%4."/>
+      <w:lvlJc w:val="left"/>
+      <w:pPr>
+        <w:ind w:left="644" w:hanging="360"/>
+      </w:pPr>
+      <w:rPr>
+        <w:rFonts w:hint="default"/>
+      </w:rPr>
+    </w:lvl>
+    <w:lvl w:ilvl="4">
+      <w:start w:val="1"/>
+      <w:numFmt w:val="lowerLetter"/>
+      <w:lvlText w:val="%5."/>
+      <w:lvlJc w:val="left"/>
+      <w:pPr>
+        <w:ind w:left="2893" w:hanging="360"/>
+      </w:pPr>
+      <w:rPr>
+        <w:rFonts w:hint="default"/>
+      </w:rPr>
+    </w:lvl>
+    <w:lvl w:ilvl="5">
+      <w:start w:val="1"/>
+      <w:numFmt w:val="lowerRoman"/>
+      <w:lvlText w:val="%6."/>
+      <w:lvlJc w:val="right"/>
+      <w:pPr>
+        <w:ind w:left="3613" w:hanging="180"/>
+      </w:pPr>
+      <w:rPr>
+        <w:rFonts w:hint="default"/>
+      </w:rPr>
+    </w:lvl>
+    <w:lvl w:ilvl="6">
+      <w:start w:val="1"/>
+      <w:numFmt w:val="decimal"/>
+      <w:lvlText w:val="%7."/>
+      <w:lvlJc w:val="left"/>
+      <w:pPr>
+        <w:ind w:left="4333" w:hanging="360"/>
+      </w:pPr>
+      <w:rPr>
+        <w:rFonts w:hint="default"/>
+      </w:rPr>
+    </w:lvl>
+    <w:lvl w:ilvl="7">
+      <w:start w:val="1"/>
+      <w:numFmt w:val="lowerLetter"/>
+      <w:lvlText w:val="%8."/>
+      <w:lvlJc w:val="left"/>
+      <w:pPr>
+        <w:ind w:left="5053" w:hanging="360"/>
+      </w:pPr>
+      <w:rPr>
+        <w:rFonts w:hint="default"/>
+      </w:rPr>
+    </w:lvl>
+    <w:lvl w:ilvl="8">
+      <w:start w:val="1"/>
+      <w:numFmt w:val="lowerRoman"/>
+      <w:lvlText w:val="%9."/>
+      <w:lvlJc w:val="right"/>
+      <w:pPr>
+        <w:ind w:left="5773" w:hanging="180"/>
+      </w:pPr>
+      <w:rPr>
+        <w:rFonts w:hint="default"/>
+      </w:rPr>
+    </w:lvl>
+  </w:abstractNum>
+  <w:abstractNum w:abstractNumId="9" w15:restartNumberingAfterBreak="0">
     <w:nsid w:val="160F69D3"/>
     <w:multiLevelType w:val="hybridMultilevel"/>
     <w:tmpl w:val="17B01BB8"/>
@@ -1269,101 +1571,12 @@
       </w:rPr>
     </w:lvl>
   </w:abstractNum>
-  <w:abstractNum w:abstractNumId="9" w15:restartNumberingAfterBreak="0">
-    <w:nsid w:val="18940A8F"/>
-    <w:multiLevelType w:val="hybridMultilevel"/>
-    <w:tmpl w:val="66B48740"/>
-    <w:lvl w:ilvl="0" w:tplc="C06A2824">
-      <w:start w:val="1"/>
-      <w:numFmt w:val="lowerRoman"/>
-      <w:lvlText w:val="(%1)"/>
-      <w:lvlJc w:val="left"/>
-      <w:pPr>
-        <w:ind w:left="1080" w:hanging="720"/>
-      </w:pPr>
-      <w:rPr>
-        <w:rFonts w:hint="default"/>
-      </w:rPr>
-    </w:lvl>
-    <w:lvl w:ilvl="1" w:tplc="04180019" w:tentative="1">
-      <w:start w:val="1"/>
-      <w:numFmt w:val="lowerLetter"/>
-      <w:lvlText w:val="%2."/>
-      <w:lvlJc w:val="left"/>
-      <w:pPr>
-        <w:ind w:left="1440" w:hanging="360"/>
-      </w:pPr>
-    </w:lvl>
-    <w:lvl w:ilvl="2" w:tplc="0418001B" w:tentative="1">
-      <w:start w:val="1"/>
-      <w:numFmt w:val="lowerRoman"/>
-      <w:lvlText w:val="%3."/>
-      <w:lvlJc w:val="right"/>
-      <w:pPr>
-        <w:ind w:left="2160" w:hanging="180"/>
-      </w:pPr>
-    </w:lvl>
-    <w:lvl w:ilvl="3" w:tplc="0418000F" w:tentative="1">
-      <w:start w:val="1"/>
-      <w:numFmt w:val="decimal"/>
-      <w:lvlText w:val="%4."/>
-      <w:lvlJc w:val="left"/>
-      <w:pPr>
-        <w:ind w:left="2880" w:hanging="360"/>
-      </w:pPr>
-    </w:lvl>
-    <w:lvl w:ilvl="4" w:tplc="04180019" w:tentative="1">
-      <w:start w:val="1"/>
-      <w:numFmt w:val="lowerLetter"/>
-      <w:lvlText w:val="%5."/>
-      <w:lvlJc w:val="left"/>
-      <w:pPr>
-        <w:ind w:left="3600" w:hanging="360"/>
-      </w:pPr>
-    </w:lvl>
-    <w:lvl w:ilvl="5" w:tplc="0418001B" w:tentative="1">
-      <w:start w:val="1"/>
-      <w:numFmt w:val="lowerRoman"/>
-      <w:lvlText w:val="%6."/>
-      <w:lvlJc w:val="right"/>
-      <w:pPr>
-        <w:ind w:left="4320" w:hanging="180"/>
-      </w:pPr>
-    </w:lvl>
-    <w:lvl w:ilvl="6" w:tplc="0418000F" w:tentative="1">
-      <w:start w:val="1"/>
-      <w:numFmt w:val="decimal"/>
-      <w:lvlText w:val="%7."/>
-      <w:lvlJc w:val="left"/>
-      <w:pPr>
-        <w:ind w:left="5040" w:hanging="360"/>
-      </w:pPr>
-    </w:lvl>
-    <w:lvl w:ilvl="7" w:tplc="04180019" w:tentative="1">
-      <w:start w:val="1"/>
-      <w:numFmt w:val="lowerLetter"/>
-      <w:lvlText w:val="%8."/>
-      <w:lvlJc w:val="left"/>
-      <w:pPr>
-        <w:ind w:left="5760" w:hanging="360"/>
-      </w:pPr>
-    </w:lvl>
-    <w:lvl w:ilvl="8" w:tplc="0418001B" w:tentative="1">
-      <w:start w:val="1"/>
-      <w:numFmt w:val="lowerRoman"/>
-      <w:lvlText w:val="%9."/>
-      <w:lvlJc w:val="right"/>
-      <w:pPr>
-        <w:ind w:left="6480" w:hanging="180"/>
-      </w:pPr>
-    </w:lvl>
-  </w:abstractNum>
   <w:abstractNum w:abstractNumId="10" w15:restartNumberingAfterBreak="0">
-    <w:nsid w:val="1C301B3B"/>
+    <w:nsid w:val="1E8D3C31"/>
     <w:multiLevelType w:val="multilevel"/>
-    <w:tmpl w:val="109473A4"/>
+    <w:tmpl w:val="6812D5C8"/>
     <w:lvl w:ilvl="0">
-      <w:start w:val="38"/>
+      <w:start w:val="21"/>
       <w:numFmt w:val="decimal"/>
       <w:lvlText w:val="[%1]"/>
       <w:lvlJc w:val="left"/>
@@ -1408,7 +1621,7 @@
       <w:lvlText w:val="%4."/>
       <w:lvlJc w:val="left"/>
       <w:pPr>
-        <w:ind w:left="720" w:hanging="360"/>
+        <w:ind w:left="644" w:hanging="360"/>
       </w:pPr>
       <w:rPr>
         <w:rFonts w:hint="default"/>
@@ -1476,184 +1689,6 @@
     </w:lvl>
   </w:abstractNum>
   <w:abstractNum w:abstractNumId="11" w15:restartNumberingAfterBreak="0">
-    <w:nsid w:val="1CF05717"/>
-    <w:multiLevelType w:val="hybridMultilevel"/>
-    <w:tmpl w:val="4824E474"/>
-    <w:lvl w:ilvl="0" w:tplc="AE0CB390">
-      <w:start w:val="1"/>
-      <w:numFmt w:val="lowerRoman"/>
-      <w:lvlText w:val="(%1)"/>
-      <w:lvlJc w:val="left"/>
-      <w:pPr>
-        <w:ind w:left="1080" w:hanging="720"/>
-      </w:pPr>
-      <w:rPr>
-        <w:rFonts w:hint="default"/>
-      </w:rPr>
-    </w:lvl>
-    <w:lvl w:ilvl="1" w:tplc="04180019" w:tentative="1">
-      <w:start w:val="1"/>
-      <w:numFmt w:val="lowerLetter"/>
-      <w:lvlText w:val="%2."/>
-      <w:lvlJc w:val="left"/>
-      <w:pPr>
-        <w:ind w:left="1440" w:hanging="360"/>
-      </w:pPr>
-    </w:lvl>
-    <w:lvl w:ilvl="2" w:tplc="0418001B" w:tentative="1">
-      <w:start w:val="1"/>
-      <w:numFmt w:val="lowerRoman"/>
-      <w:lvlText w:val="%3."/>
-      <w:lvlJc w:val="right"/>
-      <w:pPr>
-        <w:ind w:left="2160" w:hanging="180"/>
-      </w:pPr>
-    </w:lvl>
-    <w:lvl w:ilvl="3" w:tplc="0418000F" w:tentative="1">
-      <w:start w:val="1"/>
-      <w:numFmt w:val="decimal"/>
-      <w:lvlText w:val="%4."/>
-      <w:lvlJc w:val="left"/>
-      <w:pPr>
-        <w:ind w:left="2880" w:hanging="360"/>
-      </w:pPr>
-    </w:lvl>
-    <w:lvl w:ilvl="4" w:tplc="04180019" w:tentative="1">
-      <w:start w:val="1"/>
-      <w:numFmt w:val="lowerLetter"/>
-      <w:lvlText w:val="%5."/>
-      <w:lvlJc w:val="left"/>
-      <w:pPr>
-        <w:ind w:left="3600" w:hanging="360"/>
-      </w:pPr>
-    </w:lvl>
-    <w:lvl w:ilvl="5" w:tplc="0418001B" w:tentative="1">
-      <w:start w:val="1"/>
-      <w:numFmt w:val="lowerRoman"/>
-      <w:lvlText w:val="%6."/>
-      <w:lvlJc w:val="right"/>
-      <w:pPr>
-        <w:ind w:left="4320" w:hanging="180"/>
-      </w:pPr>
-    </w:lvl>
-    <w:lvl w:ilvl="6" w:tplc="0418000F" w:tentative="1">
-      <w:start w:val="1"/>
-      <w:numFmt w:val="decimal"/>
-      <w:lvlText w:val="%7."/>
-      <w:lvlJc w:val="left"/>
-      <w:pPr>
-        <w:ind w:left="5040" w:hanging="360"/>
-      </w:pPr>
-    </w:lvl>
-    <w:lvl w:ilvl="7" w:tplc="04180019" w:tentative="1">
-      <w:start w:val="1"/>
-      <w:numFmt w:val="lowerLetter"/>
-      <w:lvlText w:val="%8."/>
-      <w:lvlJc w:val="left"/>
-      <w:pPr>
-        <w:ind w:left="5760" w:hanging="360"/>
-      </w:pPr>
-    </w:lvl>
-    <w:lvl w:ilvl="8" w:tplc="0418001B" w:tentative="1">
-      <w:start w:val="1"/>
-      <w:numFmt w:val="lowerRoman"/>
-      <w:lvlText w:val="%9."/>
-      <w:lvlJc w:val="right"/>
-      <w:pPr>
-        <w:ind w:left="6480" w:hanging="180"/>
-      </w:pPr>
-    </w:lvl>
-  </w:abstractNum>
-  <w:abstractNum w:abstractNumId="12" w15:restartNumberingAfterBreak="0">
-    <w:nsid w:val="1F065494"/>
-    <w:multiLevelType w:val="hybridMultilevel"/>
-    <w:tmpl w:val="9864C760"/>
-    <w:lvl w:ilvl="0" w:tplc="B1FA49D4">
-      <w:start w:val="1"/>
-      <w:numFmt w:val="lowerRoman"/>
-      <w:lvlText w:val="(%1)"/>
-      <w:lvlJc w:val="left"/>
-      <w:pPr>
-        <w:ind w:left="1080" w:hanging="720"/>
-      </w:pPr>
-      <w:rPr>
-        <w:rFonts w:hint="default"/>
-      </w:rPr>
-    </w:lvl>
-    <w:lvl w:ilvl="1" w:tplc="04180019" w:tentative="1">
-      <w:start w:val="1"/>
-      <w:numFmt w:val="lowerLetter"/>
-      <w:lvlText w:val="%2."/>
-      <w:lvlJc w:val="left"/>
-      <w:pPr>
-        <w:ind w:left="1440" w:hanging="360"/>
-      </w:pPr>
-    </w:lvl>
-    <w:lvl w:ilvl="2" w:tplc="0418001B" w:tentative="1">
-      <w:start w:val="1"/>
-      <w:numFmt w:val="lowerRoman"/>
-      <w:lvlText w:val="%3."/>
-      <w:lvlJc w:val="right"/>
-      <w:pPr>
-        <w:ind w:left="2160" w:hanging="180"/>
-      </w:pPr>
-    </w:lvl>
-    <w:lvl w:ilvl="3" w:tplc="0418000F" w:tentative="1">
-      <w:start w:val="1"/>
-      <w:numFmt w:val="decimal"/>
-      <w:lvlText w:val="%4."/>
-      <w:lvlJc w:val="left"/>
-      <w:pPr>
-        <w:ind w:left="2880" w:hanging="360"/>
-      </w:pPr>
-    </w:lvl>
-    <w:lvl w:ilvl="4" w:tplc="04180019" w:tentative="1">
-      <w:start w:val="1"/>
-      <w:numFmt w:val="lowerLetter"/>
-      <w:lvlText w:val="%5."/>
-      <w:lvlJc w:val="left"/>
-      <w:pPr>
-        <w:ind w:left="3600" w:hanging="360"/>
-      </w:pPr>
-    </w:lvl>
-    <w:lvl w:ilvl="5" w:tplc="0418001B" w:tentative="1">
-      <w:start w:val="1"/>
-      <w:numFmt w:val="lowerRoman"/>
-      <w:lvlText w:val="%6."/>
-      <w:lvlJc w:val="right"/>
-      <w:pPr>
-        <w:ind w:left="4320" w:hanging="180"/>
-      </w:pPr>
-    </w:lvl>
-    <w:lvl w:ilvl="6" w:tplc="0418000F" w:tentative="1">
-      <w:start w:val="1"/>
-      <w:numFmt w:val="decimal"/>
-      <w:lvlText w:val="%7."/>
-      <w:lvlJc w:val="left"/>
-      <w:pPr>
-        <w:ind w:left="5040" w:hanging="360"/>
-      </w:pPr>
-    </w:lvl>
-    <w:lvl w:ilvl="7" w:tplc="04180019" w:tentative="1">
-      <w:start w:val="1"/>
-      <w:numFmt w:val="lowerLetter"/>
-      <w:lvlText w:val="%8."/>
-      <w:lvlJc w:val="left"/>
-      <w:pPr>
-        <w:ind w:left="5760" w:hanging="360"/>
-      </w:pPr>
-    </w:lvl>
-    <w:lvl w:ilvl="8" w:tplc="0418001B" w:tentative="1">
-      <w:start w:val="1"/>
-      <w:numFmt w:val="lowerRoman"/>
-      <w:lvlText w:val="%9."/>
-      <w:lvlJc w:val="right"/>
-      <w:pPr>
-        <w:ind w:left="6480" w:hanging="180"/>
-      </w:pPr>
-    </w:lvl>
-  </w:abstractNum>
-  <w:abstractNum w:abstractNumId="13" w15:restartNumberingAfterBreak="0">
     <w:nsid w:val="20B20DA3"/>
     <w:multiLevelType w:val="multilevel"/>
     <w:tmpl w:val="BC023C9E"/>
@@ -1794,7 +1829,7 @@
       </w:rPr>
     </w:lvl>
   </w:abstractNum>
-  <w:abstractNum w:abstractNumId="14" w15:restartNumberingAfterBreak="0">
+  <w:abstractNum w:abstractNumId="12" w15:restartNumberingAfterBreak="0">
     <w:nsid w:val="295848EA"/>
     <w:multiLevelType w:val="hybridMultilevel"/>
     <w:tmpl w:val="F6C48916"/>
@@ -1886,209 +1921,7 @@
       </w:pPr>
     </w:lvl>
   </w:abstractNum>
-  <w:abstractNum w:abstractNumId="15" w15:restartNumberingAfterBreak="0">
-    <w:nsid w:val="2EA952E0"/>
-    <w:multiLevelType w:val="hybridMultilevel"/>
-    <w:tmpl w:val="8270A5A0"/>
-    <w:lvl w:ilvl="0" w:tplc="F13E7BA8">
-      <w:start w:val="1"/>
-      <w:numFmt w:val="bullet"/>
-      <w:lvlText w:val="-"/>
-      <w:lvlJc w:val="left"/>
-      <w:pPr>
-        <w:ind w:left="720" w:hanging="360"/>
-      </w:pPr>
-      <w:rPr>
-        <w:rFonts w:ascii="Georgia" w:eastAsia="Times New Roman" w:hAnsi="Georgia" w:cs="Times New Roman" w:hint="default"/>
-      </w:rPr>
-    </w:lvl>
-    <w:lvl w:ilvl="1" w:tplc="04180003" w:tentative="1">
-      <w:start w:val="1"/>
-      <w:numFmt w:val="bullet"/>
-      <w:lvlText w:val="o"/>
-      <w:lvlJc w:val="left"/>
-      <w:pPr>
-        <w:ind w:left="1440" w:hanging="360"/>
-      </w:pPr>
-      <w:rPr>
-        <w:rFonts w:ascii="Courier New" w:hAnsi="Courier New" w:cs="Courier New" w:hint="default"/>
-      </w:rPr>
-    </w:lvl>
-    <w:lvl w:ilvl="2" w:tplc="04180005" w:tentative="1">
-      <w:start w:val="1"/>
-      <w:numFmt w:val="bullet"/>
-      <w:lvlText w:val=""/>
-      <w:lvlJc w:val="left"/>
-      <w:pPr>
-        <w:ind w:left="2160" w:hanging="360"/>
-      </w:pPr>
-      <w:rPr>
-        <w:rFonts w:ascii="Wingdings" w:hAnsi="Wingdings" w:hint="default"/>
-      </w:rPr>
-    </w:lvl>
-    <w:lvl w:ilvl="3" w:tplc="04180001" w:tentative="1">
-      <w:start w:val="1"/>
-      <w:numFmt w:val="bullet"/>
-      <w:lvlText w:val=""/>
-      <w:lvlJc w:val="left"/>
-      <w:pPr>
-        <w:ind w:left="2880" w:hanging="360"/>
-      </w:pPr>
-      <w:rPr>
-        <w:rFonts w:ascii="Symbol" w:hAnsi="Symbol" w:hint="default"/>
-      </w:rPr>
-    </w:lvl>
-    <w:lvl w:ilvl="4" w:tplc="04180003" w:tentative="1">
-      <w:start w:val="1"/>
-      <w:numFmt w:val="bullet"/>
-      <w:lvlText w:val="o"/>
-      <w:lvlJc w:val="left"/>
-      <w:pPr>
-        <w:ind w:left="3600" w:hanging="360"/>
-      </w:pPr>
-      <w:rPr>
-        <w:rFonts w:ascii="Courier New" w:hAnsi="Courier New" w:cs="Courier New" w:hint="default"/>
-      </w:rPr>
-    </w:lvl>
-    <w:lvl w:ilvl="5" w:tplc="04180005" w:tentative="1">
-      <w:start w:val="1"/>
-      <w:numFmt w:val="bullet"/>
-      <w:lvlText w:val=""/>
-      <w:lvlJc w:val="left"/>
-      <w:pPr>
-        <w:ind w:left="4320" w:hanging="360"/>
-      </w:pPr>
-      <w:rPr>
-        <w:rFonts w:ascii="Wingdings" w:hAnsi="Wingdings" w:hint="default"/>
-      </w:rPr>
-    </w:lvl>
-    <w:lvl w:ilvl="6" w:tplc="04180001" w:tentative="1">
-      <w:start w:val="1"/>
-      <w:numFmt w:val="bullet"/>
-      <w:lvlText w:val=""/>
-      <w:lvlJc w:val="left"/>
-      <w:pPr>
-        <w:ind w:left="5040" w:hanging="360"/>
-      </w:pPr>
-      <w:rPr>
-        <w:rFonts w:ascii="Symbol" w:hAnsi="Symbol" w:hint="default"/>
-      </w:rPr>
-    </w:lvl>
-    <w:lvl w:ilvl="7" w:tplc="04180003" w:tentative="1">
-      <w:start w:val="1"/>
-      <w:numFmt w:val="bullet"/>
-      <w:lvlText w:val="o"/>
-      <w:lvlJc w:val="left"/>
-      <w:pPr>
-        <w:ind w:left="5760" w:hanging="360"/>
-      </w:pPr>
-      <w:rPr>
-        <w:rFonts w:ascii="Courier New" w:hAnsi="Courier New" w:cs="Courier New" w:hint="default"/>
-      </w:rPr>
-    </w:lvl>
-    <w:lvl w:ilvl="8" w:tplc="04180005" w:tentative="1">
-      <w:start w:val="1"/>
-      <w:numFmt w:val="bullet"/>
-      <w:lvlText w:val=""/>
-      <w:lvlJc w:val="left"/>
-      <w:pPr>
-        <w:ind w:left="6480" w:hanging="360"/>
-      </w:pPr>
-      <w:rPr>
-        <w:rFonts w:ascii="Wingdings" w:hAnsi="Wingdings" w:hint="default"/>
-      </w:rPr>
-    </w:lvl>
-  </w:abstractNum>
-  <w:abstractNum w:abstractNumId="16" w15:restartNumberingAfterBreak="0">
-    <w:nsid w:val="3245418D"/>
-    <w:multiLevelType w:val="hybridMultilevel"/>
-    <w:tmpl w:val="CE3A35DA"/>
-    <w:lvl w:ilvl="0" w:tplc="2C04EB5C">
-      <w:start w:val="1"/>
-      <w:numFmt w:val="lowerRoman"/>
-      <w:lvlText w:val="(%1)"/>
-      <w:lvlJc w:val="left"/>
-      <w:pPr>
-        <w:ind w:left="1080" w:hanging="720"/>
-      </w:pPr>
-      <w:rPr>
-        <w:rFonts w:hint="default"/>
-      </w:rPr>
-    </w:lvl>
-    <w:lvl w:ilvl="1" w:tplc="04180019" w:tentative="1">
-      <w:start w:val="1"/>
-      <w:numFmt w:val="lowerLetter"/>
-      <w:lvlText w:val="%2."/>
-      <w:lvlJc w:val="left"/>
-      <w:pPr>
-        <w:ind w:left="1440" w:hanging="360"/>
-      </w:pPr>
-    </w:lvl>
-    <w:lvl w:ilvl="2" w:tplc="0418001B" w:tentative="1">
-      <w:start w:val="1"/>
-      <w:numFmt w:val="lowerRoman"/>
-      <w:lvlText w:val="%3."/>
-      <w:lvlJc w:val="right"/>
-      <w:pPr>
-        <w:ind w:left="2160" w:hanging="180"/>
-      </w:pPr>
-    </w:lvl>
-    <w:lvl w:ilvl="3" w:tplc="0418000F" w:tentative="1">
-      <w:start w:val="1"/>
-      <w:numFmt w:val="decimal"/>
-      <w:lvlText w:val="%4."/>
-      <w:lvlJc w:val="left"/>
-      <w:pPr>
-        <w:ind w:left="2880" w:hanging="360"/>
-      </w:pPr>
-    </w:lvl>
-    <w:lvl w:ilvl="4" w:tplc="04180019" w:tentative="1">
-      <w:start w:val="1"/>
-      <w:numFmt w:val="lowerLetter"/>
-      <w:lvlText w:val="%5."/>
-      <w:lvlJc w:val="left"/>
-      <w:pPr>
-        <w:ind w:left="3600" w:hanging="360"/>
-      </w:pPr>
-    </w:lvl>
-    <w:lvl w:ilvl="5" w:tplc="0418001B" w:tentative="1">
-      <w:start w:val="1"/>
-      <w:numFmt w:val="lowerRoman"/>
-      <w:lvlText w:val="%6."/>
-      <w:lvlJc w:val="right"/>
-      <w:pPr>
-        <w:ind w:left="4320" w:hanging="180"/>
-      </w:pPr>
-    </w:lvl>
-    <w:lvl w:ilvl="6" w:tplc="0418000F" w:tentative="1">
-      <w:start w:val="1"/>
-      <w:numFmt w:val="decimal"/>
-      <w:lvlText w:val="%7."/>
-      <w:lvlJc w:val="left"/>
-      <w:pPr>
-        <w:ind w:left="5040" w:hanging="360"/>
-      </w:pPr>
-    </w:lvl>
-    <w:lvl w:ilvl="7" w:tplc="04180019" w:tentative="1">
-      <w:start w:val="1"/>
-      <w:numFmt w:val="lowerLetter"/>
-      <w:lvlText w:val="%8."/>
-      <w:lvlJc w:val="left"/>
-      <w:pPr>
-        <w:ind w:left="5760" w:hanging="360"/>
-      </w:pPr>
-    </w:lvl>
-    <w:lvl w:ilvl="8" w:tplc="0418001B" w:tentative="1">
-      <w:start w:val="1"/>
-      <w:numFmt w:val="lowerRoman"/>
-      <w:lvlText w:val="%9."/>
-      <w:lvlJc w:val="right"/>
-      <w:pPr>
-        <w:ind w:left="6480" w:hanging="180"/>
-      </w:pPr>
-    </w:lvl>
-  </w:abstractNum>
-  <w:abstractNum w:abstractNumId="17" w15:restartNumberingAfterBreak="0">
+  <w:abstractNum w:abstractNumId="13" w15:restartNumberingAfterBreak="0">
     <w:nsid w:val="36006214"/>
     <w:multiLevelType w:val="hybridMultilevel"/>
     <w:tmpl w:val="B57ABB92"/>
@@ -2201,11 +2034,124 @@
       </w:rPr>
     </w:lvl>
   </w:abstractNum>
-  <w:abstractNum w:abstractNumId="18" w15:restartNumberingAfterBreak="0">
-    <w:nsid w:val="37492BE2"/>
+  <w:abstractNum w:abstractNumId="14" w15:restartNumberingAfterBreak="0">
+    <w:nsid w:val="361215BA"/>
+    <w:multiLevelType w:val="multilevel"/>
+    <w:tmpl w:val="90ACAF82"/>
+    <w:lvl w:ilvl="0">
+      <w:start w:val="1"/>
+      <w:numFmt w:val="decimal"/>
+      <w:lvlText w:val="%1."/>
+      <w:lvlJc w:val="left"/>
+      <w:pPr>
+        <w:tabs>
+          <w:tab w:val="num" w:pos="720"/>
+        </w:tabs>
+        <w:ind w:left="720" w:hanging="360"/>
+      </w:pPr>
+    </w:lvl>
+    <w:lvl w:ilvl="1" w:tentative="1">
+      <w:start w:val="1"/>
+      <w:numFmt w:val="decimal"/>
+      <w:lvlText w:val="%2."/>
+      <w:lvlJc w:val="left"/>
+      <w:pPr>
+        <w:tabs>
+          <w:tab w:val="num" w:pos="1440"/>
+        </w:tabs>
+        <w:ind w:left="1440" w:hanging="360"/>
+      </w:pPr>
+    </w:lvl>
+    <w:lvl w:ilvl="2" w:tentative="1">
+      <w:start w:val="1"/>
+      <w:numFmt w:val="decimal"/>
+      <w:lvlText w:val="%3."/>
+      <w:lvlJc w:val="left"/>
+      <w:pPr>
+        <w:tabs>
+          <w:tab w:val="num" w:pos="2160"/>
+        </w:tabs>
+        <w:ind w:left="2160" w:hanging="360"/>
+      </w:pPr>
+    </w:lvl>
+    <w:lvl w:ilvl="3" w:tentative="1">
+      <w:start w:val="1"/>
+      <w:numFmt w:val="decimal"/>
+      <w:lvlText w:val="%4."/>
+      <w:lvlJc w:val="left"/>
+      <w:pPr>
+        <w:tabs>
+          <w:tab w:val="num" w:pos="2880"/>
+        </w:tabs>
+        <w:ind w:left="2880" w:hanging="360"/>
+      </w:pPr>
+    </w:lvl>
+    <w:lvl w:ilvl="4" w:tentative="1">
+      <w:start w:val="1"/>
+      <w:numFmt w:val="decimal"/>
+      <w:lvlText w:val="%5."/>
+      <w:lvlJc w:val="left"/>
+      <w:pPr>
+        <w:tabs>
+          <w:tab w:val="num" w:pos="3600"/>
+        </w:tabs>
+        <w:ind w:left="3600" w:hanging="360"/>
+      </w:pPr>
+    </w:lvl>
+    <w:lvl w:ilvl="5" w:tentative="1">
+      <w:start w:val="1"/>
+      <w:numFmt w:val="decimal"/>
+      <w:lvlText w:val="%6."/>
+      <w:lvlJc w:val="left"/>
+      <w:pPr>
+        <w:tabs>
+          <w:tab w:val="num" w:pos="4320"/>
+        </w:tabs>
+        <w:ind w:left="4320" w:hanging="360"/>
+      </w:pPr>
+    </w:lvl>
+    <w:lvl w:ilvl="6" w:tentative="1">
+      <w:start w:val="1"/>
+      <w:numFmt w:val="decimal"/>
+      <w:lvlText w:val="%7."/>
+      <w:lvlJc w:val="left"/>
+      <w:pPr>
+        <w:tabs>
+          <w:tab w:val="num" w:pos="5040"/>
+        </w:tabs>
+        <w:ind w:left="5040" w:hanging="360"/>
+      </w:pPr>
+    </w:lvl>
+    <w:lvl w:ilvl="7" w:tentative="1">
+      <w:start w:val="1"/>
+      <w:numFmt w:val="decimal"/>
+      <w:lvlText w:val="%8."/>
+      <w:lvlJc w:val="left"/>
+      <w:pPr>
+        <w:tabs>
+          <w:tab w:val="num" w:pos="5760"/>
+        </w:tabs>
+        <w:ind w:left="5760" w:hanging="360"/>
+      </w:pPr>
+    </w:lvl>
+    <w:lvl w:ilvl="8" w:tentative="1">
+      <w:start w:val="1"/>
+      <w:numFmt w:val="decimal"/>
+      <w:lvlText w:val="%9."/>
+      <w:lvlJc w:val="left"/>
+      <w:pPr>
+        <w:tabs>
+          <w:tab w:val="num" w:pos="6480"/>
+        </w:tabs>
+        <w:ind w:left="6480" w:hanging="360"/>
+      </w:pPr>
+    </w:lvl>
+  </w:abstractNum>
+  <w:abstractNum w:abstractNumId="15" w15:restartNumberingAfterBreak="0">
+    <w:nsid w:val="38FB2B4B"/>
     <w:multiLevelType w:val="hybridMultilevel"/>
-    <w:tmpl w:val="B662618C"/>
-    <w:lvl w:ilvl="0" w:tplc="85A0CE9C">
+    <w:tmpl w:val="AD04F148"/>
+    <w:lvl w:ilvl="0" w:tplc="CD4ED6E6">
       <w:start w:val="1"/>
       <w:numFmt w:val="lowerRoman"/>
       <w:lvlText w:val="(%1)"/>
@@ -2217,7 +2163,7 @@
         <w:rFonts w:hint="default"/>
       </w:rPr>
     </w:lvl>
-    <w:lvl w:ilvl="1" w:tplc="04180019" w:tentative="1">
+    <w:lvl w:ilvl="1" w:tplc="08090019" w:tentative="1">
       <w:start w:val="1"/>
       <w:numFmt w:val="lowerLetter"/>
       <w:lvlText w:val="%2."/>
@@ -2226,7 +2172,7 @@
         <w:ind w:left="1440" w:hanging="360"/>
       </w:pPr>
     </w:lvl>
-    <w:lvl w:ilvl="2" w:tplc="0418001B" w:tentative="1">
+    <w:lvl w:ilvl="2" w:tplc="0809001B" w:tentative="1">
       <w:start w:val="1"/>
       <w:numFmt w:val="lowerRoman"/>
       <w:lvlText w:val="%3."/>
@@ -2235,7 +2181,7 @@
         <w:ind w:left="2160" w:hanging="180"/>
       </w:pPr>
     </w:lvl>
-    <w:lvl w:ilvl="3" w:tplc="0418000F" w:tentative="1">
+    <w:lvl w:ilvl="3" w:tplc="0809000F" w:tentative="1">
       <w:start w:val="1"/>
       <w:numFmt w:val="decimal"/>
       <w:lvlText w:val="%4."/>
@@ -2244,7 +2190,7 @@
         <w:ind w:left="2880" w:hanging="360"/>
       </w:pPr>
     </w:lvl>
-    <w:lvl w:ilvl="4" w:tplc="04180019" w:tentative="1">
+    <w:lvl w:ilvl="4" w:tplc="08090019" w:tentative="1">
       <w:start w:val="1"/>
       <w:numFmt w:val="lowerLetter"/>
       <w:lvlText w:val="%5."/>
@@ -2253,7 +2199,7 @@
         <w:ind w:left="3600" w:hanging="360"/>
       </w:pPr>
     </w:lvl>
-    <w:lvl w:ilvl="5" w:tplc="0418001B" w:tentative="1">
+    <w:lvl w:ilvl="5" w:tplc="0809001B" w:tentative="1">
       <w:start w:val="1"/>
       <w:numFmt w:val="lowerRoman"/>
       <w:lvlText w:val="%6."/>
@@ -2262,7 +2208,7 @@
         <w:ind w:left="4320" w:hanging="180"/>
       </w:pPr>
     </w:lvl>
-    <w:lvl w:ilvl="6" w:tplc="0418000F" w:tentative="1">
+    <w:lvl w:ilvl="6" w:tplc="0809000F" w:tentative="1">
       <w:start w:val="1"/>
       <w:numFmt w:val="decimal"/>
       <w:lvlText w:val="%7."/>
@@ -2271,7 +2217,7 @@
         <w:ind w:left="5040" w:hanging="360"/>
       </w:pPr>
     </w:lvl>
-    <w:lvl w:ilvl="7" w:tplc="04180019" w:tentative="1">
+    <w:lvl w:ilvl="7" w:tplc="08090019" w:tentative="1">
       <w:start w:val="1"/>
       <w:numFmt w:val="lowerLetter"/>
       <w:lvlText w:val="%8."/>
@@ -2280,7 +2226,7 @@
         <w:ind w:left="5760" w:hanging="360"/>
       </w:pPr>
     </w:lvl>
-    <w:lvl w:ilvl="8" w:tplc="0418001B" w:tentative="1">
+    <w:lvl w:ilvl="8" w:tplc="0809001B" w:tentative="1">
       <w:start w:val="1"/>
       <w:numFmt w:val="lowerRoman"/>
       <w:lvlText w:val="%9."/>
@@ -2290,7 +2236,7 @@
       </w:pPr>
     </w:lvl>
   </w:abstractNum>
-  <w:abstractNum w:abstractNumId="19" w15:restartNumberingAfterBreak="0">
+  <w:abstractNum w:abstractNumId="16" w15:restartNumberingAfterBreak="0">
     <w:nsid w:val="3B6B3F3E"/>
     <w:multiLevelType w:val="multilevel"/>
     <w:tmpl w:val="0409001D"/>
@@ -2377,7 +2323,7 @@
       </w:pPr>
     </w:lvl>
   </w:abstractNum>
-  <w:abstractNum w:abstractNumId="20" w15:restartNumberingAfterBreak="0">
+  <w:abstractNum w:abstractNumId="17" w15:restartNumberingAfterBreak="0">
     <w:nsid w:val="3EB0372A"/>
     <w:multiLevelType w:val="multilevel"/>
     <w:tmpl w:val="9C54E036"/>
@@ -2515,350 +2461,7 @@
       </w:rPr>
     </w:lvl>
   </w:abstractNum>
-  <w:abstractNum w:abstractNumId="21" w15:restartNumberingAfterBreak="0">
-    <w:nsid w:val="42A1601D"/>
-    <w:multiLevelType w:val="hybridMultilevel"/>
-    <w:tmpl w:val="28C8FC20"/>
-    <w:lvl w:ilvl="0" w:tplc="04180001">
-      <w:start w:val="1"/>
-      <w:numFmt w:val="bullet"/>
-      <w:lvlText w:val=""/>
-      <w:lvlJc w:val="left"/>
-      <w:pPr>
-        <w:ind w:left="720" w:hanging="360"/>
-      </w:pPr>
-      <w:rPr>
-        <w:rFonts w:ascii="Symbol" w:eastAsia="Times New Roman" w:hAnsi="Symbol" w:cs="Times New Roman" w:hint="default"/>
-      </w:rPr>
-    </w:lvl>
-    <w:lvl w:ilvl="1" w:tplc="04180003" w:tentative="1">
-      <w:start w:val="1"/>
-      <w:numFmt w:val="bullet"/>
-      <w:lvlText w:val="o"/>
-      <w:lvlJc w:val="left"/>
-      <w:pPr>
-        <w:ind w:left="1440" w:hanging="360"/>
-      </w:pPr>
-      <w:rPr>
-        <w:rFonts w:ascii="Courier New" w:hAnsi="Courier New" w:cs="Courier New" w:hint="default"/>
-      </w:rPr>
-    </w:lvl>
-    <w:lvl w:ilvl="2" w:tplc="04180005" w:tentative="1">
-      <w:start w:val="1"/>
-      <w:numFmt w:val="bullet"/>
-      <w:lvlText w:val=""/>
-      <w:lvlJc w:val="left"/>
-      <w:pPr>
-        <w:ind w:left="2160" w:hanging="360"/>
-      </w:pPr>
-      <w:rPr>
-        <w:rFonts w:ascii="Wingdings" w:hAnsi="Wingdings" w:hint="default"/>
-      </w:rPr>
-    </w:lvl>
-    <w:lvl w:ilvl="3" w:tplc="04180001" w:tentative="1">
-      <w:start w:val="1"/>
-      <w:numFmt w:val="bullet"/>
-      <w:lvlText w:val=""/>
-      <w:lvlJc w:val="left"/>
-      <w:pPr>
-        <w:ind w:left="2880" w:hanging="360"/>
-      </w:pPr>
-      <w:rPr>
-        <w:rFonts w:ascii="Symbol" w:hAnsi="Symbol" w:hint="default"/>
-      </w:rPr>
-    </w:lvl>
-    <w:lvl w:ilvl="4" w:tplc="04180003" w:tentative="1">
-      <w:start w:val="1"/>
-      <w:numFmt w:val="bullet"/>
-      <w:lvlText w:val="o"/>
-      <w:lvlJc w:val="left"/>
-      <w:pPr>
-        <w:ind w:left="3600" w:hanging="360"/>
-      </w:pPr>
-      <w:rPr>
-        <w:rFonts w:ascii="Courier New" w:hAnsi="Courier New" w:cs="Courier New" w:hint="default"/>
-      </w:rPr>
-    </w:lvl>
-    <w:lvl w:ilvl="5" w:tplc="04180005" w:tentative="1">
-      <w:start w:val="1"/>
-      <w:numFmt w:val="bullet"/>
-      <w:lvlText w:val=""/>
-      <w:lvlJc w:val="left"/>
-      <w:pPr>
-        <w:ind w:left="4320" w:hanging="360"/>
-      </w:pPr>
-      <w:rPr>
-        <w:rFonts w:ascii="Wingdings" w:hAnsi="Wingdings" w:hint="default"/>
-      </w:rPr>
-    </w:lvl>
-    <w:lvl w:ilvl="6" w:tplc="04180001" w:tentative="1">
-      <w:start w:val="1"/>
-      <w:numFmt w:val="bullet"/>
-      <w:lvlText w:val=""/>
-      <w:lvlJc w:val="left"/>
-      <w:pPr>
-        <w:ind w:left="5040" w:hanging="360"/>
-      </w:pPr>
-      <w:rPr>
-        <w:rFonts w:ascii="Symbol" w:hAnsi="Symbol" w:hint="default"/>
-      </w:rPr>
-    </w:lvl>
-    <w:lvl w:ilvl="7" w:tplc="04180003" w:tentative="1">
-      <w:start w:val="1"/>
-      <w:numFmt w:val="bullet"/>
-      <w:lvlText w:val="o"/>
-      <w:lvlJc w:val="left"/>
-      <w:pPr>
-        <w:ind w:left="5760" w:hanging="360"/>
-      </w:pPr>
-      <w:rPr>
-        <w:rFonts w:ascii="Courier New" w:hAnsi="Courier New" w:cs="Courier New" w:hint="default"/>
-      </w:rPr>
-    </w:lvl>
-    <w:lvl w:ilvl="8" w:tplc="04180005" w:tentative="1">
-      <w:start w:val="1"/>
-      <w:numFmt w:val="bullet"/>
-      <w:lvlText w:val=""/>
-      <w:lvlJc w:val="left"/>
-      <w:pPr>
-        <w:ind w:left="6480" w:hanging="360"/>
-      </w:pPr>
-      <w:rPr>
-        <w:rFonts w:ascii="Wingdings" w:hAnsi="Wingdings" w:hint="default"/>
-      </w:rPr>
-    </w:lvl>
-  </w:abstractNum>
-  <w:abstractNum w:abstractNumId="22" w15:restartNumberingAfterBreak="0">
-    <w:nsid w:val="4B084592"/>
-    <w:multiLevelType w:val="multilevel"/>
-    <w:tmpl w:val="DDEADAD6"/>
-    <w:lvl w:ilvl="0">
-      <w:start w:val="24"/>
-      <w:numFmt w:val="decimal"/>
-      <w:lvlText w:val="[%1]"/>
-      <w:lvlJc w:val="left"/>
-      <w:pPr>
-        <w:ind w:left="360" w:hanging="360"/>
-      </w:pPr>
-      <w:rPr>
-        <w:rFonts w:ascii="Georgia" w:hAnsi="Georgia" w:hint="default"/>
-        <w:b w:val="0"/>
-        <w:i w:val="0"/>
-        <w:color w:val="auto"/>
-        <w:sz w:val="16"/>
-      </w:rPr>
-    </w:lvl>
-    <w:lvl w:ilvl="1">
-      <w:start w:val="1"/>
-      <w:numFmt w:val="lowerLetter"/>
-      <w:lvlText w:val="%2."/>
-      <w:lvlJc w:val="left"/>
-      <w:pPr>
-        <w:ind w:left="733" w:hanging="360"/>
-      </w:pPr>
-      <w:rPr>
-        <w:rFonts w:hint="default"/>
-      </w:rPr>
-    </w:lvl>
-    <w:lvl w:ilvl="2">
-      <w:start w:val="1"/>
-      <w:numFmt w:val="lowerRoman"/>
-      <w:lvlText w:val="%3."/>
-      <w:lvlJc w:val="right"/>
-      <w:pPr>
-        <w:ind w:left="1453" w:hanging="180"/>
-      </w:pPr>
-      <w:rPr>
-        <w:rFonts w:hint="default"/>
-      </w:rPr>
-    </w:lvl>
-    <w:lvl w:ilvl="3">
-      <w:start w:val="2"/>
-      <w:numFmt w:val="decimal"/>
-      <w:lvlText w:val="%4."/>
-      <w:lvlJc w:val="left"/>
-      <w:pPr>
-        <w:ind w:left="720" w:hanging="360"/>
-      </w:pPr>
-      <w:rPr>
-        <w:rFonts w:hint="default"/>
-      </w:rPr>
-    </w:lvl>
-    <w:lvl w:ilvl="4">
-      <w:start w:val="1"/>
-      <w:numFmt w:val="lowerLetter"/>
-      <w:lvlText w:val="%5."/>
-      <w:lvlJc w:val="left"/>
-      <w:pPr>
-        <w:ind w:left="2893" w:hanging="360"/>
-      </w:pPr>
-      <w:rPr>
-        <w:rFonts w:hint="default"/>
-      </w:rPr>
-    </w:lvl>
-    <w:lvl w:ilvl="5">
-      <w:start w:val="1"/>
-      <w:numFmt w:val="lowerRoman"/>
-      <w:lvlText w:val="%6."/>
-      <w:lvlJc w:val="right"/>
-      <w:pPr>
-        <w:ind w:left="3613" w:hanging="180"/>
-      </w:pPr>
-      <w:rPr>
-        <w:rFonts w:hint="default"/>
-      </w:rPr>
-    </w:lvl>
-    <w:lvl w:ilvl="6">
-      <w:start w:val="2"/>
-      <w:numFmt w:val="decimal"/>
-      <w:lvlText w:val="%7."/>
-      <w:lvlJc w:val="left"/>
-      <w:pPr>
-        <w:ind w:left="1080" w:hanging="360"/>
-      </w:pPr>
-      <w:rPr>
-        <w:rFonts w:hint="default"/>
-      </w:rPr>
-    </w:lvl>
-    <w:lvl w:ilvl="7">
-      <w:start w:val="1"/>
-      <w:numFmt w:val="lowerLetter"/>
-      <w:lvlText w:val="%8."/>
-      <w:lvlJc w:val="left"/>
-      <w:pPr>
-        <w:ind w:left="5053" w:hanging="360"/>
-      </w:pPr>
-      <w:rPr>
-        <w:rFonts w:hint="default"/>
-      </w:rPr>
-    </w:lvl>
-    <w:lvl w:ilvl="8">
-      <w:start w:val="1"/>
-      <w:numFmt w:val="lowerRoman"/>
-      <w:lvlText w:val="%9."/>
-      <w:lvlJc w:val="right"/>
-      <w:pPr>
-        <w:ind w:left="5773" w:hanging="180"/>
-      </w:pPr>
-      <w:rPr>
-        <w:rFonts w:hint="default"/>
-      </w:rPr>
-    </w:lvl>
-  </w:abstractNum>
-  <w:abstractNum w:abstractNumId="23" w15:restartNumberingAfterBreak="0">
-    <w:nsid w:val="4D976E59"/>
-    <w:multiLevelType w:val="hybridMultilevel"/>
-    <w:tmpl w:val="050AAE44"/>
-    <w:lvl w:ilvl="0" w:tplc="04180001">
-      <w:start w:val="1"/>
-      <w:numFmt w:val="bullet"/>
-      <w:lvlText w:val=""/>
-      <w:lvlJc w:val="left"/>
-      <w:pPr>
-        <w:ind w:left="720" w:hanging="360"/>
-      </w:pPr>
-      <w:rPr>
-        <w:rFonts w:ascii="Symbol" w:eastAsia="Times New Roman" w:hAnsi="Symbol" w:cs="Times New Roman" w:hint="default"/>
-      </w:rPr>
-    </w:lvl>
-    <w:lvl w:ilvl="1" w:tplc="04180003" w:tentative="1">
-      <w:start w:val="1"/>
-      <w:numFmt w:val="bullet"/>
-      <w:lvlText w:val="o"/>
-      <w:lvlJc w:val="left"/>
-      <w:pPr>
-        <w:ind w:left="1440" w:hanging="360"/>
-      </w:pPr>
-      <w:rPr>
-        <w:rFonts w:ascii="Courier New" w:hAnsi="Courier New" w:cs="Courier New" w:hint="default"/>
-      </w:rPr>
-    </w:lvl>
-    <w:lvl w:ilvl="2" w:tplc="04180005" w:tentative="1">
-      <w:start w:val="1"/>
-      <w:numFmt w:val="bullet"/>
-      <w:lvlText w:val=""/>
-      <w:lvlJc w:val="left"/>
-      <w:pPr>
-        <w:ind w:left="2160" w:hanging="360"/>
-      </w:pPr>
-      <w:rPr>
-        <w:rFonts w:ascii="Wingdings" w:hAnsi="Wingdings" w:hint="default"/>
-      </w:rPr>
-    </w:lvl>
-    <w:lvl w:ilvl="3" w:tplc="04180001" w:tentative="1">
-      <w:start w:val="1"/>
-      <w:numFmt w:val="bullet"/>
-      <w:lvlText w:val=""/>
-      <w:lvlJc w:val="left"/>
-      <w:pPr>
-        <w:ind w:left="2880" w:hanging="360"/>
-      </w:pPr>
-      <w:rPr>
-        <w:rFonts w:ascii="Symbol" w:hAnsi="Symbol" w:hint="default"/>
-      </w:rPr>
-    </w:lvl>
-    <w:lvl w:ilvl="4" w:tplc="04180003" w:tentative="1">
-      <w:start w:val="1"/>
-      <w:numFmt w:val="bullet"/>
-      <w:lvlText w:val="o"/>
-      <w:lvlJc w:val="left"/>
-      <w:pPr>
-        <w:ind w:left="3600" w:hanging="360"/>
-      </w:pPr>
-      <w:rPr>
-        <w:rFonts w:ascii="Courier New" w:hAnsi="Courier New" w:cs="Courier New" w:hint="default"/>
-      </w:rPr>
-    </w:lvl>
-    <w:lvl w:ilvl="5" w:tplc="04180005" w:tentative="1">
-      <w:start w:val="1"/>
-      <w:numFmt w:val="bullet"/>
-      <w:lvlText w:val=""/>
-      <w:lvlJc w:val="left"/>
-      <w:pPr>
-        <w:ind w:left="4320" w:hanging="360"/>
-      </w:pPr>
-      <w:rPr>
-        <w:rFonts w:ascii="Wingdings" w:hAnsi="Wingdings" w:hint="default"/>
-      </w:rPr>
-    </w:lvl>
-    <w:lvl w:ilvl="6" w:tplc="04180001" w:tentative="1">
-      <w:start w:val="1"/>
-      <w:numFmt w:val="bullet"/>
-      <w:lvlText w:val=""/>
-      <w:lvlJc w:val="left"/>
-      <w:pPr>
-        <w:ind w:left="5040" w:hanging="360"/>
-      </w:pPr>
-      <w:rPr>
-        <w:rFonts w:ascii="Symbol" w:hAnsi="Symbol" w:hint="default"/>
-      </w:rPr>
-    </w:lvl>
-    <w:lvl w:ilvl="7" w:tplc="04180003" w:tentative="1">
-      <w:start w:val="1"/>
-      <w:numFmt w:val="bullet"/>
-      <w:lvlText w:val="o"/>
-      <w:lvlJc w:val="left"/>
-      <w:pPr>
-        <w:ind w:left="5760" w:hanging="360"/>
-      </w:pPr>
-      <w:rPr>
-        <w:rFonts w:ascii="Courier New" w:hAnsi="Courier New" w:cs="Courier New" w:hint="default"/>
-      </w:rPr>
-    </w:lvl>
-    <w:lvl w:ilvl="8" w:tplc="04180005" w:tentative="1">
-      <w:start w:val="1"/>
-      <w:numFmt w:val="bullet"/>
-      <w:lvlText w:val=""/>
-      <w:lvlJc w:val="left"/>
-      <w:pPr>
-        <w:ind w:left="6480" w:hanging="360"/>
-      </w:pPr>
-      <w:rPr>
-        <w:rFonts w:ascii="Wingdings" w:hAnsi="Wingdings" w:hint="default"/>
-      </w:rPr>
-    </w:lvl>
-  </w:abstractNum>
-  <w:abstractNum w:abstractNumId="24" w15:restartNumberingAfterBreak="0">
+  <w:abstractNum w:abstractNumId="18" w15:restartNumberingAfterBreak="0">
     <w:nsid w:val="4E8D44ED"/>
     <w:multiLevelType w:val="multilevel"/>
     <w:tmpl w:val="20746E86"/>
@@ -2972,97 +2575,7 @@
       </w:rPr>
     </w:lvl>
   </w:abstractNum>
-  <w:abstractNum w:abstractNumId="25" w15:restartNumberingAfterBreak="0">
-    <w:nsid w:val="545D2E7A"/>
-    <w:multiLevelType w:val="hybridMultilevel"/>
-    <w:tmpl w:val="04709A74"/>
-    <w:lvl w:ilvl="0" w:tplc="AD4A6CEC">
-      <w:start w:val="1"/>
-      <w:numFmt w:val="lowerRoman"/>
-      <w:lvlText w:val="(%1)"/>
-      <w:lvlJc w:val="left"/>
-      <w:pPr>
-        <w:ind w:left="1440" w:hanging="720"/>
-      </w:pPr>
-      <w:rPr>
-        <w:rFonts w:hint="default"/>
-        <w:b w:val="0"/>
-      </w:rPr>
-    </w:lvl>
-    <w:lvl w:ilvl="1" w:tplc="04180019" w:tentative="1">
-      <w:start w:val="1"/>
-      <w:numFmt w:val="lowerLetter"/>
-      <w:lvlText w:val="%2."/>
-      <w:lvlJc w:val="left"/>
-      <w:pPr>
-        <w:ind w:left="1800" w:hanging="360"/>
-      </w:pPr>
-    </w:lvl>
-    <w:lvl w:ilvl="2" w:tplc="0418001B" w:tentative="1">
-      <w:start w:val="1"/>
-      <w:numFmt w:val="lowerRoman"/>
-      <w:lvlText w:val="%3."/>
-      <w:lvlJc w:val="right"/>
-      <w:pPr>
-        <w:ind w:left="2520" w:hanging="180"/>
-      </w:pPr>
-    </w:lvl>
-    <w:lvl w:ilvl="3" w:tplc="0418000F" w:tentative="1">
-      <w:start w:val="1"/>
-      <w:numFmt w:val="decimal"/>
-      <w:lvlText w:val="%4."/>
-      <w:lvlJc w:val="left"/>
-      <w:pPr>
-        <w:ind w:left="3240" w:hanging="360"/>
-      </w:pPr>
-    </w:lvl>
-    <w:lvl w:ilvl="4" w:tplc="04180019" w:tentative="1">
-      <w:start w:val="1"/>
-      <w:numFmt w:val="lowerLetter"/>
-      <w:lvlText w:val="%5."/>
-      <w:lvlJc w:val="left"/>
-      <w:pPr>
-        <w:ind w:left="3960" w:hanging="360"/>
-      </w:pPr>
-    </w:lvl>
-    <w:lvl w:ilvl="5" w:tplc="0418001B" w:tentative="1">
-      <w:start w:val="1"/>
-      <w:numFmt w:val="lowerRoman"/>
-      <w:lvlText w:val="%6."/>
-      <w:lvlJc w:val="right"/>
-      <w:pPr>
-        <w:ind w:left="4680" w:hanging="180"/>
-      </w:pPr>
-    </w:lvl>
-    <w:lvl w:ilvl="6" w:tplc="0418000F" w:tentative="1">
-      <w:start w:val="1"/>
-      <w:numFmt w:val="decimal"/>
-      <w:lvlText w:val="%7."/>
-      <w:lvlJc w:val="left"/>
-      <w:pPr>
-        <w:ind w:left="5400" w:hanging="360"/>
-      </w:pPr>
-    </w:lvl>
-    <w:lvl w:ilvl="7" w:tplc="04180019" w:tentative="1">
-      <w:start w:val="1"/>
-      <w:numFmt w:val="lowerLetter"/>
-      <w:lvlText w:val="%8."/>
-      <w:lvlJc w:val="left"/>
-      <w:pPr>
-        <w:ind w:left="6120" w:hanging="360"/>
-      </w:pPr>
-    </w:lvl>
-    <w:lvl w:ilvl="8" w:tplc="0418001B" w:tentative="1">
-      <w:start w:val="1"/>
-      <w:numFmt w:val="lowerRoman"/>
-      <w:lvlText w:val="%9."/>
-      <w:lvlJc w:val="right"/>
-      <w:pPr>
-        <w:ind w:left="6840" w:hanging="180"/>
-      </w:pPr>
-    </w:lvl>
-  </w:abstractNum>
-  <w:abstractNum w:abstractNumId="26" w15:restartNumberingAfterBreak="0">
+  <w:abstractNum w:abstractNumId="19" w15:restartNumberingAfterBreak="0">
     <w:nsid w:val="5C531F98"/>
     <w:multiLevelType w:val="multilevel"/>
     <w:tmpl w:val="FFB0C43E"/>
@@ -3189,7 +2702,7 @@
       </w:rPr>
     </w:lvl>
   </w:abstractNum>
-  <w:abstractNum w:abstractNumId="27" w15:restartNumberingAfterBreak="0">
+  <w:abstractNum w:abstractNumId="20" w15:restartNumberingAfterBreak="0">
     <w:nsid w:val="5FBC007B"/>
     <w:multiLevelType w:val="hybridMultilevel"/>
     <w:tmpl w:val="64CE99E4"/>
@@ -3278,7 +2791,7 @@
       </w:pPr>
     </w:lvl>
   </w:abstractNum>
-  <w:abstractNum w:abstractNumId="28" w15:restartNumberingAfterBreak="0">
+  <w:abstractNum w:abstractNumId="21" w15:restartNumberingAfterBreak="0">
     <w:nsid w:val="62DF3F38"/>
     <w:multiLevelType w:val="multilevel"/>
     <w:tmpl w:val="7BD29BFA"/>
@@ -3419,7 +2932,7 @@
       </w:rPr>
     </w:lvl>
   </w:abstractNum>
-  <w:abstractNum w:abstractNumId="29" w15:restartNumberingAfterBreak="0">
+  <w:abstractNum w:abstractNumId="22" w15:restartNumberingAfterBreak="0">
     <w:nsid w:val="631D1F17"/>
     <w:multiLevelType w:val="multilevel"/>
     <w:tmpl w:val="BD1095E4"/>
@@ -3544,7 +3057,7 @@
       </w:rPr>
     </w:lvl>
   </w:abstractNum>
-  <w:abstractNum w:abstractNumId="30" w15:restartNumberingAfterBreak="0">
+  <w:abstractNum w:abstractNumId="23" w15:restartNumberingAfterBreak="0">
     <w:nsid w:val="669774E8"/>
     <w:multiLevelType w:val="hybridMultilevel"/>
     <w:tmpl w:val="DE921D0C"/>
@@ -3636,10 +3149,10 @@
       </w:pPr>
     </w:lvl>
   </w:abstractNum>
-  <w:abstractNum w:abstractNumId="31" w15:restartNumberingAfterBreak="0">
+  <w:abstractNum w:abstractNumId="24" w15:restartNumberingAfterBreak="0">
     <w:nsid w:val="6BF67951"/>
     <w:multiLevelType w:val="multilevel"/>
-    <w:tmpl w:val="93C6B59E"/>
+    <w:tmpl w:val="CC9E436E"/>
     <w:lvl w:ilvl="0">
       <w:start w:val="1"/>
       <w:numFmt w:val="upperRoman"/>
@@ -3654,8 +3167,8 @@
       </w:pPr>
       <w:rPr>
         <w:rFonts w:cs="Times New Roman" w:hint="default"/>
-        <w:b/>
-        <w:bCs/>
+        <w:b w:val="0"/>
+        <w:bCs w:val="0"/>
         <w:i w:val="0"/>
         <w:iCs w:val="0"/>
         <w:caps w:val="0"/>
@@ -3664,7 +3177,7 @@
         <w:dstrike w:val="0"/>
         <w:noProof w:val="0"/>
         <w:vanish w:val="0"/>
-        <w:color w:val="244061" w:themeColor="accent1" w:themeShade="80"/>
+        <w:color w:val="590056"/>
         <w:spacing w:val="0"/>
         <w:kern w:val="0"/>
         <w:position w:val="0"/>
@@ -3820,7 +3333,7 @@
       </w:rPr>
     </w:lvl>
   </w:abstractNum>
-  <w:abstractNum w:abstractNumId="32" w15:restartNumberingAfterBreak="0">
+  <w:abstractNum w:abstractNumId="25" w15:restartNumberingAfterBreak="0">
     <w:nsid w:val="6C6F2C90"/>
     <w:multiLevelType w:val="multilevel"/>
     <w:tmpl w:val="0409001D"/>
@@ -3934,7 +3447,7 @@
       </w:pPr>
     </w:lvl>
   </w:abstractNum>
-  <w:abstractNum w:abstractNumId="33" w15:restartNumberingAfterBreak="0">
+  <w:abstractNum w:abstractNumId="26" w15:restartNumberingAfterBreak="0">
     <w:nsid w:val="6CC63240"/>
     <w:multiLevelType w:val="hybridMultilevel"/>
     <w:tmpl w:val="8BAE252E"/>
@@ -4023,7 +3536,7 @@
       </w:pPr>
     </w:lvl>
   </w:abstractNum>
-  <w:abstractNum w:abstractNumId="34" w15:restartNumberingAfterBreak="0">
+  <w:abstractNum w:abstractNumId="27" w15:restartNumberingAfterBreak="0">
     <w:nsid w:val="74F52F5E"/>
     <w:multiLevelType w:val="multilevel"/>
     <w:tmpl w:val="04090023"/>
@@ -4115,169 +3628,196 @@
       </w:pPr>
     </w:lvl>
   </w:abstractNum>
-  <w:abstractNum w:abstractNumId="35" w15:restartNumberingAfterBreak="0">
-    <w:nsid w:val="786D4904"/>
-    <w:multiLevelType w:val="hybridMultilevel"/>
-    <w:tmpl w:val="BF4C3930"/>
-    <w:lvl w:ilvl="0" w:tplc="04180001">
-      <w:numFmt w:val="bullet"/>
-      <w:lvlText w:val=""/>
-      <w:lvlJc w:val="left"/>
-      <w:pPr>
+  <w:abstractNum w:abstractNumId="28" w15:restartNumberingAfterBreak="0">
+    <w:nsid w:val="79CE3601"/>
+    <w:multiLevelType w:val="multilevel"/>
+    <w:tmpl w:val="9C747ECE"/>
+    <w:lvl w:ilvl="0">
+      <w:start w:val="4"/>
+      <w:numFmt w:val="decimal"/>
+      <w:lvlText w:val="%1."/>
+      <w:lvlJc w:val="left"/>
+      <w:pPr>
+        <w:tabs>
+          <w:tab w:val="num" w:pos="720"/>
+        </w:tabs>
         <w:ind w:left="720" w:hanging="360"/>
       </w:pPr>
       <w:rPr>
-        <w:rFonts w:ascii="Symbol" w:eastAsia="Times New Roman" w:hAnsi="Symbol" w:cs="Times New Roman" w:hint="default"/>
-        <w:b w:val="0"/>
-      </w:rPr>
-    </w:lvl>
-    <w:lvl w:ilvl="1" w:tplc="04180003" w:tentative="1">
-      <w:start w:val="1"/>
-      <w:numFmt w:val="bullet"/>
-      <w:lvlText w:val="o"/>
-      <w:lvlJc w:val="left"/>
-      <w:pPr>
+        <w:rFonts w:hint="default"/>
+      </w:rPr>
+    </w:lvl>
+    <w:lvl w:ilvl="1">
+      <w:start w:val="1"/>
+      <w:numFmt w:val="decimal"/>
+      <w:lvlText w:val="%2."/>
+      <w:lvlJc w:val="left"/>
+      <w:pPr>
+        <w:tabs>
+          <w:tab w:val="num" w:pos="1440"/>
+        </w:tabs>
         <w:ind w:left="1440" w:hanging="360"/>
       </w:pPr>
       <w:rPr>
-        <w:rFonts w:ascii="Courier New" w:hAnsi="Courier New" w:cs="Courier New" w:hint="default"/>
-      </w:rPr>
-    </w:lvl>
-    <w:lvl w:ilvl="2" w:tplc="04180005" w:tentative="1">
-      <w:start w:val="1"/>
-      <w:numFmt w:val="bullet"/>
-      <w:lvlText w:val=""/>
-      <w:lvlJc w:val="left"/>
-      <w:pPr>
+        <w:rFonts w:hint="default"/>
+      </w:rPr>
+    </w:lvl>
+    <w:lvl w:ilvl="2">
+      <w:start w:val="1"/>
+      <w:numFmt w:val="decimal"/>
+      <w:lvlText w:val="%3."/>
+      <w:lvlJc w:val="left"/>
+      <w:pPr>
+        <w:tabs>
+          <w:tab w:val="num" w:pos="2160"/>
+        </w:tabs>
         <w:ind w:left="2160" w:hanging="360"/>
       </w:pPr>
       <w:rPr>
-        <w:rFonts w:ascii="Wingdings" w:hAnsi="Wingdings" w:hint="default"/>
-      </w:rPr>
-    </w:lvl>
-    <w:lvl w:ilvl="3" w:tplc="04180001" w:tentative="1">
-      <w:start w:val="1"/>
-      <w:numFmt w:val="bullet"/>
-      <w:lvlText w:val=""/>
-      <w:lvlJc w:val="left"/>
-      <w:pPr>
+        <w:rFonts w:hint="default"/>
+      </w:rPr>
+    </w:lvl>
+    <w:lvl w:ilvl="3">
+      <w:start w:val="1"/>
+      <w:numFmt w:val="decimal"/>
+      <w:lvlText w:val="%4."/>
+      <w:lvlJc w:val="left"/>
+      <w:pPr>
+        <w:tabs>
+          <w:tab w:val="num" w:pos="2880"/>
+        </w:tabs>
         <w:ind w:left="2880" w:hanging="360"/>
       </w:pPr>
       <w:rPr>
-        <w:rFonts w:ascii="Symbol" w:hAnsi="Symbol" w:hint="default"/>
-      </w:rPr>
-    </w:lvl>
-    <w:lvl w:ilvl="4" w:tplc="04180003" w:tentative="1">
-      <w:start w:val="1"/>
-      <w:numFmt w:val="bullet"/>
-      <w:lvlText w:val="o"/>
-      <w:lvlJc w:val="left"/>
-      <w:pPr>
+        <w:rFonts w:hint="default"/>
+      </w:rPr>
+    </w:lvl>
+    <w:lvl w:ilvl="4">
+      <w:start w:val="1"/>
+      <w:numFmt w:val="decimal"/>
+      <w:lvlText w:val="%5."/>
+      <w:lvlJc w:val="left"/>
+      <w:pPr>
+        <w:tabs>
+          <w:tab w:val="num" w:pos="3600"/>
+        </w:tabs>
         <w:ind w:left="3600" w:hanging="360"/>
       </w:pPr>
       <w:rPr>
-        <w:rFonts w:ascii="Courier New" w:hAnsi="Courier New" w:cs="Courier New" w:hint="default"/>
-      </w:rPr>
-    </w:lvl>
-    <w:lvl w:ilvl="5" w:tplc="04180005" w:tentative="1">
-      <w:start w:val="1"/>
-      <w:numFmt w:val="bullet"/>
-      <w:lvlText w:val=""/>
-      <w:lvlJc w:val="left"/>
-      <w:pPr>
+        <w:rFonts w:hint="default"/>
+      </w:rPr>
+    </w:lvl>
+    <w:lvl w:ilvl="5">
+      <w:start w:val="1"/>
+      <w:numFmt w:val="decimal"/>
+      <w:lvlText w:val="%6."/>
+      <w:lvlJc w:val="left"/>
+      <w:pPr>
+        <w:tabs>
+          <w:tab w:val="num" w:pos="4320"/>
+        </w:tabs>
         <w:ind w:left="4320" w:hanging="360"/>
       </w:pPr>
       <w:rPr>
-        <w:rFonts w:ascii="Wingdings" w:hAnsi="Wingdings" w:hint="default"/>
-      </w:rPr>
-    </w:lvl>
-    <w:lvl w:ilvl="6" w:tplc="04180001" w:tentative="1">
-      <w:start w:val="1"/>
-      <w:numFmt w:val="bullet"/>
-      <w:lvlText w:val=""/>
-      <w:lvlJc w:val="left"/>
-      <w:pPr>
+        <w:rFonts w:hint="default"/>
+      </w:rPr>
+    </w:lvl>
+    <w:lvl w:ilvl="6">
+      <w:start w:val="1"/>
+      <w:numFmt w:val="decimal"/>
+      <w:lvlText w:val="%7."/>
+      <w:lvlJc w:val="left"/>
+      <w:pPr>
+        <w:tabs>
+          <w:tab w:val="num" w:pos="5040"/>
+        </w:tabs>
         <w:ind w:left="5040" w:hanging="360"/>
       </w:pPr>
       <w:rPr>
-        <w:rFonts w:ascii="Symbol" w:hAnsi="Symbol" w:hint="default"/>
-      </w:rPr>
-    </w:lvl>
-    <w:lvl w:ilvl="7" w:tplc="04180003" w:tentative="1">
-      <w:start w:val="1"/>
-      <w:numFmt w:val="bullet"/>
-      <w:lvlText w:val="o"/>
-      <w:lvlJc w:val="left"/>
-      <w:pPr>
+        <w:rFonts w:hint="default"/>
+      </w:rPr>
+    </w:lvl>
+    <w:lvl w:ilvl="7">
+      <w:start w:val="1"/>
+      <w:numFmt w:val="decimal"/>
+      <w:lvlText w:val="%8."/>
+      <w:lvlJc w:val="left"/>
+      <w:pPr>
+        <w:tabs>
+          <w:tab w:val="num" w:pos="5760"/>
+        </w:tabs>
         <w:ind w:left="5760" w:hanging="360"/>
       </w:pPr>
       <w:rPr>
-        <w:rFonts w:ascii="Courier New" w:hAnsi="Courier New" w:cs="Courier New" w:hint="default"/>
-      </w:rPr>
-    </w:lvl>
-    <w:lvl w:ilvl="8" w:tplc="04180005" w:tentative="1">
-      <w:start w:val="1"/>
-      <w:numFmt w:val="bullet"/>
-      <w:lvlText w:val=""/>
-      <w:lvlJc w:val="left"/>
-      <w:pPr>
+        <w:rFonts w:hint="default"/>
+      </w:rPr>
+    </w:lvl>
+    <w:lvl w:ilvl="8">
+      <w:start w:val="1"/>
+      <w:numFmt w:val="decimal"/>
+      <w:lvlText w:val="%9."/>
+      <w:lvlJc w:val="left"/>
+      <w:pPr>
+        <w:tabs>
+          <w:tab w:val="num" w:pos="6480"/>
+        </w:tabs>
         <w:ind w:left="6480" w:hanging="360"/>
       </w:pPr>
       <w:rPr>
-        <w:rFonts w:ascii="Wingdings" w:hAnsi="Wingdings" w:hint="default"/>
+        <w:rFonts w:hint="default"/>
       </w:rPr>
     </w:lvl>
   </w:abstractNum>
   <w:num w:numId="1" w16cid:durableId="340739261">
-    <w:abstractNumId w:val="28"/>
+    <w:abstractNumId w:val="21"/>
   </w:num>
   <w:num w:numId="2" w16cid:durableId="1234196712">
-    <w:abstractNumId w:val="13"/>
+    <w:abstractNumId w:val="11"/>
   </w:num>
   <w:num w:numId="3" w16cid:durableId="1777283836">
     <w:abstractNumId w:val="7"/>
   </w:num>
   <w:num w:numId="4" w16cid:durableId="854539783">
-    <w:abstractNumId w:val="20"/>
+    <w:abstractNumId w:val="17"/>
   </w:num>
   <w:num w:numId="5" w16cid:durableId="1613050250">
-    <w:abstractNumId w:val="31"/>
+    <w:abstractNumId w:val="24"/>
   </w:num>
   <w:num w:numId="6" w16cid:durableId="2108429177">
-    <w:abstractNumId w:val="5"/>
+    <w:abstractNumId w:val="3"/>
   </w:num>
   <w:num w:numId="7" w16cid:durableId="1547451538">
-    <w:abstractNumId w:val="4"/>
+    <w:abstractNumId w:val="2"/>
   </w:num>
   <w:num w:numId="8" w16cid:durableId="501548374">
-    <w:abstractNumId w:val="14"/>
+    <w:abstractNumId w:val="12"/>
   </w:num>
   <w:num w:numId="9" w16cid:durableId="269237943">
-    <w:abstractNumId w:val="30"/>
+    <w:abstractNumId w:val="23"/>
   </w:num>
   <w:num w:numId="10" w16cid:durableId="287781932">
-    <w:abstractNumId w:val="24"/>
+    <w:abstractNumId w:val="18"/>
   </w:num>
   <w:num w:numId="11" w16cid:durableId="1828547577">
-    <w:abstractNumId w:val="26"/>
+    <w:abstractNumId w:val="19"/>
   </w:num>
   <w:num w:numId="12" w16cid:durableId="431710242">
-    <w:abstractNumId w:val="19"/>
+    <w:abstractNumId w:val="16"/>
   </w:num>
   <w:num w:numId="13" w16cid:durableId="606280213">
-    <w:abstractNumId w:val="1"/>
+    <w:abstractNumId w:val="0"/>
   </w:num>
   <w:num w:numId="14" w16cid:durableId="223640136">
-    <w:abstractNumId w:val="34"/>
+    <w:abstractNumId w:val="27"/>
   </w:num>
   <w:num w:numId="15" w16cid:durableId="287200002">
-    <w:abstractNumId w:val="29"/>
+    <w:abstractNumId w:val="22"/>
   </w:num>
   <w:num w:numId="16" w16cid:durableId="792558497">
     <w:abstractNumId w:val="6"/>
   </w:num>
   <w:num w:numId="17" w16cid:durableId="1345136144">
-    <w:abstractNumId w:val="31"/>
+    <w:abstractNumId w:val="24"/>
     <w:lvlOverride w:ilvl="0">
       <w:startOverride w:val="1"/>
     </w:lvlOverride>
@@ -4307,7 +3847,7 @@
     </w:lvlOverride>
   </w:num>
   <w:num w:numId="18" w16cid:durableId="1231381791">
-    <w:abstractNumId w:val="26"/>
+    <w:abstractNumId w:val="19"/>
     <w:lvlOverride w:ilvl="0">
       <w:startOverride w:val="1"/>
     </w:lvlOverride>
@@ -4337,7 +3877,7 @@
     </w:lvlOverride>
   </w:num>
   <w:num w:numId="19" w16cid:durableId="782386690">
-    <w:abstractNumId w:val="31"/>
+    <w:abstractNumId w:val="24"/>
     <w:lvlOverride w:ilvl="0">
       <w:startOverride w:val="1"/>
     </w:lvlOverride>
@@ -4367,7 +3907,7 @@
     </w:lvlOverride>
   </w:num>
   <w:num w:numId="20" w16cid:durableId="729500212">
-    <w:abstractNumId w:val="31"/>
+    <w:abstractNumId w:val="24"/>
     <w:lvlOverride w:ilvl="0">
       <w:startOverride w:val="1"/>
     </w:lvlOverride>
@@ -4397,16 +3937,16 @@
     </w:lvlOverride>
   </w:num>
   <w:num w:numId="21" w16cid:durableId="1512138963">
-    <w:abstractNumId w:val="26"/>
+    <w:abstractNumId w:val="19"/>
   </w:num>
   <w:num w:numId="22" w16cid:durableId="1530992391">
-    <w:abstractNumId w:val="31"/>
+    <w:abstractNumId w:val="24"/>
   </w:num>
   <w:num w:numId="23" w16cid:durableId="97337011">
-    <w:abstractNumId w:val="31"/>
+    <w:abstractNumId w:val="24"/>
   </w:num>
   <w:num w:numId="24" w16cid:durableId="1519811080">
-    <w:abstractNumId w:val="31"/>
+    <w:abstractNumId w:val="24"/>
     <w:lvlOverride w:ilvl="0">
       <w:startOverride w:val="1"/>
     </w:lvlOverride>
@@ -4436,10 +3976,10 @@
     </w:lvlOverride>
   </w:num>
   <w:num w:numId="25" w16cid:durableId="1890418606">
-    <w:abstractNumId w:val="31"/>
+    <w:abstractNumId w:val="24"/>
   </w:num>
   <w:num w:numId="26" w16cid:durableId="1157645809">
-    <w:abstractNumId w:val="31"/>
+    <w:abstractNumId w:val="24"/>
     <w:lvlOverride w:ilvl="0">
       <w:startOverride w:val="1"/>
     </w:lvlOverride>
@@ -4469,98 +4009,62 @@
     </w:lvlOverride>
   </w:num>
   <w:num w:numId="27" w16cid:durableId="1185434720">
-    <w:abstractNumId w:val="31"/>
+    <w:abstractNumId w:val="24"/>
   </w:num>
   <w:num w:numId="28" w16cid:durableId="411859220">
-    <w:abstractNumId w:val="31"/>
+    <w:abstractNumId w:val="24"/>
   </w:num>
   <w:num w:numId="29" w16cid:durableId="1449930083">
-    <w:abstractNumId w:val="33"/>
+    <w:abstractNumId w:val="26"/>
   </w:num>
   <w:num w:numId="30" w16cid:durableId="633406819">
-    <w:abstractNumId w:val="27"/>
+    <w:abstractNumId w:val="20"/>
   </w:num>
   <w:num w:numId="31" w16cid:durableId="1659307770">
-    <w:abstractNumId w:val="3"/>
+    <w:abstractNumId w:val="1"/>
   </w:num>
   <w:num w:numId="32" w16cid:durableId="869610395">
-    <w:abstractNumId w:val="31"/>
+    <w:abstractNumId w:val="24"/>
   </w:num>
   <w:num w:numId="33" w16cid:durableId="954143754">
-    <w:abstractNumId w:val="31"/>
+    <w:abstractNumId w:val="24"/>
   </w:num>
   <w:num w:numId="34" w16cid:durableId="190804298">
-    <w:abstractNumId w:val="31"/>
+    <w:abstractNumId w:val="24"/>
   </w:num>
   <w:num w:numId="35" w16cid:durableId="621378980">
-    <w:abstractNumId w:val="17"/>
+    <w:abstractNumId w:val="13"/>
   </w:num>
   <w:num w:numId="36" w16cid:durableId="1370912860">
-    <w:abstractNumId w:val="8"/>
-  </w:num>
-  <w:num w:numId="37" w16cid:durableId="882137579">
-    <w:abstractNumId w:val="31"/>
-  </w:num>
-  <w:num w:numId="38" w16cid:durableId="1136751654">
-    <w:abstractNumId w:val="16"/>
-  </w:num>
-  <w:num w:numId="39" w16cid:durableId="278416304">
-    <w:abstractNumId w:val="12"/>
-  </w:num>
-  <w:num w:numId="40" w16cid:durableId="1514489135">
-    <w:abstractNumId w:val="0"/>
-  </w:num>
-  <w:num w:numId="41" w16cid:durableId="56247299">
-    <w:abstractNumId w:val="11"/>
-  </w:num>
-  <w:num w:numId="42" w16cid:durableId="1680082116">
-    <w:abstractNumId w:val="21"/>
-  </w:num>
-  <w:num w:numId="43" w16cid:durableId="1176503069">
-    <w:abstractNumId w:val="31"/>
-  </w:num>
-  <w:num w:numId="44" w16cid:durableId="684986205">
-    <w:abstractNumId w:val="2"/>
-  </w:num>
-  <w:num w:numId="45" w16cid:durableId="1079324356">
     <w:abstractNumId w:val="9"/>
   </w:num>
-  <w:num w:numId="46" w16cid:durableId="1751391483">
-    <w:abstractNumId w:val="31"/>
+  <w:num w:numId="37" w16cid:durableId="2136755365">
+    <w:abstractNumId w:val="4"/>
   </w:num>
-  <w:num w:numId="47" w16cid:durableId="1899316435">
-    <w:abstractNumId w:val="31"/>
-  </w:num>
-  <w:num w:numId="48" w16cid:durableId="519322756">
-    <w:abstractNumId w:val="31"/>
-  </w:num>
-  <w:num w:numId="49" w16cid:durableId="718943918">
-    <w:abstractNumId w:val="23"/>
-  </w:num>
-  <w:num w:numId="50" w16cid:durableId="427696928">
-    <w:abstractNumId w:val="18"/>
-  </w:num>
-  <w:num w:numId="51" w16cid:durableId="515311513">
-    <w:abstractNumId w:val="22"/>
-  </w:num>
-  <w:num w:numId="52" w16cid:durableId="2010987316">
+  <w:num w:numId="38" w16cid:durableId="1902473696">
     <w:abstractNumId w:val="15"/>
   </w:num>
-  <w:num w:numId="53" w16cid:durableId="57167164">
+  <w:num w:numId="39" w16cid:durableId="1566837841">
+    <w:abstractNumId w:val="14"/>
+  </w:num>
+  <w:num w:numId="40" w16cid:durableId="1825848834">
+    <w:abstractNumId w:val="5"/>
+  </w:num>
+  <w:num w:numId="41" w16cid:durableId="1744596112">
     <w:abstractNumId w:val="10"/>
   </w:num>
-  <w:num w:numId="54" w16cid:durableId="1411927180">
-    <w:abstractNumId w:val="35"/>
+  <w:num w:numId="42" w16cid:durableId="35589480">
+    <w:abstractNumId w:val="28"/>
   </w:num>
-  <w:num w:numId="55" w16cid:durableId="2086803068">
-    <w:abstractNumId w:val="25"/>
+  <w:num w:numId="43" w16cid:durableId="1636334522">
+    <w:abstractNumId w:val="8"/>
   </w:num>
   <w:numIdMacAtCleanup w:val="20"/>
 </w:numbering>
 </file>
 
 <file path=word/styles.xml><?xml version="1.0" encoding="utf-8"?>
-<w:styles xmlns:mc="http://schemas.openxmlformats.org/markup-compatibility/2006" xmlns:r="http://schemas.openxmlformats.org/officeDocument/2006/relationships" xmlns:w="http://schemas.openxmlformats.org/wordprocessingml/2006/main" xmlns:w14="http://schemas.microsoft.com/office/word/2010/wordml" xmlns:w15="http://schemas.microsoft.com/office/word/2012/wordml" xmlns:w16cex="http://schemas.microsoft.com/office/word/2018/wordml/cex" xmlns:w16cid="http://schemas.microsoft.com/office/word/2016/wordml/cid" xmlns:w16="http://schemas.microsoft.com/office/word/2018/wordml" xmlns:w16sdtdh="http://schemas.microsoft.com/office/word/2020/wordml/sdtdatahash" xmlns:w16se="http://schemas.microsoft.com/office/word/2015/wordml/symex" mc:Ignorable="w14 w15 w16se w16cid w16 w16cex w16sdtdh">
+<w:styles xmlns:mc="http://schemas.openxmlformats.org/markup-compatibility/2006" xmlns:r="http://schemas.openxmlformats.org/officeDocument/2006/relationships" xmlns:w="http://schemas.openxmlformats.org/wordprocessingml/2006/main" xmlns:w14="http://schemas.microsoft.com/office/word/2010/wordml" xmlns:w15="http://schemas.microsoft.com/office/word/2012/wordml" xmlns:w16cex="http://schemas.microsoft.com/office/word/2018/wordml/cex" xmlns:w16cid="http://schemas.microsoft.com/office/word/2016/wordml/cid" xmlns:w16="http://schemas.microsoft.com/office/word/2018/wordml" xmlns:w16du="http://schemas.microsoft.com/office/word/2023/wordml/word16du" xmlns:w16sdtdh="http://schemas.microsoft.com/office/word/2020/wordml/sdtdatahash" xmlns:w16sdtfl="http://schemas.microsoft.com/office/word/2024/wordml/sdtformatlock" xmlns:w16se="http://schemas.microsoft.com/office/word/2015/wordml/symex" mc:Ignorable="w14 w15 w16se w16cid w16 w16cex w16sdtdh w16sdtfl w16du">
   <w:docDefaults>
     <w:rPrDefault>
       <w:rPr>
@@ -4608,7 +4112,7 @@
     <w:lsdException w:name="Normal Indent" w:semiHidden="1" w:unhideWhenUsed="1"/>
     <w:lsdException w:name="footnote text" w:semiHidden="1" w:unhideWhenUsed="1"/>
     <w:lsdException w:name="annotation text" w:semiHidden="1" w:unhideWhenUsed="1"/>
-    <w:lsdException w:name="header" w:semiHidden="1" w:uiPriority="99" w:unhideWhenUsed="1"/>
+    <w:lsdException w:name="header" w:semiHidden="1" w:uiPriority="0" w:unhideWhenUsed="1"/>
     <w:lsdException w:name="footer" w:semiHidden="1" w:uiPriority="0" w:unhideWhenUsed="1"/>
     <w:lsdException w:name="index heading" w:semiHidden="1" w:unhideWhenUsed="1"/>
     <w:lsdException w:name="caption" w:semiHidden="1" w:unhideWhenUsed="1" w:qFormat="1"/>
@@ -5581,8 +5085,7 @@
   <w:style w:type="paragraph" w:styleId="Header">
     <w:name w:val="header"/>
     <w:basedOn w:val="Normal"/>
-    <w:link w:val="HeaderChar"/>
-    <w:uiPriority w:val="99"/>
+    <w:uiPriority w:val="9"/>
     <w:semiHidden/>
     <w:rsid w:val="00E4416F"/>
     <w:pPr>
@@ -6563,17 +6066,6 @@
     <w:rsid w:val="00406887"/>
     <w:rPr>
       <w:vertAlign w:val="superscript"/>
-    </w:rPr>
-  </w:style>
-  <w:style w:type="character" w:customStyle="1" w:styleId="HeaderChar">
-    <w:name w:val="Header Char"/>
-    <w:basedOn w:val="DefaultParagraphFont"/>
-    <w:link w:val="Header"/>
-    <w:uiPriority w:val="99"/>
-    <w:semiHidden/>
-    <w:rsid w:val="008C1805"/>
-    <w:rPr>
-      <w:szCs w:val="24"/>
     </w:rPr>
   </w:style>
 </w:styles>
@@ -6866,284 +6358,10 @@
 <b:Sources xmlns:b="http://schemas.openxmlformats.org/officeDocument/2006/bibliography" xmlns="http://schemas.openxmlformats.org/officeDocument/2006/bibliography" SelectedStyle="\APA.XSL" StyleName="APA"/>
 </file>
 
-<file path=customXml/item2.xml><?xml version="1.0" encoding="utf-8"?>
-<ct:contentTypeSchema xmlns:ct="http://schemas.microsoft.com/office/2006/metadata/contentType" xmlns:ma="http://schemas.microsoft.com/office/2006/metadata/properties/metaAttributes" ct:_="" ma:_="" ma:contentTypeName="Document" ma:contentTypeID="0x0101006B682C86485F134AB910BF56FCD78F2F" ma:contentTypeVersion="13" ma:contentTypeDescription="Create a new document." ma:contentTypeScope="" ma:versionID="25056bef9d1ea1c1d0f0e20a07c39407">
-  <xsd:schema xmlns:xsd="http://www.w3.org/2001/XMLSchema" xmlns:xs="http://www.w3.org/2001/XMLSchema" xmlns:p="http://schemas.microsoft.com/office/2006/metadata/properties" xmlns:ns3="5f845a9c-5f59-4ea5-9e04-8a45f453ab50" xmlns:ns4="2f0b58c2-edab-4ec3-a1cd-3b67d990cf53" targetNamespace="http://schemas.microsoft.com/office/2006/metadata/properties" ma:root="true" ma:fieldsID="23799a4dd672863f1fe38fdd29590db0" ns3:_="" ns4:_="">
-    <xsd:import namespace="5f845a9c-5f59-4ea5-9e04-8a45f453ab50"/>
-    <xsd:import namespace="2f0b58c2-edab-4ec3-a1cd-3b67d990cf53"/>
-    <xsd:element name="properties">
-      <xsd:complexType>
-        <xsd:sequence>
-          <xsd:element name="documentManagement">
-            <xsd:complexType>
-              <xsd:all>
-                <xsd:element ref="ns3:MediaServiceMetadata" minOccurs="0"/>
-                <xsd:element ref="ns3:MediaServiceFastMetadata" minOccurs="0"/>
-                <xsd:element ref="ns4:SharedWithUsers" minOccurs="0"/>
-                <xsd:element ref="ns4:SharedWithDetails" minOccurs="0"/>
-                <xsd:element ref="ns4:SharingHintHash" minOccurs="0"/>
-                <xsd:element ref="ns3:MediaServiceAutoKeyPoints" minOccurs="0"/>
-                <xsd:element ref="ns3:MediaServiceKeyPoints" minOccurs="0"/>
-                <xsd:element ref="ns3:MediaServiceAutoTags" minOccurs="0"/>
-                <xsd:element ref="ns3:MediaServiceOCR" minOccurs="0"/>
-                <xsd:element ref="ns3:MediaServiceGenerationTime" minOccurs="0"/>
-                <xsd:element ref="ns3:MediaServiceEventHashCode" minOccurs="0"/>
-                <xsd:element ref="ns3:MediaServiceDateTaken" minOccurs="0"/>
-                <xsd:element ref="ns3:MediaServiceLocation" minOccurs="0"/>
-              </xsd:all>
-            </xsd:complexType>
-          </xsd:element>
-        </xsd:sequence>
-      </xsd:complexType>
-    </xsd:element>
-  </xsd:schema>
-  <xsd:schema xmlns:xsd="http://www.w3.org/2001/XMLSchema" xmlns:xs="http://www.w3.org/2001/XMLSchema" xmlns:dms="http://schemas.microsoft.com/office/2006/documentManagement/types" xmlns:pc="http://schemas.microsoft.com/office/infopath/2007/PartnerControls" targetNamespace="5f845a9c-5f59-4ea5-9e04-8a45f453ab50" elementFormDefault="qualified">
-    <xsd:import namespace="http://schemas.microsoft.com/office/2006/documentManagement/types"/>
-    <xsd:import namespace="http://schemas.microsoft.com/office/infopath/2007/PartnerControls"/>
-    <xsd:element name="MediaServiceMetadata" ma:index="8" nillable="true" ma:displayName="MediaServiceMetadata" ma:hidden="true" ma:internalName="MediaServiceMetadata" ma:readOnly="true">
-      <xsd:simpleType>
-        <xsd:restriction base="dms:Note"/>
-      </xsd:simpleType>
-    </xsd:element>
-    <xsd:element name="MediaServiceFastMetadata" ma:index="9" nillable="true" ma:displayName="MediaServiceFastMetadata" ma:hidden="true" ma:internalName="MediaServiceFastMetadata" ma:readOnly="true">
-      <xsd:simpleType>
-        <xsd:restriction base="dms:Note"/>
-      </xsd:simpleType>
-    </xsd:element>
-    <xsd:element name="MediaServiceAutoKeyPoints" ma:index="13" nillable="true" ma:displayName="MediaServiceAutoKeyPoints" ma:hidden="true" ma:internalName="MediaServiceAutoKeyPoints" ma:readOnly="true">
-      <xsd:simpleType>
-        <xsd:restriction base="dms:Note"/>
-      </xsd:simpleType>
-    </xsd:element>
-    <xsd:element name="MediaServiceKeyPoints" ma:index="14" nillable="true" ma:displayName="KeyPoints" ma:internalName="MediaServiceKeyPoints" ma:readOnly="true">
-      <xsd:simpleType>
-        <xsd:restriction base="dms:Note">
-          <xsd:maxLength value="255"/>
-        </xsd:restriction>
-      </xsd:simpleType>
-    </xsd:element>
-    <xsd:element name="MediaServiceAutoTags" ma:index="15" nillable="true" ma:displayName="Tags" ma:internalName="MediaServiceAutoTags" ma:readOnly="true">
-      <xsd:simpleType>
-        <xsd:restriction base="dms:Text"/>
-      </xsd:simpleType>
-    </xsd:element>
-    <xsd:element name="MediaServiceOCR" ma:index="16" nillable="true" ma:displayName="Extracted Text" ma:internalName="MediaServiceOCR" ma:readOnly="true">
-      <xsd:simpleType>
-        <xsd:restriction base="dms:Note">
-          <xsd:maxLength value="255"/>
-        </xsd:restriction>
-      </xsd:simpleType>
-    </xsd:element>
-    <xsd:element name="MediaServiceGenerationTime" ma:index="17" nillable="true" ma:displayName="MediaServiceGenerationTime" ma:hidden="true" ma:internalName="MediaServiceGenerationTime" ma:readOnly="true">
-      <xsd:simpleType>
-        <xsd:restriction base="dms:Text"/>
-      </xsd:simpleType>
-    </xsd:element>
-    <xsd:element name="MediaServiceEventHashCode" ma:index="18" nillable="true" ma:displayName="MediaServiceEventHashCode" ma:hidden="true" ma:internalName="MediaServiceEventHashCode" ma:readOnly="true">
-      <xsd:simpleType>
-        <xsd:restriction base="dms:Text"/>
-      </xsd:simpleType>
-    </xsd:element>
-    <xsd:element name="MediaServiceDateTaken" ma:index="19" nillable="true" ma:displayName="MediaServiceDateTaken" ma:hidden="true" ma:internalName="MediaServiceDateTaken" ma:readOnly="true">
-      <xsd:simpleType>
-        <xsd:restriction base="dms:Text"/>
-      </xsd:simpleType>
-    </xsd:element>
-    <xsd:element name="MediaServiceLocation" ma:index="20" nillable="true" ma:displayName="Location" ma:internalName="MediaServiceLocation" ma:readOnly="true">
-      <xsd:simpleType>
-        <xsd:restriction base="dms:Text"/>
-      </xsd:simpleType>
-    </xsd:element>
-  </xsd:schema>
-  <xsd:schema xmlns:xsd="http://www.w3.org/2001/XMLSchema" xmlns:xs="http://www.w3.org/2001/XMLSchema" xmlns:dms="http://schemas.microsoft.com/office/2006/documentManagement/types" xmlns:pc="http://schemas.microsoft.com/office/infopath/2007/PartnerControls" targetNamespace="2f0b58c2-edab-4ec3-a1cd-3b67d990cf53" elementFormDefault="qualified">
-    <xsd:import namespace="http://schemas.microsoft.com/office/2006/documentManagement/types"/>
-    <xsd:import namespace="http://schemas.microsoft.com/office/infopath/2007/PartnerControls"/>
-    <xsd:element name="SharedWithUsers" ma:index="10" nillable="true" ma:displayName="Shared With" ma:internalName="SharedWithUsers" ma:readOnly="true">
-      <xsd:complexType>
-        <xsd:complexContent>
-          <xsd:extension base="dms:UserMulti">
-            <xsd:sequence>
-              <xsd:element name="UserInfo" minOccurs="0" maxOccurs="unbounded">
-                <xsd:complexType>
-                  <xsd:sequence>
-                    <xsd:element name="DisplayName" type="xsd:string" minOccurs="0"/>
-                    <xsd:element name="AccountId" type="dms:UserId" minOccurs="0" nillable="true"/>
-                    <xsd:element name="AccountType" type="xsd:string" minOccurs="0"/>
-                  </xsd:sequence>
-                </xsd:complexType>
-              </xsd:element>
-            </xsd:sequence>
-          </xsd:extension>
-        </xsd:complexContent>
-      </xsd:complexType>
-    </xsd:element>
-    <xsd:element name="SharedWithDetails" ma:index="11" nillable="true" ma:displayName="Shared With Details" ma:internalName="SharedWithDetails" ma:readOnly="true">
-      <xsd:simpleType>
-        <xsd:restriction base="dms:Note">
-          <xsd:maxLength value="255"/>
-        </xsd:restriction>
-      </xsd:simpleType>
-    </xsd:element>
-    <xsd:element name="SharingHintHash" ma:index="12" nillable="true" ma:displayName="Sharing Hint Hash" ma:hidden="true" ma:internalName="SharingHintHash" ma:readOnly="true">
-      <xsd:simpleType>
-        <xsd:restriction base="dms:Text"/>
-      </xsd:simpleType>
-    </xsd:element>
-  </xsd:schema>
-  <xsd:schema xmlns="http://schemas.openxmlformats.org/package/2006/metadata/core-properties" xmlns:xsd="http://www.w3.org/2001/XMLSchema" xmlns:xsi="http://www.w3.org/2001/XMLSchema-instance" xmlns:dc="http://purl.org/dc/elements/1.1/" xmlns:dcterms="http://purl.org/dc/terms/" xmlns:odoc="http://schemas.microsoft.com/internal/obd" targetNamespace="http://schemas.openxmlformats.org/package/2006/metadata/core-properties" elementFormDefault="qualified" attributeFormDefault="unqualified" blockDefault="#all">
-    <xsd:import namespace="http://purl.org/dc/elements/1.1/" schemaLocation="http://dublincore.org/schemas/xmls/qdc/2003/04/02/dc.xsd"/>
-    <xsd:import namespace="http://purl.org/dc/terms/" schemaLocation="http://dublincore.org/schemas/xmls/qdc/2003/04/02/dcterms.xsd"/>
-    <xsd:element name="coreProperties" type="CT_coreProperties"/>
-    <xsd:complexType name="CT_coreProperties">
-      <xsd:all>
-        <xsd:element ref="dc:creator" minOccurs="0" maxOccurs="1"/>
-        <xsd:element ref="dcterms:created" minOccurs="0" maxOccurs="1"/>
-        <xsd:element ref="dc:identifier" minOccurs="0" maxOccurs="1"/>
-        <xsd:element name="contentType" minOccurs="0" maxOccurs="1" type="xsd:string" ma:index="0" ma:displayName="Content Type"/>
-        <xsd:element ref="dc:title" minOccurs="0" maxOccurs="1" ma:index="4" ma:displayName="Title"/>
-        <xsd:element ref="dc:subject" minOccurs="0" maxOccurs="1"/>
-        <xsd:element ref="dc:description" minOccurs="0" maxOccurs="1"/>
-        <xsd:element name="keywords" minOccurs="0" maxOccurs="1" type="xsd:string"/>
-        <xsd:element ref="dc:language" minOccurs="0" maxOccurs="1"/>
-        <xsd:element name="category" minOccurs="0" maxOccurs="1" type="xsd:string"/>
-        <xsd:element name="version" minOccurs="0" maxOccurs="1" type="xsd:string"/>
-        <xsd:element name="revision" minOccurs="0" maxOccurs="1" type="xsd:string">
-          <xsd:annotation>
-            <xsd:documentation>
-                        This value indicates the number of saves or revisions. The application is responsible for updating this value after each revision.
-                    </xsd:documentation>
-          </xsd:annotation>
-        </xsd:element>
-        <xsd:element name="lastModifiedBy" minOccurs="0" maxOccurs="1" type="xsd:string"/>
-        <xsd:element ref="dcterms:modified" minOccurs="0" maxOccurs="1"/>
-        <xsd:element name="contentStatus" minOccurs="0" maxOccurs="1" type="xsd:string"/>
-      </xsd:all>
-    </xsd:complexType>
-  </xsd:schema>
-  <xs:schema xmlns:pc="http://schemas.microsoft.com/office/infopath/2007/PartnerControls" xmlns:xs="http://www.w3.org/2001/XMLSchema" targetNamespace="http://schemas.microsoft.com/office/infopath/2007/PartnerControls" elementFormDefault="qualified" attributeFormDefault="unqualified">
-    <xs:element name="Person">
-      <xs:complexType>
-        <xs:sequence>
-          <xs:element ref="pc:DisplayName" minOccurs="0"/>
-          <xs:element ref="pc:AccountId" minOccurs="0"/>
-          <xs:element ref="pc:AccountType" minOccurs="0"/>
-        </xs:sequence>
-      </xs:complexType>
-    </xs:element>
-    <xs:element name="DisplayName" type="xs:string"/>
-    <xs:element name="AccountId" type="xs:string"/>
-    <xs:element name="AccountType" type="xs:string"/>
-    <xs:element name="BDCAssociatedEntity">
-      <xs:complexType>
-        <xs:sequence>
-          <xs:element ref="pc:BDCEntity" minOccurs="0" maxOccurs="unbounded"/>
-        </xs:sequence>
-        <xs:attribute ref="pc:EntityNamespace"/>
-        <xs:attribute ref="pc:EntityName"/>
-        <xs:attribute ref="pc:SystemInstanceName"/>
-        <xs:attribute ref="pc:AssociationName"/>
-      </xs:complexType>
-    </xs:element>
-    <xs:attribute name="EntityNamespace" type="xs:string"/>
-    <xs:attribute name="EntityName" type="xs:string"/>
-    <xs:attribute name="SystemInstanceName" type="xs:string"/>
-    <xs:attribute name="AssociationName" type="xs:string"/>
-    <xs:element name="BDCEntity">
-      <xs:complexType>
-        <xs:sequence>
-          <xs:element ref="pc:EntityDisplayName" minOccurs="0"/>
-          <xs:element ref="pc:EntityInstanceReference" minOccurs="0"/>
-          <xs:element ref="pc:EntityId1" minOccurs="0"/>
-          <xs:element ref="pc:EntityId2" minOccurs="0"/>
-          <xs:element ref="pc:EntityId3" minOccurs="0"/>
-          <xs:element ref="pc:EntityId4" minOccurs="0"/>
-          <xs:element ref="pc:EntityId5" minOccurs="0"/>
-        </xs:sequence>
-      </xs:complexType>
-    </xs:element>
-    <xs:element name="EntityDisplayName" type="xs:string"/>
-    <xs:element name="EntityInstanceReference" type="xs:string"/>
-    <xs:element name="EntityId1" type="xs:string"/>
-    <xs:element name="EntityId2" type="xs:string"/>
-    <xs:element name="EntityId3" type="xs:string"/>
-    <xs:element name="EntityId4" type="xs:string"/>
-    <xs:element name="EntityId5" type="xs:string"/>
-    <xs:element name="Terms">
-      <xs:complexType>
-        <xs:sequence>
-          <xs:element ref="pc:TermInfo" minOccurs="0" maxOccurs="unbounded"/>
-        </xs:sequence>
-      </xs:complexType>
-    </xs:element>
-    <xs:element name="TermInfo">
-      <xs:complexType>
-        <xs:sequence>
-          <xs:element ref="pc:TermName" minOccurs="0"/>
-          <xs:element ref="pc:TermId" minOccurs="0"/>
-        </xs:sequence>
-      </xs:complexType>
-    </xs:element>
-    <xs:element name="TermName" type="xs:string"/>
-    <xs:element name="TermId" type="xs:string"/>
-  </xs:schema>
-</ct:contentTypeSchema>
-</file>
-
-<file path=customXml/item3.xml><?xml version="1.0" encoding="utf-8"?>
-<?mso-contentType ?>
-<FormTemplates xmlns="http://schemas.microsoft.com/sharepoint/v3/contenttype/forms">
-  <Display>DocumentLibraryForm</Display>
-  <Edit>DocumentLibraryForm</Edit>
-  <New>DocumentLibraryForm</New>
-</FormTemplates>
-</file>
-
-<file path=customXml/item4.xml><?xml version="1.0" encoding="utf-8"?>
-<p:properties xmlns:p="http://schemas.microsoft.com/office/2006/metadata/properties" xmlns:xsi="http://www.w3.org/2001/XMLSchema-instance" xmlns:pc="http://schemas.microsoft.com/office/infopath/2007/PartnerControls">
-  <documentManagement/>
-</p:properties>
-</file>
-
 <file path=customXml/itemProps1.xml><?xml version="1.0" encoding="utf-8"?>
 <ds:datastoreItem xmlns:ds="http://schemas.openxmlformats.org/officeDocument/2006/customXml" ds:itemID="{F522D980-6D4A-42EF-A7E2-573CE180882A}">
   <ds:schemaRefs>
     <ds:schemaRef ds:uri="http://schemas.openxmlformats.org/officeDocument/2006/bibliography"/>
   </ds:schemaRefs>
 </ds:datastoreItem>
-</file>
-
-<file path=customXml/itemProps2.xml><?xml version="1.0" encoding="utf-8"?>
-<ds:datastoreItem xmlns:ds="http://schemas.openxmlformats.org/officeDocument/2006/customXml" ds:itemID="{AF815BE0-A580-4A6F-8A08-AA9BB7D77D40}">
-  <ds:schemaRefs>
-    <ds:schemaRef ds:uri="http://schemas.microsoft.com/office/2006/metadata/contentType"/>
-    <ds:schemaRef ds:uri="http://schemas.microsoft.com/office/2006/metadata/properties/metaAttributes"/>
-    <ds:schemaRef ds:uri="http://www.w3.org/2001/XMLSchema"/>
-    <ds:schemaRef ds:uri="http://schemas.microsoft.com/office/2006/metadata/properties"/>
-    <ds:schemaRef ds:uri="5f845a9c-5f59-4ea5-9e04-8a45f453ab50"/>
-    <ds:schemaRef ds:uri="2f0b58c2-edab-4ec3-a1cd-3b67d990cf53"/>
-    <ds:schemaRef ds:uri="http://schemas.microsoft.com/office/2006/documentManagement/types"/>
-    <ds:schemaRef ds:uri="http://schemas.microsoft.com/office/infopath/2007/PartnerControls"/>
-    <ds:schemaRef ds:uri="http://schemas.openxmlformats.org/package/2006/metadata/core-properties"/>
-    <ds:schemaRef ds:uri="http://purl.org/dc/elements/1.1/"/>
-    <ds:schemaRef ds:uri="http://purl.org/dc/terms/"/>
-    <ds:schemaRef ds:uri="http://schemas.microsoft.com/internal/obd"/>
-  </ds:schemaRefs>
-</ds:datastoreItem>
-</file>
-
-<file path=customXml/itemProps3.xml><?xml version="1.0" encoding="utf-8"?>
-<ds:datastoreItem xmlns:ds="http://schemas.openxmlformats.org/officeDocument/2006/customXml" ds:itemID="{571EBFD8-CD2C-4B9C-B5BD-DC4303BB93D3}">
-  <ds:schemaRefs>
-    <ds:schemaRef ds:uri="http://schemas.microsoft.com/sharepoint/v3/contenttype/forms"/>
-  </ds:schemaRefs>
-</ds:datastoreItem>
-</file>
-
-<file path=customXml/itemProps4.xml><?xml version="1.0" encoding="utf-8"?>
-<ds:datastoreItem xmlns:ds="http://schemas.openxmlformats.org/officeDocument/2006/customXml" ds:itemID="{A19907FB-ADF6-41E8-AE4B-B4DD43C36BE9}">
-  <ds:schemaRefs>
-    <ds:schemaRef ds:uri="http://schemas.microsoft.com/office/2006/metadata/properties"/>
-    <ds:schemaRef ds:uri="http://schemas.microsoft.com/office/infopath/2007/PartnerControls"/>
-  </ds:schemaRefs>
-</ds:datastoreItem>
 </file>
--- a/plugin/skills/docx-footnotes/assets/sablon-casa.docx
+++ b/plugin/skills/docx-footnotes/assets/sablon-casa.docx
@@ -476,8 +476,8 @@
 </file>
 
 <file path=word/numbering.xml><?xml version="1.0" encoding="utf-8"?>
-<w:numbering xmlns:wpc="http://schemas.microsoft.com/office/word/2010/wordprocessingCanvas" xmlns:cx="http://schemas.microsoft.com/office/drawing/2014/chartex" xmlns:cx1="http://schemas.microsoft.com/office/drawing/2015/9/8/chartex" xmlns:cx2="http://schemas.microsoft.com/office/drawing/2015/10/21/chartex" xmlns:cx3="http://schemas.microsoft.com/office/drawing/2016/5/9/chartex" xmlns:cx4="http://schemas.microsoft.com/office/drawing/2016/5/10/chartex" xmlns:cx5="http://schemas.microsoft.com/office/drawing/2016/5/11/chartex" xmlns:cx6="http://schemas.microsoft.com/office/drawing/2016/5/12/chartex" xmlns:cx7="http://schemas.microsoft.com/office/drawing/2016/5/13/chartex" xmlns:cx8="http://schemas.microsoft.com/office/drawing/2016/5/14/chartex" xmlns:mc="http://schemas.openxmlformats.org/markup-compatibility/2006" xmlns:aink="http://schemas.microsoft.com/office/drawing/2016/ink" xmlns:am3d="http://schemas.microsoft.com/office/drawing/2017/model3d" xmlns:o="urn:schemas-microsoft-com:office:office" xmlns:oel="http://schemas.microsoft.com/office/2019/extlst" xmlns:r="http://schemas.openxmlformats.org/officeDocument/2006/relationships" xmlns:m="http://schemas.openxmlformats.org/officeDocument/2006/math" xmlns:v="urn:schemas-microsoft-com:vml" xmlns:wp14="http://schemas.microsoft.com/office/word/2010/wordprocessingDrawing" xmlns:wp="http://schemas.openxmlformats.org/drawingml/2006/wordprocessingDrawing" xmlns:w10="urn:schemas-microsoft-com:office:word" xmlns:w="http://schemas.openxmlformats.org/wordprocessingml/2006/main" xmlns:w14="http://schemas.microsoft.com/office/word/2010/wordml" xmlns:w15="http://schemas.microsoft.com/office/word/2012/wordml" xmlns:w16cex="http://schemas.microsoft.com/office/word/2018/wordml/cex" xmlns:w16cid="http://schemas.microsoft.com/office/word/2016/wordml/cid" xmlns:w16="http://schemas.microsoft.com/office/word/2018/wordml" xmlns:w16du="http://schemas.microsoft.com/office/word/2023/wordml/word16du" xmlns:w16sdtdh="http://schemas.microsoft.com/office/word/2020/wordml/sdtdatahash" xmlns:w16sdtfl="http://schemas.microsoft.com/office/word/2024/wordml/sdtformatlock" xmlns:w16se="http://schemas.microsoft.com/office/word/2015/wordml/symex" xmlns:wpg="http://schemas.microsoft.com/office/word/2010/wordprocessingGroup" xmlns:wpi="http://schemas.microsoft.com/office/word/2010/wordprocessingInk" xmlns:wne="http://schemas.microsoft.com/office/word/2006/wordml" xmlns:wps="http://schemas.microsoft.com/office/word/2010/wordprocessingShape" mc:Ignorable="w14 w15 w16se w16cid w16 w16cex w16sdtdh w16sdtfl w16du wp14">
-  <w:abstractNum w:abstractNumId="0" w15:restartNumberingAfterBreak="0">
+<w:numbering xmlns:ns1="http://schemas.openxmlformats.org/markup-compatibility/2006" xmlns:ns2="http://schemas.microsoft.com/office/word/2012/wordml" xmlns:ns3="http://schemas.microsoft.com/office/word/2016/wordml/cid" xmlns:w="http://schemas.openxmlformats.org/wordprocessingml/2006/main" ns1:Ignorable="w14 w15 w16se w16cid w16 w16cex w16sdtdh w16sdtfl w16du wp14">
+  <w:abstractNum w:abstractNumId="0" ns2:restartNumberingAfterBreak="0">
     <w:nsid w:val="00377701"/>
     <w:multiLevelType w:val="multilevel"/>
     <w:tmpl w:val="69AA31E6"/>
@@ -602,7 +602,7 @@
       </w:rPr>
     </w:lvl>
   </w:abstractNum>
-  <w:abstractNum w:abstractNumId="1" w15:restartNumberingAfterBreak="0">
+  <w:abstractNum w:abstractNumId="1" ns2:restartNumberingAfterBreak="0">
     <w:nsid w:val="04706187"/>
     <w:multiLevelType w:val="hybridMultilevel"/>
     <w:tmpl w:val="73DAE82E"/>
@@ -691,7 +691,7 @@
       </w:pPr>
     </w:lvl>
   </w:abstractNum>
-  <w:abstractNum w:abstractNumId="2" w15:restartNumberingAfterBreak="0">
+  <w:abstractNum w:abstractNumId="2" ns2:restartNumberingAfterBreak="0">
     <w:nsid w:val="07BB4560"/>
     <w:multiLevelType w:val="hybridMultilevel"/>
     <w:tmpl w:val="39E0B8BA"/>
@@ -811,7 +811,7 @@
       </w:pPr>
     </w:lvl>
   </w:abstractNum>
-  <w:abstractNum w:abstractNumId="3" w15:restartNumberingAfterBreak="0">
+  <w:abstractNum w:abstractNumId="3" ns2:restartNumberingAfterBreak="0">
     <w:nsid w:val="0979173E"/>
     <w:multiLevelType w:val="singleLevel"/>
     <w:tmpl w:val="20D26F3E"/>
@@ -832,12 +832,12 @@
       </w:rPr>
     </w:lvl>
   </w:abstractNum>
-  <w:abstractNum w:abstractNumId="4" w15:restartNumberingAfterBreak="0">
+  <w:abstractNum w:abstractNumId="4" ns2:restartNumberingAfterBreak="0">
     <w:nsid w:val="0FBA112B"/>
     <w:multiLevelType w:val="hybridMultilevel"/>
     <w:tmpl w:val="6D245780"/>
     <w:lvl w:ilvl="0" w:tplc="35FC6E4A">
-      <w:start w:val="5"/>
+      <w:start w:val="1"/>
       <w:numFmt w:val="bullet"/>
       <w:lvlText w:val="-"/>
       <w:lvlJc w:val="left"/>
@@ -945,12 +945,12 @@
       </w:rPr>
     </w:lvl>
   </w:abstractNum>
-  <w:abstractNum w:abstractNumId="5" w15:restartNumberingAfterBreak="0">
+  <w:abstractNum w:abstractNumId="5" ns2:restartNumberingAfterBreak="0">
     <w:nsid w:val="0FEC1340"/>
     <w:multiLevelType w:val="multilevel"/>
     <w:tmpl w:val="322C40F8"/>
     <w:lvl w:ilvl="0">
-      <w:start w:val="11"/>
+      <w:start w:val="1"/>
       <w:numFmt w:val="decimal"/>
       <w:lvlText w:val="[%1]"/>
       <w:lvlJc w:val="left"/>
@@ -1062,7 +1062,7 @@
       </w:rPr>
     </w:lvl>
   </w:abstractNum>
-  <w:abstractNum w:abstractNumId="6" w15:restartNumberingAfterBreak="0">
+  <w:abstractNum w:abstractNumId="6" ns2:restartNumberingAfterBreak="0">
     <w:nsid w:val="11B91AEA"/>
     <w:multiLevelType w:val="multilevel"/>
     <w:tmpl w:val="40C06692"/>
@@ -1179,7 +1179,7 @@
       </w:rPr>
     </w:lvl>
   </w:abstractNum>
-  <w:abstractNum w:abstractNumId="7" w15:restartNumberingAfterBreak="0">
+  <w:abstractNum w:abstractNumId="7" ns2:restartNumberingAfterBreak="0">
     <w:nsid w:val="12D81AE4"/>
     <w:multiLevelType w:val="multilevel"/>
     <w:tmpl w:val="5CAA606C"/>
@@ -1341,7 +1341,7 @@
       </w:rPr>
     </w:lvl>
   </w:abstractNum>
-  <w:abstractNum w:abstractNumId="8" w15:restartNumberingAfterBreak="0">
+  <w:abstractNum w:abstractNumId="8" ns2:restartNumberingAfterBreak="0">
     <w:nsid w:val="159E05CB"/>
     <w:multiLevelType w:val="multilevel"/>
     <w:tmpl w:val="40C06692"/>
@@ -1458,12 +1458,12 @@
       </w:rPr>
     </w:lvl>
   </w:abstractNum>
-  <w:abstractNum w:abstractNumId="9" w15:restartNumberingAfterBreak="0">
+  <w:abstractNum w:abstractNumId="9" ns2:restartNumberingAfterBreak="0">
     <w:nsid w:val="160F69D3"/>
     <w:multiLevelType w:val="hybridMultilevel"/>
     <w:tmpl w:val="17B01BB8"/>
     <w:lvl w:ilvl="0" w:tplc="867E056A">
-      <w:start w:val="2"/>
+      <w:start w:val="1"/>
       <w:numFmt w:val="bullet"/>
       <w:lvlText w:val=""/>
       <w:lvlJc w:val="left"/>
@@ -1571,12 +1571,12 @@
       </w:rPr>
     </w:lvl>
   </w:abstractNum>
-  <w:abstractNum w:abstractNumId="10" w15:restartNumberingAfterBreak="0">
+  <w:abstractNum w:abstractNumId="10" ns2:restartNumberingAfterBreak="0">
     <w:nsid w:val="1E8D3C31"/>
     <w:multiLevelType w:val="multilevel"/>
     <w:tmpl w:val="6812D5C8"/>
     <w:lvl w:ilvl="0">
-      <w:start w:val="21"/>
+      <w:start w:val="1"/>
       <w:numFmt w:val="decimal"/>
       <w:lvlText w:val="[%1]"/>
       <w:lvlJc w:val="left"/>
@@ -1688,7 +1688,7 @@
       </w:rPr>
     </w:lvl>
   </w:abstractNum>
-  <w:abstractNum w:abstractNumId="11" w15:restartNumberingAfterBreak="0">
+  <w:abstractNum w:abstractNumId="11" ns2:restartNumberingAfterBreak="0">
     <w:nsid w:val="20B20DA3"/>
     <w:multiLevelType w:val="multilevel"/>
     <w:tmpl w:val="BC023C9E"/>
@@ -1829,7 +1829,7 @@
       </w:rPr>
     </w:lvl>
   </w:abstractNum>
-  <w:abstractNum w:abstractNumId="12" w15:restartNumberingAfterBreak="0">
+  <w:abstractNum w:abstractNumId="12" ns2:restartNumberingAfterBreak="0">
     <w:nsid w:val="295848EA"/>
     <w:multiLevelType w:val="hybridMultilevel"/>
     <w:tmpl w:val="F6C48916"/>
@@ -1921,12 +1921,12 @@
       </w:pPr>
     </w:lvl>
   </w:abstractNum>
-  <w:abstractNum w:abstractNumId="13" w15:restartNumberingAfterBreak="0">
+  <w:abstractNum w:abstractNumId="13" ns2:restartNumberingAfterBreak="0">
     <w:nsid w:val="36006214"/>
     <w:multiLevelType w:val="hybridMultilevel"/>
     <w:tmpl w:val="B57ABB92"/>
     <w:lvl w:ilvl="0" w:tplc="8BF47436">
-      <w:start w:val="2"/>
+      <w:start w:val="1"/>
       <w:numFmt w:val="bullet"/>
       <w:lvlText w:val="-"/>
       <w:lvlJc w:val="left"/>
@@ -2034,7 +2034,7 @@
       </w:rPr>
     </w:lvl>
   </w:abstractNum>
-  <w:abstractNum w:abstractNumId="14" w15:restartNumberingAfterBreak="0">
+  <w:abstractNum w:abstractNumId="14" ns2:restartNumberingAfterBreak="0">
     <w:nsid w:val="361215BA"/>
     <w:multiLevelType w:val="multilevel"/>
     <w:tmpl w:val="90ACAF82"/>
@@ -2147,7 +2147,7 @@
       </w:pPr>
     </w:lvl>
   </w:abstractNum>
-  <w:abstractNum w:abstractNumId="15" w15:restartNumberingAfterBreak="0">
+  <w:abstractNum w:abstractNumId="15" ns2:restartNumberingAfterBreak="0">
     <w:nsid w:val="38FB2B4B"/>
     <w:multiLevelType w:val="hybridMultilevel"/>
     <w:tmpl w:val="AD04F148"/>
@@ -2236,7 +2236,7 @@
       </w:pPr>
     </w:lvl>
   </w:abstractNum>
-  <w:abstractNum w:abstractNumId="16" w15:restartNumberingAfterBreak="0">
+  <w:abstractNum w:abstractNumId="16" ns2:restartNumberingAfterBreak="0">
     <w:nsid w:val="3B6B3F3E"/>
     <w:multiLevelType w:val="multilevel"/>
     <w:tmpl w:val="0409001D"/>
@@ -2323,7 +2323,7 @@
       </w:pPr>
     </w:lvl>
   </w:abstractNum>
-  <w:abstractNum w:abstractNumId="17" w15:restartNumberingAfterBreak="0">
+  <w:abstractNum w:abstractNumId="17" ns2:restartNumberingAfterBreak="0">
     <w:nsid w:val="3EB0372A"/>
     <w:multiLevelType w:val="multilevel"/>
     <w:tmpl w:val="9C54E036"/>
@@ -2461,7 +2461,7 @@
       </w:rPr>
     </w:lvl>
   </w:abstractNum>
-  <w:abstractNum w:abstractNumId="18" w15:restartNumberingAfterBreak="0">
+  <w:abstractNum w:abstractNumId="18" ns2:restartNumberingAfterBreak="0">
     <w:nsid w:val="4E8D44ED"/>
     <w:multiLevelType w:val="multilevel"/>
     <w:tmpl w:val="20746E86"/>
@@ -2575,7 +2575,7 @@
       </w:rPr>
     </w:lvl>
   </w:abstractNum>
-  <w:abstractNum w:abstractNumId="19" w15:restartNumberingAfterBreak="0">
+  <w:abstractNum w:abstractNumId="19" ns2:restartNumberingAfterBreak="0">
     <w:nsid w:val="5C531F98"/>
     <w:multiLevelType w:val="multilevel"/>
     <w:tmpl w:val="FFB0C43E"/>
@@ -2702,7 +2702,7 @@
       </w:rPr>
     </w:lvl>
   </w:abstractNum>
-  <w:abstractNum w:abstractNumId="20" w15:restartNumberingAfterBreak="0">
+  <w:abstractNum w:abstractNumId="20" ns2:restartNumberingAfterBreak="0">
     <w:nsid w:val="5FBC007B"/>
     <w:multiLevelType w:val="hybridMultilevel"/>
     <w:tmpl w:val="64CE99E4"/>
@@ -2791,7 +2791,7 @@
       </w:pPr>
     </w:lvl>
   </w:abstractNum>
-  <w:abstractNum w:abstractNumId="21" w15:restartNumberingAfterBreak="0">
+  <w:abstractNum w:abstractNumId="21" ns2:restartNumberingAfterBreak="0">
     <w:nsid w:val="62DF3F38"/>
     <w:multiLevelType w:val="multilevel"/>
     <w:tmpl w:val="7BD29BFA"/>
@@ -2932,7 +2932,7 @@
       </w:rPr>
     </w:lvl>
   </w:abstractNum>
-  <w:abstractNum w:abstractNumId="22" w15:restartNumberingAfterBreak="0">
+  <w:abstractNum w:abstractNumId="22" ns2:restartNumberingAfterBreak="0">
     <w:nsid w:val="631D1F17"/>
     <w:multiLevelType w:val="multilevel"/>
     <w:tmpl w:val="BD1095E4"/>
@@ -3057,7 +3057,7 @@
       </w:rPr>
     </w:lvl>
   </w:abstractNum>
-  <w:abstractNum w:abstractNumId="23" w15:restartNumberingAfterBreak="0">
+  <w:abstractNum w:abstractNumId="23" ns2:restartNumberingAfterBreak="0">
     <w:nsid w:val="669774E8"/>
     <w:multiLevelType w:val="hybridMultilevel"/>
     <w:tmpl w:val="DE921D0C"/>
@@ -3149,7 +3149,7 @@
       </w:pPr>
     </w:lvl>
   </w:abstractNum>
-  <w:abstractNum w:abstractNumId="24" w15:restartNumberingAfterBreak="0">
+  <w:abstractNum w:abstractNumId="24" ns2:restartNumberingAfterBreak="0">
     <w:nsid w:val="6BF67951"/>
     <w:multiLevelType w:val="multilevel"/>
     <w:tmpl w:val="CC9E436E"/>
@@ -3333,7 +3333,7 @@
       </w:rPr>
     </w:lvl>
   </w:abstractNum>
-  <w:abstractNum w:abstractNumId="25" w15:restartNumberingAfterBreak="0">
+  <w:abstractNum w:abstractNumId="25" ns2:restartNumberingAfterBreak="0">
     <w:nsid w:val="6C6F2C90"/>
     <w:multiLevelType w:val="multilevel"/>
     <w:tmpl w:val="0409001D"/>
@@ -3447,7 +3447,7 @@
       </w:pPr>
     </w:lvl>
   </w:abstractNum>
-  <w:abstractNum w:abstractNumId="26" w15:restartNumberingAfterBreak="0">
+  <w:abstractNum w:abstractNumId="26" ns2:restartNumberingAfterBreak="0">
     <w:nsid w:val="6CC63240"/>
     <w:multiLevelType w:val="hybridMultilevel"/>
     <w:tmpl w:val="8BAE252E"/>
@@ -3536,7 +3536,7 @@
       </w:pPr>
     </w:lvl>
   </w:abstractNum>
-  <w:abstractNum w:abstractNumId="27" w15:restartNumberingAfterBreak="0">
+  <w:abstractNum w:abstractNumId="27" ns2:restartNumberingAfterBreak="0">
     <w:nsid w:val="74F52F5E"/>
     <w:multiLevelType w:val="multilevel"/>
     <w:tmpl w:val="04090023"/>
@@ -3628,12 +3628,12 @@
       </w:pPr>
     </w:lvl>
   </w:abstractNum>
-  <w:abstractNum w:abstractNumId="28" w15:restartNumberingAfterBreak="0">
+  <w:abstractNum w:abstractNumId="28" ns2:restartNumberingAfterBreak="0">
     <w:nsid w:val="79CE3601"/>
     <w:multiLevelType w:val="multilevel"/>
     <w:tmpl w:val="9C747ECE"/>
     <w:lvl w:ilvl="0">
-      <w:start w:val="4"/>
+      <w:start w:val="1"/>
       <w:numFmt w:val="decimal"/>
       <w:lvlText w:val="%1."/>
       <w:lvlJc w:val="left"/>
@@ -3768,295 +3768,133 @@
       </w:rPr>
     </w:lvl>
   </w:abstractNum>
-  <w:num w:numId="1" w16cid:durableId="340739261">
+  <w:num w:numId="1" ns3:durableId="340739261">
     <w:abstractNumId w:val="21"/>
   </w:num>
-  <w:num w:numId="2" w16cid:durableId="1234196712">
+  <w:num w:numId="2" ns3:durableId="1234196712">
     <w:abstractNumId w:val="11"/>
   </w:num>
-  <w:num w:numId="3" w16cid:durableId="1777283836">
+  <w:num w:numId="3" ns3:durableId="1777283836">
     <w:abstractNumId w:val="7"/>
   </w:num>
-  <w:num w:numId="4" w16cid:durableId="854539783">
+  <w:num w:numId="4" ns3:durableId="854539783">
     <w:abstractNumId w:val="17"/>
   </w:num>
-  <w:num w:numId="5" w16cid:durableId="1613050250">
+  <w:num w:numId="5" ns3:durableId="1613050250">
     <w:abstractNumId w:val="24"/>
   </w:num>
-  <w:num w:numId="6" w16cid:durableId="2108429177">
+  <w:num w:numId="6" ns3:durableId="2108429177">
     <w:abstractNumId w:val="3"/>
   </w:num>
-  <w:num w:numId="7" w16cid:durableId="1547451538">
+  <w:num w:numId="7" ns3:durableId="1547451538">
     <w:abstractNumId w:val="2"/>
   </w:num>
-  <w:num w:numId="8" w16cid:durableId="501548374">
+  <w:num w:numId="8" ns3:durableId="501548374">
     <w:abstractNumId w:val="12"/>
   </w:num>
-  <w:num w:numId="9" w16cid:durableId="269237943">
+  <w:num w:numId="9" ns3:durableId="269237943">
     <w:abstractNumId w:val="23"/>
   </w:num>
-  <w:num w:numId="10" w16cid:durableId="287781932">
+  <w:num w:numId="10" ns3:durableId="287781932">
     <w:abstractNumId w:val="18"/>
   </w:num>
-  <w:num w:numId="11" w16cid:durableId="1828547577">
+  <w:num w:numId="11" ns3:durableId="1828547577">
     <w:abstractNumId w:val="19"/>
   </w:num>
-  <w:num w:numId="12" w16cid:durableId="431710242">
+  <w:num w:numId="12" ns3:durableId="431710242">
     <w:abstractNumId w:val="16"/>
   </w:num>
-  <w:num w:numId="13" w16cid:durableId="606280213">
+  <w:num w:numId="13" ns3:durableId="606280213">
     <w:abstractNumId w:val="0"/>
   </w:num>
-  <w:num w:numId="14" w16cid:durableId="223640136">
+  <w:num w:numId="14" ns3:durableId="223640136">
     <w:abstractNumId w:val="27"/>
   </w:num>
-  <w:num w:numId="15" w16cid:durableId="287200002">
+  <w:num w:numId="15" ns3:durableId="287200002">
     <w:abstractNumId w:val="22"/>
   </w:num>
-  <w:num w:numId="16" w16cid:durableId="792558497">
+  <w:num w:numId="16" ns3:durableId="792558497">
     <w:abstractNumId w:val="6"/>
   </w:num>
-  <w:num w:numId="17" w16cid:durableId="1345136144">
+  <w:num w:numId="17" ns3:durableId="1345136144">
     <w:abstractNumId w:val="24"/>
-    <w:lvlOverride w:ilvl="0">
-      <w:startOverride w:val="1"/>
-    </w:lvlOverride>
-    <w:lvlOverride w:ilvl="1">
-      <w:startOverride w:val="1"/>
-    </w:lvlOverride>
-    <w:lvlOverride w:ilvl="2">
-      <w:startOverride w:val="1"/>
-    </w:lvlOverride>
-    <w:lvlOverride w:ilvl="3">
-      <w:startOverride w:val="1"/>
-    </w:lvlOverride>
-    <w:lvlOverride w:ilvl="4">
-      <w:startOverride w:val="1"/>
-    </w:lvlOverride>
-    <w:lvlOverride w:ilvl="5">
-      <w:startOverride w:val="1"/>
-    </w:lvlOverride>
-    <w:lvlOverride w:ilvl="6">
-      <w:startOverride w:val="1"/>
-    </w:lvlOverride>
-    <w:lvlOverride w:ilvl="7">
-      <w:startOverride w:val="1"/>
-    </w:lvlOverride>
-    <w:lvlOverride w:ilvl="8">
-      <w:startOverride w:val="1"/>
-    </w:lvlOverride>
   </w:num>
-  <w:num w:numId="18" w16cid:durableId="1231381791">
-    <w:abstractNumId w:val="19"/>
-    <w:lvlOverride w:ilvl="0">
-      <w:startOverride w:val="1"/>
-    </w:lvlOverride>
-    <w:lvlOverride w:ilvl="1">
-      <w:startOverride w:val="1"/>
-    </w:lvlOverride>
-    <w:lvlOverride w:ilvl="2">
-      <w:startOverride w:val="1"/>
-    </w:lvlOverride>
-    <w:lvlOverride w:ilvl="3">
-      <w:startOverride w:val="1"/>
-    </w:lvlOverride>
-    <w:lvlOverride w:ilvl="4">
-      <w:startOverride w:val="1"/>
-    </w:lvlOverride>
-    <w:lvlOverride w:ilvl="5">
-      <w:startOverride w:val="1"/>
-    </w:lvlOverride>
-    <w:lvlOverride w:ilvl="6">
-      <w:startOverride w:val="1"/>
-    </w:lvlOverride>
-    <w:lvlOverride w:ilvl="7">
-      <w:startOverride w:val="1"/>
-    </w:lvlOverride>
-    <w:lvlOverride w:ilvl="8">
-      <w:startOverride w:val="1"/>
-    </w:lvlOverride>
-  </w:num>
-  <w:num w:numId="19" w16cid:durableId="782386690">
-    <w:abstractNumId w:val="24"/>
-    <w:lvlOverride w:ilvl="0">
-      <w:startOverride w:val="1"/>
-    </w:lvlOverride>
-    <w:lvlOverride w:ilvl="1">
-      <w:startOverride w:val="1"/>
-    </w:lvlOverride>
-    <w:lvlOverride w:ilvl="2">
-      <w:startOverride w:val="1"/>
-    </w:lvlOverride>
-    <w:lvlOverride w:ilvl="3">
-      <w:startOverride w:val="1"/>
-    </w:lvlOverride>
-    <w:lvlOverride w:ilvl="4">
-      <w:startOverride w:val="1"/>
-    </w:lvlOverride>
-    <w:lvlOverride w:ilvl="5">
-      <w:startOverride w:val="1"/>
-    </w:lvlOverride>
-    <w:lvlOverride w:ilvl="6">
-      <w:startOverride w:val="1"/>
-    </w:lvlOverride>
-    <w:lvlOverride w:ilvl="7">
-      <w:startOverride w:val="1"/>
-    </w:lvlOverride>
-    <w:lvlOverride w:ilvl="8">
-      <w:startOverride w:val="1"/>
-    </w:lvlOverride>
-  </w:num>
-  <w:num w:numId="20" w16cid:durableId="729500212">
-    <w:abstractNumId w:val="24"/>
-    <w:lvlOverride w:ilvl="0">
-      <w:startOverride w:val="1"/>
-    </w:lvlOverride>
-    <w:lvlOverride w:ilvl="1">
-      <w:startOverride w:val="1"/>
-    </w:lvlOverride>
-    <w:lvlOverride w:ilvl="2">
-      <w:startOverride w:val="1"/>
-    </w:lvlOverride>
-    <w:lvlOverride w:ilvl="3">
-      <w:startOverride w:val="1"/>
-    </w:lvlOverride>
-    <w:lvlOverride w:ilvl="4">
-      <w:startOverride w:val="1"/>
-    </w:lvlOverride>
-    <w:lvlOverride w:ilvl="5">
-      <w:startOverride w:val="1"/>
-    </w:lvlOverride>
-    <w:lvlOverride w:ilvl="6">
-      <w:startOverride w:val="1"/>
-    </w:lvlOverride>
-    <w:lvlOverride w:ilvl="7">
-      <w:startOverride w:val="1"/>
-    </w:lvlOverride>
-    <w:lvlOverride w:ilvl="8">
-      <w:startOverride w:val="1"/>
-    </w:lvlOverride>
-  </w:num>
-  <w:num w:numId="21" w16cid:durableId="1512138963">
+  <w:num w:numId="18" ns3:durableId="1231381791">
     <w:abstractNumId w:val="19"/>
   </w:num>
-  <w:num w:numId="22" w16cid:durableId="1530992391">
+  <w:num w:numId="19" ns3:durableId="782386690">
     <w:abstractNumId w:val="24"/>
   </w:num>
-  <w:num w:numId="23" w16cid:durableId="97337011">
+  <w:num w:numId="20" ns3:durableId="729500212">
     <w:abstractNumId w:val="24"/>
   </w:num>
-  <w:num w:numId="24" w16cid:durableId="1519811080">
-    <w:abstractNumId w:val="24"/>
-    <w:lvlOverride w:ilvl="0">
-      <w:startOverride w:val="1"/>
-    </w:lvlOverride>
-    <w:lvlOverride w:ilvl="1">
-      <w:startOverride w:val="1"/>
-    </w:lvlOverride>
-    <w:lvlOverride w:ilvl="2">
-      <w:startOverride w:val="1"/>
-    </w:lvlOverride>
-    <w:lvlOverride w:ilvl="3">
-      <w:startOverride w:val="1"/>
-    </w:lvlOverride>
-    <w:lvlOverride w:ilvl="4">
-      <w:startOverride w:val="1"/>
-    </w:lvlOverride>
-    <w:lvlOverride w:ilvl="5">
-      <w:startOverride w:val="1"/>
-    </w:lvlOverride>
-    <w:lvlOverride w:ilvl="6">
-      <w:startOverride w:val="1"/>
-    </w:lvlOverride>
-    <w:lvlOverride w:ilvl="7">
-      <w:startOverride w:val="1"/>
-    </w:lvlOverride>
-    <w:lvlOverride w:ilvl="8">
-      <w:startOverride w:val="1"/>
-    </w:lvlOverride>
+  <w:num w:numId="21" ns3:durableId="1512138963">
+    <w:abstractNumId w:val="19"/>
   </w:num>
-  <w:num w:numId="25" w16cid:durableId="1890418606">
+  <w:num w:numId="22" ns3:durableId="1530992391">
     <w:abstractNumId w:val="24"/>
   </w:num>
-  <w:num w:numId="26" w16cid:durableId="1157645809">
-    <w:abstractNumId w:val="24"/>
-    <w:lvlOverride w:ilvl="0">
-      <w:startOverride w:val="1"/>
-    </w:lvlOverride>
-    <w:lvlOverride w:ilvl="1">
-      <w:startOverride w:val="1"/>
-    </w:lvlOverride>
-    <w:lvlOverride w:ilvl="2">
-      <w:startOverride w:val="1"/>
-    </w:lvlOverride>
-    <w:lvlOverride w:ilvl="3">
-      <w:startOverride w:val="1"/>
-    </w:lvlOverride>
-    <w:lvlOverride w:ilvl="4">
-      <w:startOverride w:val="1"/>
-    </w:lvlOverride>
-    <w:lvlOverride w:ilvl="5">
-      <w:startOverride w:val="1"/>
-    </w:lvlOverride>
-    <w:lvlOverride w:ilvl="6">
-      <w:startOverride w:val="1"/>
-    </w:lvlOverride>
-    <w:lvlOverride w:ilvl="7">
-      <w:startOverride w:val="1"/>
-    </w:lvlOverride>
-    <w:lvlOverride w:ilvl="8">
-      <w:startOverride w:val="1"/>
-    </w:lvlOverride>
-  </w:num>
-  <w:num w:numId="27" w16cid:durableId="1185434720">
+  <w:num w:numId="23" ns3:durableId="97337011">
     <w:abstractNumId w:val="24"/>
   </w:num>
-  <w:num w:numId="28" w16cid:durableId="411859220">
+  <w:num w:numId="24" ns3:durableId="1519811080">
     <w:abstractNumId w:val="24"/>
   </w:num>
-  <w:num w:numId="29" w16cid:durableId="1449930083">
+  <w:num w:numId="25" ns3:durableId="1890418606">
+    <w:abstractNumId w:val="24"/>
+  </w:num>
+  <w:num w:numId="26" ns3:durableId="1157645809">
+    <w:abstractNumId w:val="24"/>
+  </w:num>
+  <w:num w:numId="27" ns3:durableId="1185434720">
+    <w:abstractNumId w:val="24"/>
+  </w:num>
+  <w:num w:numId="28" ns3:durableId="411859220">
+    <w:abstractNumId w:val="24"/>
+  </w:num>
+  <w:num w:numId="29" ns3:durableId="1449930083">
     <w:abstractNumId w:val="26"/>
   </w:num>
-  <w:num w:numId="30" w16cid:durableId="633406819">
+  <w:num w:numId="30" ns3:durableId="633406819">
     <w:abstractNumId w:val="20"/>
   </w:num>
-  <w:num w:numId="31" w16cid:durableId="1659307770">
+  <w:num w:numId="31" ns3:durableId="1659307770">
     <w:abstractNumId w:val="1"/>
   </w:num>
-  <w:num w:numId="32" w16cid:durableId="869610395">
+  <w:num w:numId="32" ns3:durableId="869610395">
     <w:abstractNumId w:val="24"/>
   </w:num>
-  <w:num w:numId="33" w16cid:durableId="954143754">
+  <w:num w:numId="33" ns3:durableId="954143754">
     <w:abstractNumId w:val="24"/>
   </w:num>
-  <w:num w:numId="34" w16cid:durableId="190804298">
+  <w:num w:numId="34" ns3:durableId="190804298">
     <w:abstractNumId w:val="24"/>
   </w:num>
-  <w:num w:numId="35" w16cid:durableId="621378980">
+  <w:num w:numId="35" ns3:durableId="621378980">
     <w:abstractNumId w:val="13"/>
   </w:num>
-  <w:num w:numId="36" w16cid:durableId="1370912860">
+  <w:num w:numId="36" ns3:durableId="1370912860">
     <w:abstractNumId w:val="9"/>
   </w:num>
-  <w:num w:numId="37" w16cid:durableId="2136755365">
+  <w:num w:numId="37" ns3:durableId="2136755365">
     <w:abstractNumId w:val="4"/>
   </w:num>
-  <w:num w:numId="38" w16cid:durableId="1902473696">
+  <w:num w:numId="38" ns3:durableId="1902473696">
     <w:abstractNumId w:val="15"/>
   </w:num>
-  <w:num w:numId="39" w16cid:durableId="1566837841">
+  <w:num w:numId="39" ns3:durableId="1566837841">
     <w:abstractNumId w:val="14"/>
   </w:num>
-  <w:num w:numId="40" w16cid:durableId="1825848834">
+  <w:num w:numId="40" ns3:durableId="1825848834">
     <w:abstractNumId w:val="5"/>
   </w:num>
-  <w:num w:numId="41" w16cid:durableId="1744596112">
+  <w:num w:numId="41" ns3:durableId="1744596112">
     <w:abstractNumId w:val="10"/>
   </w:num>
-  <w:num w:numId="42" w16cid:durableId="35589480">
+  <w:num w:numId="42" ns3:durableId="35589480">
     <w:abstractNumId w:val="28"/>
   </w:num>
-  <w:num w:numId="43" w16cid:durableId="1636334522">
+  <w:num w:numId="43" ns3:durableId="1636334522">
     <w:abstractNumId w:val="8"/>
   </w:num>
   <w:numIdMacAtCleanup w:val="20"/>

--- a/plugin/skills/docx-footnotes/assets/sablon-casa.docx
+++ b/plugin/skills/docx-footnotes/assets/sablon-casa.docx
@@ -1,12 +1,12 @@
 
 <file path=word/document.xml><?xml version="1.0" encoding="utf-8"?>
-<w:document xmlns:ns1="http://schemas.openxmlformats.org/markup-compatibility/2006" xmlns:ns2="http://schemas.openxmlformats.org/officeDocument/2006/relationships" xmlns:w="http://schemas.openxmlformats.org/wordprocessingml/2006/main" ns1:Ignorable="w14 w15 w16se w16cid w16 w16cex w16sdtdh w16sdtfl w16du wp14">
+<w:document xmlns:mc="http://schemas.openxmlformats.org/markup-compatibility/2006" xmlns:r="http://schemas.openxmlformats.org/officeDocument/2006/relationships" xmlns:w="http://schemas.openxmlformats.org/wordprocessingml/2006/main" xmlns:w14="http://schemas.microsoft.com/office/word/2010/wordml" xmlns:w15="http://schemas.microsoft.com/office/word/2012/wordml" xmlns:w16se="http://schemas.microsoft.com/office/word/2015/wordml/symex" xmlns:w16cid="http://schemas.microsoft.com/office/word/2016/wordml/cid" xmlns:w16="http://schemas.microsoft.com/office/word/2018/wordml" xmlns:w16cex="http://schemas.microsoft.com/office/word/2018/wordml/cex" xmlns:w16sdtdh="http://schemas.microsoft.com/office/word/2020/wordml/sdtdatahash" xmlns:w16sdtfl="http://schemas.microsoft.com/office/word/2024/wordml/sdtformatlock" xmlns:w16du="http://schemas.microsoft.com/office/word/2023/wordml/word16du" xmlns:wp14="http://schemas.microsoft.com/office/word/2010/wordprocessingDrawing" mc:Ignorable="w14 w15 w16se w16cid w16 w16cex w16sdtdh w16sdtfl w16du wp14">
   <w:body>
     <w:p/>
     <w:sectPr>
-      <w:footerReference w:type="default" ns2:id="rId9"/>
-      <w:headerReference w:type="first" ns2:id="rId10"/>
-      <w:footerReference w:type="first" ns2:id="rId11"/>
+      <w:footerReference w:type="default" r:id="rId9"/>
+      <w:headerReference w:type="first" r:id="rId10"/>
+      <w:footerReference w:type="first" r:id="rId11"/>
       <w:pgSz w:w="11907" w:h="16839" w:code="9"/>
       <w:pgMar w:top="1134" w:right="851" w:bottom="403" w:left="1985" w:header="1440" w:footer="0" w:gutter="0"/>
       <w:cols w:space="720"/>
@@ -476,7 +476,7 @@
 </file>
 
 <file path=word/numbering.xml><?xml version="1.0" encoding="utf-8"?>
-<w:numbering xmlns:ns1="http://schemas.openxmlformats.org/markup-compatibility/2006" xmlns:ns2="http://schemas.microsoft.com/office/word/2012/wordml" xmlns:ns3="http://schemas.microsoft.com/office/word/2016/wordml/cid" xmlns:w="http://schemas.openxmlformats.org/wordprocessingml/2006/main" ns1:Ignorable="w14 w15 w16se w16cid w16 w16cex w16sdtdh w16sdtfl w16du wp14">
+<w:numbering xmlns:mc="http://schemas.openxmlformats.org/markup-compatibility/2006" xmlns:ns2="http://schemas.microsoft.com/office/word/2012/wordml" xmlns:ns3="http://schemas.microsoft.com/office/word/2016/wordml/cid" xmlns:w="http://schemas.openxmlformats.org/wordprocessingml/2006/main" xmlns:w14="http://schemas.microsoft.com/office/word/2010/wordml" xmlns:w15="http://schemas.microsoft.com/office/word/2012/wordml" xmlns:w16se="http://schemas.microsoft.com/office/word/2015/wordml/symex" xmlns:w16cid="http://schemas.microsoft.com/office/word/2016/wordml/cid" xmlns:w16="http://schemas.microsoft.com/office/word/2018/wordml" xmlns:w16cex="http://schemas.microsoft.com/office/word/2018/wordml/cex" xmlns:w16sdtdh="http://schemas.microsoft.com/office/word/2020/wordml/sdtdatahash" xmlns:w16sdtfl="http://schemas.microsoft.com/office/word/2024/wordml/sdtformatlock" xmlns:w16du="http://schemas.microsoft.com/office/word/2023/wordml/word16du" xmlns:wp14="http://schemas.microsoft.com/office/word/2010/wordprocessingDrawing" mc:Ignorable="w14 w15 w16se w16cid w16 w16cex w16sdtdh w16sdtfl w16du wp14">
   <w:abstractNum w:abstractNumId="0" ns2:restartNumberingAfterBreak="0">
     <w:nsid w:val="00377701"/>
     <w:multiLevelType w:val="multilevel"/>

--- a/plugin/skills/docx-footnotes/assets/sablon-casa.docx
+++ b/plugin/skills/docx-footnotes/assets/sablon-casa.docx
@@ -430,46 +430,7 @@
       </w:drawing>
     </w:r>
     <w:r>
-      <w:object w:dxaOrig="1399" w:dyaOrig="905" w14:anchorId="715B05AB">
-        <v:shapetype id="_x0000_t75" coordsize="21600,21600" o:spt="75" o:preferrelative="t" path="m@4@5l@4@11@9@11@9@5xe" filled="f" stroked="f">
-          <v:stroke joinstyle="miter"/>
-          <v:formulas>
-            <v:f eqn="if lineDrawn pixelLineWidth 0"/>
-            <v:f eqn="sum @0 1 0"/>
-            <v:f eqn="sum 0 0 @1"/>
-            <v:f eqn="prod @2 1 2"/>
-            <v:f eqn="prod @3 21600 pixelWidth"/>
-            <v:f eqn="prod @3 21600 pixelHeight"/>
-            <v:f eqn="sum @0 0 1"/>
-            <v:f eqn="prod @6 1 2"/>
-            <v:f eqn="prod @7 21600 pixelWidth"/>
-            <v:f eqn="sum @8 21600 0"/>
-            <v:f eqn="prod @7 21600 pixelHeight"/>
-            <v:f eqn="sum @10 21600 0"/>
-          </v:formulas>
-          <v:path o:extrusionok="f" gradientshapeok="t" o:connecttype="rect"/>
-          <o:lock v:ext="edit" aspectratio="t"/>
-        </v:shapetype>
-        <v:shape id="_x0000_i1025" type="#_x0000_t75" style="width:70.5pt;height:45.75pt">
-          <v:imagedata r:id="rId2" o:title=""/>
-        </v:shape>
-        <o:OLEObject Type="Embed" ProgID="Word.Document.12" ShapeID="_x0000_i1025" DrawAspect="Icon" ObjectID="_1841312039" r:id="rId3">
-          <o:FieldCodes>\s</o:FieldCodes>
-        </o:OLEObject>
-      </w:object>
-    </w:r>
-    <w:r>
       <w:t xml:space="preserve"> </w:t>
-    </w:r>
-    <w:r>
-      <w:object w:dxaOrig="1399" w:dyaOrig="905" w14:anchorId="1881449B">
-        <v:shape id="_x0000_i1026" type="#_x0000_t75" style="width:70.5pt;height:45.75pt">
-          <v:imagedata r:id="rId4" o:title=""/>
-        </v:shape>
-        <o:OLEObject Type="Embed" ProgID="Word.Document.12" ShapeID="_x0000_i1026" DrawAspect="Icon" ObjectID="_1841312040" r:id="rId5">
-          <o:FieldCodes>\s</o:FieldCodes>
-        </o:OLEObject>
-      </w:object>
     </w:r>
   </w:p>
 </w:hdr>
